--- a/docs/Силинцев Владислав Лаб 2 P3314.docx
+++ b/docs/Силинцев Владислав Лаб 2 P3314.docx
@@ -1,6 +1,6 @@
 
 <file path=word/document.xml><?xml version="1.0" encoding="utf-8"?>
-<w:document xmlns:o="urn:schemas-microsoft-com:office:office" xmlns:r="http://schemas.openxmlformats.org/officeDocument/2006/relationships" xmlns:v="urn:schemas-microsoft-com:vml" xmlns:w="http://schemas.openxmlformats.org/wordprocessingml/2006/main" xmlns:w10="urn:schemas-microsoft-com:office:word" xmlns:wp="http://schemas.openxmlformats.org/drawingml/2006/wordprocessingDrawing" xmlns:pic="http://schemas.openxmlformats.org/drawingml/2006/picture" xmlns:wps="http://schemas.microsoft.com/office/word/2010/wordprocessingShape" xmlns:wpg="http://schemas.microsoft.com/office/word/2010/wordprocessingGroup" xmlns:mc="http://schemas.openxmlformats.org/markup-compatibility/2006" xmlns:wp14="http://schemas.microsoft.com/office/word/2010/wordprocessingDrawing" xmlns:w14="http://schemas.microsoft.com/office/word/2010/wordml" xmlns:w15="http://schemas.microsoft.com/office/word/2012/wordml" mc:Ignorable="w14 wp14 w15">
+<w:document xmlns:o="urn:schemas-microsoft-com:office:office" xmlns:r="http://schemas.openxmlformats.org/officeDocument/2006/relationships" xmlns:v="urn:schemas-microsoft-com:vml" xmlns:w="http://schemas.openxmlformats.org/wordprocessingml/2006/main" xmlns:w10="urn:schemas-microsoft-com:office:word" xmlns:wp="http://schemas.openxmlformats.org/drawingml/2006/wordprocessingDrawing" xmlns:wps="http://schemas.microsoft.com/office/word/2010/wordprocessingShape" xmlns:wpg="http://schemas.microsoft.com/office/word/2010/wordprocessingGroup" xmlns:mc="http://schemas.openxmlformats.org/markup-compatibility/2006" xmlns:wp14="http://schemas.microsoft.com/office/word/2010/wordprocessingDrawing" xmlns:w14="http://schemas.microsoft.com/office/word/2010/wordml" xmlns:w15="http://schemas.microsoft.com/office/word/2012/wordml" mc:Ignorable="w14 wp14 w15">
   <w:body>
     <w:p>
       <w:pPr>
@@ -15,6 +15,9 @@
           <w:rFonts w:eastAsia="Times New Roman" w:cs="Times New Roman"/>
           <w:szCs w:val="28"/>
         </w:rPr>
+        <w:t>Федеральное государственное автономное образовательное учреждение высшего образования «Национальный исследовательский университет ИТМО»</w:t>
+      </w:r>
+      <w:r>
         <mc:AlternateContent>
           <mc:Choice Requires="wps">
             <w:drawing>
@@ -33,26 +36,19 @@
                 <a:graphic xmlns:a="http://schemas.openxmlformats.org/drawingml/2006/main">
                   <a:graphicData uri="http://schemas.microsoft.com/office/word/2010/wordprocessingShape">
                     <wps:wsp>
-                      <wps:cNvSpPr/>
+                      <wps:cNvSpPr txBox="1"/>
                       <wps:spPr>
                         <a:xfrm>
                           <a:off x="0" y="0"/>
-                          <a:ext cx="213480" cy="213480"/>
+                          <a:ext cx="213360" cy="213360"/>
                         </a:xfrm>
-                        <a:prstGeom prst="rect">
-                          <a:avLst/>
-                        </a:prstGeom>
-                        <a:noFill/>
-                        <a:ln w="0">
-                          <a:noFill/>
-                        </a:ln>
+                        <a:prstGeom prst="rect"/>
+                        <a:solidFill>
+                          <a:srgbClr val="FFFFFF">
+                            <a:alpha val="0"/>
+                          </a:srgbClr>
+                        </a:solidFill>
                       </wps:spPr>
-                      <wps:style>
-                        <a:lnRef idx="0"/>
-                        <a:fillRef idx="0"/>
-                        <a:effectRef idx="0"/>
-                        <a:fontRef idx="minor"/>
-                      </wps:style>
                       <wps:txbx>
                         <w:txbxContent>
                           <w:p>
@@ -69,7 +65,7 @@
                           </w:p>
                         </w:txbxContent>
                       </wps:txbx>
-                      <wps:bodyPr lIns="0" rIns="0" tIns="0" bIns="0" anchor="t">
+                      <wps:bodyPr anchor="t" lIns="0" tIns="0" rIns="0" bIns="0">
                         <a:noAutofit/>
                       </wps:bodyPr>
                     </wps:wsp>
@@ -80,188 +76,9 @@
           </mc:Choice>
           <mc:Fallback>
             <w:pict>
-              <v:rect id="shape_0" ID="Врезка1" path="m0,0l-2147483645,0l-2147483645,-2147483646l0,-2147483646xe" fillcolor="white" stroked="f" o:allowincell="f" style="position:absolute;margin-left:-16.8pt;margin-top:0.05pt;width:16.75pt;height:16.75pt;mso-wrap-style:none;v-text-anchor:middle">
-                <v:fill o:detectmouseclick="t" type="solid" color2="black" opacity="0"/>
-                <v:stroke color="#3465a4" joinstyle="round" endcap="flat"/>
-                <v:textbox>
-                  <w:txbxContent>
-                    <w:p>
-                      <w:pPr>
-                        <w:pStyle w:val="BodyText"/>
-                        <w:spacing w:before="0" w:after="140"/>
-                        <w:rPr>
-                          <w:color w:val="000000"/>
-                        </w:rPr>
-                      </w:pPr>
-                      <w:r>
-                        <w:rPr/>
-                      </w:r>
-                    </w:p>
-                  </w:txbxContent>
-                </v:textbox>
-                <w10:wrap type="none"/>
-              </v:rect>
-            </w:pict>
-          </mc:Fallback>
-        </mc:AlternateContent>
-        <mc:AlternateContent>
-          <mc:Choice Requires="wps">
-            <w:drawing>
-              <wp:anchor behindDoc="0" distT="0" distB="0" distL="0" distR="0" simplePos="0" locked="0" layoutInCell="1" allowOverlap="1" relativeHeight="4">
-                <wp:simplePos x="0" y="0"/>
-                <wp:positionH relativeFrom="column">
-                  <wp:posOffset>-213360</wp:posOffset>
-                </wp:positionH>
-                <wp:positionV relativeFrom="paragraph">
-                  <wp:posOffset>635</wp:posOffset>
-                </wp:positionV>
-                <wp:extent cx="213360" cy="213360"/>
-                <wp:effectExtent l="0" t="0" r="0" b="0"/>
-                <wp:wrapNone/>
-                <wp:docPr id="2" name="Врезка2"/>
-                <a:graphic xmlns:a="http://schemas.openxmlformats.org/drawingml/2006/main">
-                  <a:graphicData uri="http://schemas.microsoft.com/office/word/2010/wordprocessingShape">
-                    <wps:wsp>
-                      <wps:cNvSpPr/>
-                      <wps:spPr>
-                        <a:xfrm>
-                          <a:off x="0" y="0"/>
-                          <a:ext cx="213480" cy="213480"/>
-                        </a:xfrm>
-                        <a:prstGeom prst="rect">
-                          <a:avLst/>
-                        </a:prstGeom>
-                        <a:noFill/>
-                        <a:ln w="0">
-                          <a:noFill/>
-                        </a:ln>
-                      </wps:spPr>
-                      <wps:style>
-                        <a:lnRef idx="0"/>
-                        <a:fillRef idx="0"/>
-                        <a:effectRef idx="0"/>
-                        <a:fontRef idx="minor"/>
-                      </wps:style>
-                      <wps:txbx>
-                        <w:txbxContent>
-                          <w:p>
-                            <w:pPr>
-                              <w:pStyle w:val="BodyText"/>
-                              <w:spacing w:before="0" w:after="140"/>
-                              <w:rPr>
-                                <w:color w:val="000000"/>
-                              </w:rPr>
-                            </w:pPr>
-                            <w:r>
-                              <w:rPr/>
-                            </w:r>
-                          </w:p>
-                        </w:txbxContent>
-                      </wps:txbx>
-                      <wps:bodyPr lIns="0" rIns="0" tIns="0" bIns="0" anchor="t">
-                        <a:noAutofit/>
-                      </wps:bodyPr>
-                    </wps:wsp>
-                  </a:graphicData>
-                </a:graphic>
-              </wp:anchor>
-            </w:drawing>
-          </mc:Choice>
-          <mc:Fallback>
-            <w:pict>
-              <v:rect id="shape_0" ID="Врезка2" path="m0,0l-2147483645,0l-2147483645,-2147483646l0,-2147483646xe" fillcolor="white" stroked="f" o:allowincell="f" style="position:absolute;margin-left:-16.8pt;margin-top:0.05pt;width:16.75pt;height:16.75pt;mso-wrap-style:none;v-text-anchor:middle">
-                <v:fill o:detectmouseclick="t" type="solid" color2="black" opacity="0"/>
-                <v:stroke color="#3465a4" joinstyle="round" endcap="flat"/>
-                <v:textbox>
-                  <w:txbxContent>
-                    <w:p>
-                      <w:pPr>
-                        <w:pStyle w:val="BodyText"/>
-                        <w:spacing w:before="0" w:after="140"/>
-                        <w:rPr>
-                          <w:color w:val="000000"/>
-                        </w:rPr>
-                      </w:pPr>
-                      <w:r>
-                        <w:rPr/>
-                      </w:r>
-                    </w:p>
-                  </w:txbxContent>
-                </v:textbox>
-                <w10:wrap type="none"/>
-              </v:rect>
-            </w:pict>
-          </mc:Fallback>
-        </mc:AlternateContent>
-        <mc:AlternateContent>
-          <mc:Choice Requires="wps">
-            <w:drawing>
-              <wp:anchor behindDoc="0" distT="0" distB="0" distL="0" distR="0" simplePos="0" locked="0" layoutInCell="1" allowOverlap="1" relativeHeight="6">
-                <wp:simplePos x="0" y="0"/>
-                <wp:positionH relativeFrom="column">
-                  <wp:posOffset>-213360</wp:posOffset>
-                </wp:positionH>
-                <wp:positionV relativeFrom="paragraph">
-                  <wp:posOffset>635</wp:posOffset>
-                </wp:positionV>
-                <wp:extent cx="213360" cy="213360"/>
-                <wp:effectExtent l="0" t="0" r="0" b="0"/>
-                <wp:wrapNone/>
-                <wp:docPr id="3" name="Врезка3"/>
-                <a:graphic xmlns:a="http://schemas.openxmlformats.org/drawingml/2006/main">
-                  <a:graphicData uri="http://schemas.microsoft.com/office/word/2010/wordprocessingShape">
-                    <wps:wsp>
-                      <wps:cNvSpPr/>
-                      <wps:spPr>
-                        <a:xfrm>
-                          <a:off x="0" y="0"/>
-                          <a:ext cx="213480" cy="213480"/>
-                        </a:xfrm>
-                        <a:prstGeom prst="rect">
-                          <a:avLst/>
-                        </a:prstGeom>
-                        <a:noFill/>
-                        <a:ln w="0">
-                          <a:noFill/>
-                        </a:ln>
-                      </wps:spPr>
-                      <wps:style>
-                        <a:lnRef idx="0"/>
-                        <a:fillRef idx="0"/>
-                        <a:effectRef idx="0"/>
-                        <a:fontRef idx="minor"/>
-                      </wps:style>
-                      <wps:txbx>
-                        <w:txbxContent>
-                          <w:p>
-                            <w:pPr>
-                              <w:pStyle w:val="BodyText"/>
-                              <w:spacing w:before="0" w:after="140"/>
-                              <w:rPr>
-                                <w:color w:val="000000"/>
-                              </w:rPr>
-                            </w:pPr>
-                            <w:r>
-                              <w:rPr/>
-                            </w:r>
-                          </w:p>
-                        </w:txbxContent>
-                      </wps:txbx>
-                      <wps:bodyPr lIns="0" rIns="0" tIns="0" bIns="0" anchor="t">
-                        <a:noAutofit/>
-                      </wps:bodyPr>
-                    </wps:wsp>
-                  </a:graphicData>
-                </a:graphic>
-              </wp:anchor>
-            </w:drawing>
-          </mc:Choice>
-          <mc:Fallback>
-            <w:pict>
-              <v:rect id="shape_0" ID="Врезка3" path="m0,0l-2147483645,0l-2147483645,-2147483646l0,-2147483646xe" fillcolor="white" stroked="f" o:allowincell="f" style="position:absolute;margin-left:-16.8pt;margin-top:0.05pt;width:16.75pt;height:16.75pt;mso-wrap-style:none;v-text-anchor:middle">
-                <v:fill o:detectmouseclick="t" type="solid" color2="black" opacity="0"/>
-                <v:stroke color="#3465a4" joinstyle="round" endcap="flat"/>
-                <v:textbox>
+              <v:rect fillcolor="#FFFFFF" stroked="f" strokeweight="0pt" style="position:absolute;rotation:-0;width:16.8pt;height:16.8pt;mso-wrap-distance-left:0pt;mso-wrap-distance-right:0pt;mso-wrap-distance-top:0pt;mso-wrap-distance-bottom:0pt;margin-top:0.05pt;mso-position-vertical-relative:text;margin-left:-16.8pt;mso-position-horizontal-relative:text">
+                <v:fill opacity="0f"/>
+                <v:textbox inset="0in,0in,0in,0in">
                   <w:txbxContent>
                     <w:p>
                       <w:pPr>
@@ -284,11 +101,170 @@
         </mc:AlternateContent>
       </w:r>
       <w:r>
-        <w:rPr>
-          <w:rFonts w:eastAsia="Times New Roman" w:cs="Times New Roman"/>
-          <w:szCs w:val="28"/>
-        </w:rPr>
-        <w:t>Федеральное государственное автономное образовательное учреждение высшего образования «Национальный исследовательский университет ИТМО»</w:t>
+        <mc:AlternateContent>
+          <mc:Choice Requires="wps">
+            <w:drawing>
+              <wp:anchor behindDoc="0" distT="0" distB="0" distL="0" distR="0" simplePos="0" locked="0" layoutInCell="1" allowOverlap="1" relativeHeight="3">
+                <wp:simplePos x="0" y="0"/>
+                <wp:positionH relativeFrom="column">
+                  <wp:posOffset>-213360</wp:posOffset>
+                </wp:positionH>
+                <wp:positionV relativeFrom="paragraph">
+                  <wp:posOffset>635</wp:posOffset>
+                </wp:positionV>
+                <wp:extent cx="213360" cy="213360"/>
+                <wp:effectExtent l="0" t="0" r="0" b="0"/>
+                <wp:wrapNone/>
+                <wp:docPr id="2" name="Врезка2"/>
+                <a:graphic xmlns:a="http://schemas.openxmlformats.org/drawingml/2006/main">
+                  <a:graphicData uri="http://schemas.microsoft.com/office/word/2010/wordprocessingShape">
+                    <wps:wsp>
+                      <wps:cNvSpPr txBox="1"/>
+                      <wps:spPr>
+                        <a:xfrm>
+                          <a:off x="0" y="0"/>
+                          <a:ext cx="213360" cy="213360"/>
+                        </a:xfrm>
+                        <a:prstGeom prst="rect"/>
+                        <a:solidFill>
+                          <a:srgbClr val="FFFFFF">
+                            <a:alpha val="0"/>
+                          </a:srgbClr>
+                        </a:solidFill>
+                      </wps:spPr>
+                      <wps:txbx>
+                        <w:txbxContent>
+                          <w:p>
+                            <w:pPr>
+                              <w:pStyle w:val="BodyText"/>
+                              <w:spacing w:before="0" w:after="140"/>
+                              <w:rPr>
+                                <w:color w:val="000000"/>
+                              </w:rPr>
+                            </w:pPr>
+                            <w:r>
+                              <w:rPr/>
+                            </w:r>
+                          </w:p>
+                        </w:txbxContent>
+                      </wps:txbx>
+                      <wps:bodyPr anchor="t" lIns="0" tIns="0" rIns="0" bIns="0">
+                        <a:noAutofit/>
+                      </wps:bodyPr>
+                    </wps:wsp>
+                  </a:graphicData>
+                </a:graphic>
+              </wp:anchor>
+            </w:drawing>
+          </mc:Choice>
+          <mc:Fallback>
+            <w:pict>
+              <v:rect fillcolor="#FFFFFF" stroked="f" strokeweight="0pt" style="position:absolute;rotation:-0;width:16.8pt;height:16.8pt;mso-wrap-distance-left:0pt;mso-wrap-distance-right:0pt;mso-wrap-distance-top:0pt;mso-wrap-distance-bottom:0pt;margin-top:0.05pt;mso-position-vertical-relative:text;margin-left:-16.8pt;mso-position-horizontal-relative:text">
+                <v:fill opacity="0f"/>
+                <v:textbox inset="0in,0in,0in,0in">
+                  <w:txbxContent>
+                    <w:p>
+                      <w:pPr>
+                        <w:pStyle w:val="BodyText"/>
+                        <w:spacing w:before="0" w:after="140"/>
+                        <w:rPr>
+                          <w:color w:val="000000"/>
+                        </w:rPr>
+                      </w:pPr>
+                      <w:r>
+                        <w:rPr/>
+                      </w:r>
+                    </w:p>
+                  </w:txbxContent>
+                </v:textbox>
+                <w10:wrap type="none"/>
+              </v:rect>
+            </w:pict>
+          </mc:Fallback>
+        </mc:AlternateContent>
+      </w:r>
+      <w:r>
+        <mc:AlternateContent>
+          <mc:Choice Requires="wps">
+            <w:drawing>
+              <wp:anchor behindDoc="0" distT="0" distB="0" distL="0" distR="0" simplePos="0" locked="0" layoutInCell="1" allowOverlap="1" relativeHeight="4">
+                <wp:simplePos x="0" y="0"/>
+                <wp:positionH relativeFrom="column">
+                  <wp:posOffset>-213360</wp:posOffset>
+                </wp:positionH>
+                <wp:positionV relativeFrom="paragraph">
+                  <wp:posOffset>635</wp:posOffset>
+                </wp:positionV>
+                <wp:extent cx="213360" cy="213360"/>
+                <wp:effectExtent l="0" t="0" r="0" b="0"/>
+                <wp:wrapNone/>
+                <wp:docPr id="3" name="Врезка3"/>
+                <a:graphic xmlns:a="http://schemas.openxmlformats.org/drawingml/2006/main">
+                  <a:graphicData uri="http://schemas.microsoft.com/office/word/2010/wordprocessingShape">
+                    <wps:wsp>
+                      <wps:cNvSpPr txBox="1"/>
+                      <wps:spPr>
+                        <a:xfrm>
+                          <a:off x="0" y="0"/>
+                          <a:ext cx="213360" cy="213360"/>
+                        </a:xfrm>
+                        <a:prstGeom prst="rect"/>
+                        <a:solidFill>
+                          <a:srgbClr val="FFFFFF">
+                            <a:alpha val="0"/>
+                          </a:srgbClr>
+                        </a:solidFill>
+                      </wps:spPr>
+                      <wps:txbx>
+                        <w:txbxContent>
+                          <w:p>
+                            <w:pPr>
+                              <w:pStyle w:val="BodyText"/>
+                              <w:spacing w:before="0" w:after="140"/>
+                              <w:rPr>
+                                <w:color w:val="000000"/>
+                              </w:rPr>
+                            </w:pPr>
+                            <w:r>
+                              <w:rPr/>
+                            </w:r>
+                          </w:p>
+                        </w:txbxContent>
+                      </wps:txbx>
+                      <wps:bodyPr anchor="t" lIns="0" tIns="0" rIns="0" bIns="0">
+                        <a:noAutofit/>
+                      </wps:bodyPr>
+                    </wps:wsp>
+                  </a:graphicData>
+                </a:graphic>
+              </wp:anchor>
+            </w:drawing>
+          </mc:Choice>
+          <mc:Fallback>
+            <w:pict>
+              <v:rect fillcolor="#FFFFFF" stroked="f" strokeweight="0pt" style="position:absolute;rotation:-0;width:16.8pt;height:16.8pt;mso-wrap-distance-left:0pt;mso-wrap-distance-right:0pt;mso-wrap-distance-top:0pt;mso-wrap-distance-bottom:0pt;margin-top:0.05pt;mso-position-vertical-relative:text;margin-left:-16.8pt;mso-position-horizontal-relative:text">
+                <v:fill opacity="0f"/>
+                <v:textbox inset="0in,0in,0in,0in">
+                  <w:txbxContent>
+                    <w:p>
+                      <w:pPr>
+                        <w:pStyle w:val="BodyText"/>
+                        <w:spacing w:before="0" w:after="140"/>
+                        <w:rPr>
+                          <w:color w:val="000000"/>
+                        </w:rPr>
+                      </w:pPr>
+                      <w:r>
+                        <w:rPr/>
+                      </w:r>
+                    </w:p>
+                  </w:txbxContent>
+                </v:textbox>
+                <w10:wrap type="none"/>
+              </v:rect>
+            </w:pict>
+          </mc:Fallback>
+        </mc:AlternateContent>
       </w:r>
     </w:p>
     <w:p>
@@ -393,15 +369,7 @@
           <w:rFonts w:eastAsia="Times New Roman" w:cs="Times New Roman"/>
           <w:szCs w:val="28"/>
         </w:rPr>
-        <w:t>Лабораторная работа №</w:t>
-      </w:r>
-      <w:r>
-        <w:rPr>
-          <w:rFonts w:eastAsia="Times New Roman" w:cs="Times New Roman"/>
-          <w:szCs w:val="28"/>
-          <w:lang w:val="en-US"/>
-        </w:rPr>
-        <w:t>2</w:t>
+        <w:t>Лабораторная работа №2</w:t>
       </w:r>
     </w:p>
     <w:p>
@@ -767,13 +735,7 @@
               <w:rPr>
                 <w:rFonts w:ascii="Cambria Math" w:hAnsi="Cambria Math"/>
               </w:rPr>
-              <m:t xml:space="preserve">,</m:t>
-            </m:r>
-            <m:r>
-              <w:rPr>
-                <w:rFonts w:ascii="Cambria Math" w:hAnsi="Cambria Math"/>
-              </w:rPr>
-              <m:t xml:space="preserve">5</m:t>
+              <m:t xml:space="preserve">,5</m:t>
             </m:r>
           </m:e>
         </m:d>
@@ -2341,13 +2303,7 @@
           <w:rPr>
             <w:rStyle w:val="Hyperlink"/>
           </w:rPr>
-          <w:t>https://github.com/vvlaads/Image-Processing-</w:t>
-        </w:r>
-        <w:r>
-          <w:rPr>
-            <w:rStyle w:val="Hyperlink"/>
-          </w:rPr>
-          <w:t>2</w:t>
+          <w:t>https://github.com/vvlaads/Image-Processing-2</w:t>
         </w:r>
       </w:hyperlink>
       <w:r>
@@ -2362,19 +2318,488 @@
       <w:pPr>
         <w:pStyle w:val="Heading1"/>
         <w:spacing w:lineRule="auto" w:line="360" w:before="0" w:after="0"/>
-        <w:ind w:left="709"/>
         <w:jc w:val="center"/>
         <w:rPr/>
       </w:pPr>
-      <w:bookmarkStart w:id="5" w:name="__RefHeading___Toc522_1614521587_Копия_1"/>
+      <w:bookmarkStart w:id="5" w:name="__RefHeading___Toc638_3412834385_Копия_1"/>
       <w:bookmarkEnd w:id="5"/>
       <w:r>
         <w:rPr>
           <w:rFonts w:eastAsia="Times New Roman" w:cs="Times New Roman"/>
           <w:bCs/>
-          <w:color w:val="auto"/>
+          <w:color w:themeColor="text1" w:val="000000"/>
         </w:rPr>
-        <w:t>Пример входных данных и результаты</w:t>
+        <w:t>Алгоритм работы</w:t>
+      </w:r>
+    </w:p>
+    <w:p>
+      <w:pPr>
+        <w:pStyle w:val="BodyText"/>
+        <w:numPr>
+          <w:ilvl w:val="0"/>
+          <w:numId w:val="4"/>
+        </w:numPr>
+        <w:spacing w:before="0" w:after="159"/>
+        <w:rPr/>
+      </w:pPr>
+      <w:r>
+        <w:rPr/>
+        <w:t xml:space="preserve">Задается исходная функция </w:t>
+      </w:r>
+      <w:r>
+        <w:rPr/>
+      </w:r>
+      <m:oMath xmlns:m="http://schemas.openxmlformats.org/officeDocument/2006/math">
+        <m:r>
+          <w:rPr>
+            <w:rFonts w:ascii="Cambria Math" w:hAnsi="Cambria Math"/>
+          </w:rPr>
+          <m:t xml:space="preserve">f</m:t>
+        </m:r>
+        <m:d>
+          <m:dPr>
+            <m:begChr m:val="("/>
+            <m:endChr m:val=")"/>
+          </m:dPr>
+          <m:e>
+            <m:r>
+              <w:rPr>
+                <w:rFonts w:ascii="Cambria Math" w:hAnsi="Cambria Math"/>
+              </w:rPr>
+              <m:t xml:space="preserve">x</m:t>
+            </m:r>
+          </m:e>
+        </m:d>
+        <m:r>
+          <w:rPr>
+            <w:rFonts w:ascii="Cambria Math" w:hAnsi="Cambria Math"/>
+          </w:rPr>
+          <m:t xml:space="preserve">=</m:t>
+        </m:r>
+        <m:sSup>
+          <m:e>
+            <m:r>
+              <w:rPr>
+                <w:rFonts w:ascii="Cambria Math" w:hAnsi="Cambria Math"/>
+              </w:rPr>
+              <m:t xml:space="preserve">x</m:t>
+            </m:r>
+          </m:e>
+          <m:sup>
+            <m:r>
+              <w:rPr>
+                <w:rFonts w:ascii="Cambria Math" w:hAnsi="Cambria Math"/>
+              </w:rPr>
+              <m:t xml:space="preserve">2</m:t>
+            </m:r>
+          </m:sup>
+        </m:sSup>
+      </m:oMath>
+      <w:r>
+        <w:rPr/>
+        <w:t xml:space="preserve"> на интервале от a=2 до b=5. Точное значение интеграла на этом интервале равно 39. Это значение используется как эталон для вычисления ошибок.</w:t>
+      </w:r>
+    </w:p>
+    <w:p>
+      <w:pPr>
+        <w:pStyle w:val="BodyText"/>
+        <w:numPr>
+          <w:ilvl w:val="0"/>
+          <w:numId w:val="4"/>
+        </w:numPr>
+        <w:spacing w:before="0" w:after="159"/>
+        <w:rPr/>
+      </w:pPr>
+      <w:r>
+        <w:rPr/>
+        <w:t xml:space="preserve">Определяются три нормированные функции плотности вероятности на том же интервале: </w:t>
+      </w:r>
+      <w:r>
+        <w:rPr/>
+      </w:r>
+      <m:oMath xmlns:m="http://schemas.openxmlformats.org/officeDocument/2006/math">
+        <m:sSub>
+          <m:e>
+            <m:r>
+              <w:rPr>
+                <w:rFonts w:ascii="Cambria Math" w:hAnsi="Cambria Math"/>
+              </w:rPr>
+              <m:t xml:space="preserve">p</m:t>
+            </m:r>
+          </m:e>
+          <m:sub>
+            <m:r>
+              <w:rPr>
+                <w:rFonts w:ascii="Cambria Math" w:hAnsi="Cambria Math"/>
+              </w:rPr>
+              <m:t xml:space="preserve">1</m:t>
+            </m:r>
+          </m:sub>
+        </m:sSub>
+        <m:d>
+          <m:dPr>
+            <m:begChr m:val="("/>
+            <m:endChr m:val=")"/>
+          </m:dPr>
+          <m:e>
+            <m:r>
+              <w:rPr>
+                <w:rFonts w:ascii="Cambria Math" w:hAnsi="Cambria Math"/>
+              </w:rPr>
+              <m:t xml:space="preserve">x</m:t>
+            </m:r>
+          </m:e>
+        </m:d>
+        <m:r>
+          <w:rPr>
+            <w:rFonts w:ascii="Cambria Math" w:hAnsi="Cambria Math"/>
+          </w:rPr>
+          <m:t xml:space="preserve">∼</m:t>
+        </m:r>
+        <m:r>
+          <w:rPr>
+            <w:rFonts w:ascii="Cambria Math" w:hAnsi="Cambria Math"/>
+          </w:rPr>
+          <m:t xml:space="preserve">x</m:t>
+        </m:r>
+      </m:oMath>
+      <w:r>
+        <w:rPr/>
+        <w:t xml:space="preserve">, </w:t>
+      </w:r>
+      <w:r>
+        <w:rPr/>
+      </w:r>
+      <m:oMath xmlns:m="http://schemas.openxmlformats.org/officeDocument/2006/math">
+        <m:sSub>
+          <m:e>
+            <m:r>
+              <w:rPr>
+                <w:rFonts w:ascii="Cambria Math" w:hAnsi="Cambria Math"/>
+              </w:rPr>
+              <m:t xml:space="preserve">p</m:t>
+            </m:r>
+          </m:e>
+          <m:sub>
+            <m:r>
+              <w:rPr>
+                <w:rFonts w:ascii="Cambria Math" w:hAnsi="Cambria Math"/>
+              </w:rPr>
+              <m:t xml:space="preserve">2</m:t>
+            </m:r>
+          </m:sub>
+        </m:sSub>
+        <m:d>
+          <m:dPr>
+            <m:begChr m:val="("/>
+            <m:endChr m:val=")"/>
+          </m:dPr>
+          <m:e>
+            <m:r>
+              <w:rPr>
+                <w:rFonts w:ascii="Cambria Math" w:hAnsi="Cambria Math"/>
+              </w:rPr>
+              <m:t xml:space="preserve">x</m:t>
+            </m:r>
+          </m:e>
+        </m:d>
+        <m:r>
+          <w:rPr>
+            <w:rFonts w:ascii="Cambria Math" w:hAnsi="Cambria Math"/>
+          </w:rPr>
+          <m:t xml:space="preserve">∼</m:t>
+        </m:r>
+        <m:sSup>
+          <m:e>
+            <m:r>
+              <w:rPr>
+                <w:rFonts w:ascii="Cambria Math" w:hAnsi="Cambria Math"/>
+              </w:rPr>
+              <m:t xml:space="preserve">x</m:t>
+            </m:r>
+          </m:e>
+          <m:sup>
+            <m:r>
+              <w:rPr>
+                <w:rFonts w:ascii="Cambria Math" w:hAnsi="Cambria Math"/>
+              </w:rPr>
+              <m:t xml:space="preserve">2</m:t>
+            </m:r>
+          </m:sup>
+        </m:sSup>
+      </m:oMath>
+      <w:r>
+        <w:rPr/>
+        <w:t xml:space="preserve"> и </w:t>
+      </w:r>
+      <w:r>
+        <w:rPr/>
+      </w:r>
+      <m:oMath xmlns:m="http://schemas.openxmlformats.org/officeDocument/2006/math">
+        <m:sSub>
+          <m:e>
+            <m:r>
+              <w:rPr>
+                <w:rFonts w:ascii="Cambria Math" w:hAnsi="Cambria Math"/>
+              </w:rPr>
+              <m:t xml:space="preserve">p</m:t>
+            </m:r>
+          </m:e>
+          <m:sub>
+            <m:r>
+              <w:rPr>
+                <w:rFonts w:ascii="Cambria Math" w:hAnsi="Cambria Math"/>
+              </w:rPr>
+              <m:t xml:space="preserve">3</m:t>
+            </m:r>
+          </m:sub>
+        </m:sSub>
+        <m:d>
+          <m:dPr>
+            <m:begChr m:val="("/>
+            <m:endChr m:val=")"/>
+          </m:dPr>
+          <m:e>
+            <m:r>
+              <w:rPr>
+                <w:rFonts w:ascii="Cambria Math" w:hAnsi="Cambria Math"/>
+              </w:rPr>
+              <m:t xml:space="preserve">x</m:t>
+            </m:r>
+          </m:e>
+        </m:d>
+        <m:r>
+          <w:rPr>
+            <w:rFonts w:ascii="Cambria Math" w:hAnsi="Cambria Math"/>
+          </w:rPr>
+          <m:t xml:space="preserve">∼</m:t>
+        </m:r>
+        <m:sSup>
+          <m:e>
+            <m:r>
+              <w:rPr>
+                <w:rFonts w:ascii="Cambria Math" w:hAnsi="Cambria Math"/>
+              </w:rPr>
+              <m:t xml:space="preserve">x</m:t>
+            </m:r>
+          </m:e>
+          <m:sup>
+            <m:r>
+              <w:rPr>
+                <w:rFonts w:ascii="Cambria Math" w:hAnsi="Cambria Math"/>
+              </w:rPr>
+              <m:t xml:space="preserve">3</m:t>
+            </m:r>
+          </m:sup>
+        </m:sSup>
+      </m:oMath>
+      <w:r>
+        <w:rPr/>
+        <w:t>. Для каждой из них аналитически вычисляются нормировочные коэффициенты и обратные функции распределения, которые позволяют преобразовывать равномерно распределенные случайные числа в числа, распределенные согласно этим плотностям.</w:t>
+      </w:r>
+    </w:p>
+    <w:p>
+      <w:pPr>
+        <w:pStyle w:val="BodyText"/>
+        <w:numPr>
+          <w:ilvl w:val="0"/>
+          <w:numId w:val="4"/>
+        </w:numPr>
+        <w:spacing w:before="0" w:after="159"/>
+        <w:rPr/>
+      </w:pPr>
+      <w:r>
+        <w:rPr/>
+        <w:t>Программа выполняет вычисления для четырех объемов выборки: 100, 1000, 10000 и 100000 точек. Для каждого объема запускаются все методы интегрирования.</w:t>
+      </w:r>
+    </w:p>
+    <w:p>
+      <w:pPr>
+        <w:pStyle w:val="BodyText"/>
+        <w:numPr>
+          <w:ilvl w:val="0"/>
+          <w:numId w:val="4"/>
+        </w:numPr>
+        <w:spacing w:before="0" w:after="159"/>
+        <w:rPr/>
+      </w:pPr>
+      <w:r>
+        <w:rPr/>
+        <w:t>Для каждого метода и каждого объема работает функция estimate. Она многократно вызывает соответствующий метод интегрирования, суммирует полученные значения, делит сумму на количество вызовов и получает оценку интеграла. Затем вычисляет абсолютную ошибку как модуль разности между полученной оценкой и точным значением 39. Оценка погрешности считается как истинное значение интеграла, деленная на корень из размера выборки.</w:t>
+      </w:r>
+    </w:p>
+    <w:p>
+      <w:pPr>
+        <w:pStyle w:val="BodyText"/>
+        <w:numPr>
+          <w:ilvl w:val="0"/>
+          <w:numId w:val="4"/>
+        </w:numPr>
+        <w:spacing w:before="0" w:after="159"/>
+        <w:rPr/>
+      </w:pPr>
+      <w:r>
+        <w:rPr/>
+        <w:t>Простой метод Монте-Карло генерирует случайную точку равномерно на интервале, вычисляет в ней значение функции и умножает на длину интервала.</w:t>
+      </w:r>
+    </w:p>
+    <w:p>
+      <w:pPr>
+        <w:pStyle w:val="BodyText"/>
+        <w:numPr>
+          <w:ilvl w:val="0"/>
+          <w:numId w:val="4"/>
+        </w:numPr>
+        <w:spacing w:before="0" w:after="159"/>
+        <w:rPr/>
+      </w:pPr>
+      <w:r>
+        <w:rPr/>
+        <w:t>Метод со стратификацией разбивает интервал на отрезки длиной 0.5, на каждом отрезке применяет простой метод с одной точкой и суммирует результаты.</w:t>
+      </w:r>
+    </w:p>
+    <w:p>
+      <w:pPr>
+        <w:pStyle w:val="BodyText"/>
+        <w:numPr>
+          <w:ilvl w:val="0"/>
+          <w:numId w:val="4"/>
+        </w:numPr>
+        <w:spacing w:before="0" w:after="159"/>
+        <w:rPr/>
+      </w:pPr>
+      <w:r>
+        <w:rPr/>
+        <w:t xml:space="preserve">Метод с выборкой по значимости для каждой из трех плотностей генерирует случайное число </w:t>
+      </w:r>
+      <w:r>
+        <w:rPr/>
+      </w:r>
+      <m:oMath xmlns:m="http://schemas.openxmlformats.org/officeDocument/2006/math">
+        <m:r>
+          <w:rPr>
+            <w:rFonts w:ascii="Cambria Math" w:hAnsi="Cambria Math"/>
+          </w:rPr>
+          <m:t xml:space="preserve">τ</m:t>
+        </m:r>
+      </m:oMath>
+      <w:r>
+        <w:rPr/>
+        <w:t xml:space="preserve"> от 0 до 1, через обратную функцию получает точку </w:t>
+      </w:r>
+      <w:r>
+        <w:rPr/>
+      </w:r>
+      <m:oMath xmlns:m="http://schemas.openxmlformats.org/officeDocument/2006/math">
+        <m:r>
+          <w:rPr>
+            <w:rFonts w:ascii="Cambria Math" w:hAnsi="Cambria Math"/>
+          </w:rPr>
+          <m:t xml:space="preserve">ξ</m:t>
+        </m:r>
+      </m:oMath>
+      <w:r>
+        <w:rPr/>
+        <w:t>, распределенную согласно нужной плотности, и вычисляет отношение значения функции к плотности в этой точке.</w:t>
+      </w:r>
+    </w:p>
+    <w:p>
+      <w:pPr>
+        <w:pStyle w:val="BodyText"/>
+        <w:numPr>
+          <w:ilvl w:val="0"/>
+          <w:numId w:val="4"/>
+        </w:numPr>
+        <w:spacing w:before="0" w:after="159"/>
+        <w:rPr/>
+      </w:pPr>
+      <w:r>
+        <w:rPr/>
+        <w:t xml:space="preserve">Метод с многократной выборкой комбинирует две стратегии: </w:t>
+      </w:r>
+      <w:r>
+        <w:rPr/>
+      </w:r>
+      <m:oMath xmlns:m="http://schemas.openxmlformats.org/officeDocument/2006/math">
+        <m:sSub>
+          <m:e>
+            <m:r>
+              <w:rPr>
+                <w:rFonts w:ascii="Cambria Math" w:hAnsi="Cambria Math"/>
+              </w:rPr>
+              <m:t xml:space="preserve">p</m:t>
+            </m:r>
+          </m:e>
+          <m:sub>
+            <m:r>
+              <w:rPr>
+                <w:rFonts w:ascii="Cambria Math" w:hAnsi="Cambria Math"/>
+              </w:rPr>
+              <m:t xml:space="preserve">1</m:t>
+            </m:r>
+          </m:sub>
+        </m:sSub>
+      </m:oMath>
+      <w:r>
+        <w:rPr/>
+        <w:t xml:space="preserve"> и </w:t>
+      </w:r>
+      <w:r>
+        <w:rPr/>
+      </w:r>
+      <m:oMath xmlns:m="http://schemas.openxmlformats.org/officeDocument/2006/math">
+        <m:sSub>
+          <m:e>
+            <m:r>
+              <w:rPr>
+                <w:rFonts w:ascii="Cambria Math" w:hAnsi="Cambria Math"/>
+              </w:rPr>
+              <m:t xml:space="preserve">p</m:t>
+            </m:r>
+          </m:e>
+          <m:sub>
+            <m:r>
+              <w:rPr>
+                <w:rFonts w:ascii="Cambria Math" w:hAnsi="Cambria Math"/>
+              </w:rPr>
+              <m:t xml:space="preserve">3</m:t>
+            </m:r>
+          </m:sub>
+        </m:sSub>
+      </m:oMath>
+      <w:r>
+        <w:rPr/>
+        <w:t>. По одному случайному числу тау генерируются две точки из разных распределений. Для каждой точки вычисляются весовые коэффициенты по балансной или степенной эвристике. Результат получается как взвешенная сумма вкладов от обеих точек.</w:t>
+      </w:r>
+    </w:p>
+    <w:p>
+      <w:pPr>
+        <w:pStyle w:val="BodyText"/>
+        <w:numPr>
+          <w:ilvl w:val="0"/>
+          <w:numId w:val="4"/>
+        </w:numPr>
+        <w:spacing w:before="0" w:after="159"/>
+        <w:rPr/>
+      </w:pPr>
+      <w:r>
+        <w:rPr/>
+        <w:t>Метод с русской рулеткой генерирует случайную точку равномерно на интервале. Задается вероятность продолжения r. Вычисляется порог r1. Если точка оказалась правее порога, вклад считается нулевым. Иначе вклад вычисляется с поправочным коэффициентом, компенсирующим оборванные траектории. Метод тестируется с вероятностями 0.5, 0.75 и 0.9.</w:t>
+      </w:r>
+    </w:p>
+    <w:p>
+      <w:pPr>
+        <w:pStyle w:val="BodyText"/>
+        <w:numPr>
+          <w:ilvl w:val="0"/>
+          <w:numId w:val="4"/>
+        </w:numPr>
+        <w:spacing w:before="0" w:after="159"/>
+        <w:rPr/>
+      </w:pPr>
+      <w:r>
+        <w:rPr/>
+        <w:t>Для каждого объема выборки программа выводит результаты всех методов: вычисленное значение интеграла, абсолютную ошибку и оценку погрешности.</w:t>
       </w:r>
     </w:p>
     <w:p>
@@ -2383,11 +2808,8 @@
         <w:spacing w:before="0" w:after="159"/>
         <w:rPr/>
       </w:pPr>
-      <w:bookmarkStart w:id="6" w:name="__RefHeading___Toc524_1614521587_Копия_2"/>
-      <w:bookmarkEnd w:id="6"/>
       <w:r>
         <w:rPr/>
-        <w:t>Текст.</w:t>
       </w:r>
       <w:r>
         <w:br w:type="page"/>
@@ -2401,10 +2823,6145 @@
         <w:jc w:val="center"/>
         <w:rPr/>
       </w:pPr>
-      <w:bookmarkStart w:id="7" w:name="__RefHeading___Toc644_3412834385"/>
-      <w:bookmarkStart w:id="8" w:name="_Toc213488761"/>
-      <w:bookmarkStart w:id="9" w:name="_Toc146616696"/>
-      <w:bookmarkEnd w:id="7"/>
+      <w:bookmarkStart w:id="6" w:name="__RefHeading___Toc522_1614521587_Копия_1"/>
+      <w:bookmarkEnd w:id="6"/>
+      <w:r>
+        <w:rPr>
+          <w:rFonts w:eastAsia="Times New Roman" w:cs="Times New Roman"/>
+          <w:bCs/>
+          <w:color w:val="auto"/>
+        </w:rPr>
+        <w:t>Результаты в виде таблицы</w:t>
+      </w:r>
+    </w:p>
+    <w:tbl>
+      <w:tblPr>
+        <w:tblStyle w:val="afe"/>
+        <w:tblW w:w="9566" w:type="dxa"/>
+        <w:jc w:val="left"/>
+        <w:tblInd w:w="0" w:type="dxa"/>
+        <w:tblLayout w:type="fixed"/>
+        <w:tblCellMar>
+          <w:top w:w="0" w:type="dxa"/>
+          <w:left w:w="108" w:type="dxa"/>
+          <w:bottom w:w="0" w:type="dxa"/>
+          <w:right w:w="108" w:type="dxa"/>
+        </w:tblCellMar>
+        <w:tblLook w:firstRow="1" w:noVBand="1" w:lastRow="0" w:firstColumn="1" w:lastColumn="0" w:noHBand="0" w:val="04a0"/>
+      </w:tblPr>
+      <w:tblGrid>
+        <w:gridCol w:w="1285"/>
+        <w:gridCol w:w="2700"/>
+        <w:gridCol w:w="1851"/>
+        <w:gridCol w:w="1834"/>
+        <w:gridCol w:w="1896"/>
+      </w:tblGrid>
+      <w:tr>
+        <w:trPr/>
+        <w:tc>
+          <w:tcPr>
+            <w:tcW w:w="1285" w:type="dxa"/>
+            <w:tcBorders/>
+            <w:vAlign w:val="center"/>
+          </w:tcPr>
+          <w:p>
+            <w:pPr>
+              <w:pStyle w:val="BodyText"/>
+              <w:widowControl/>
+              <w:suppressAutoHyphens w:val="true"/>
+              <w:spacing w:before="0" w:after="159"/>
+              <w:ind w:hanging="0"/>
+              <w:jc w:val="center"/>
+              <w:rPr>
+                <w:rFonts w:eastAsia="Calibri"/>
+              </w:rPr>
+            </w:pPr>
+            <w:bookmarkStart w:id="7" w:name="__RefHeading___Toc524_1614521587_Копия_2"/>
+            <w:bookmarkEnd w:id="7"/>
+            <w:r>
+              <w:rPr>
+                <w:rFonts w:eastAsia="Calibri" w:cs=""/>
+                <w:kern w:val="0"/>
+                <w:szCs w:val="22"/>
+                <w:lang w:val="ru-RU" w:eastAsia="en-US" w:bidi="ar-SA"/>
+              </w:rPr>
+              <w:t>N</w:t>
+            </w:r>
+          </w:p>
+        </w:tc>
+        <w:tc>
+          <w:tcPr>
+            <w:tcW w:w="2700" w:type="dxa"/>
+            <w:tcBorders/>
+            <w:vAlign w:val="center"/>
+          </w:tcPr>
+          <w:p>
+            <w:pPr>
+              <w:pStyle w:val="BodyText"/>
+              <w:widowControl/>
+              <w:suppressAutoHyphens w:val="true"/>
+              <w:spacing w:before="0" w:after="159"/>
+              <w:ind w:hanging="0"/>
+              <w:jc w:val="center"/>
+              <w:rPr>
+                <w:rFonts w:eastAsia="Calibri"/>
+              </w:rPr>
+            </w:pPr>
+            <w:r>
+              <w:rPr>
+                <w:rFonts w:eastAsia="Calibri" w:cs=""/>
+                <w:kern w:val="0"/>
+                <w:szCs w:val="22"/>
+                <w:lang w:val="ru-RU" w:eastAsia="en-US" w:bidi="ar-SA"/>
+              </w:rPr>
+              <w:t>Метод</w:t>
+            </w:r>
+          </w:p>
+        </w:tc>
+        <w:tc>
+          <w:tcPr>
+            <w:tcW w:w="1851" w:type="dxa"/>
+            <w:tcBorders/>
+            <w:vAlign w:val="center"/>
+          </w:tcPr>
+          <w:p>
+            <w:pPr>
+              <w:pStyle w:val="BodyText"/>
+              <w:widowControl/>
+              <w:suppressAutoHyphens w:val="true"/>
+              <w:spacing w:before="0" w:after="159"/>
+              <w:ind w:hanging="0"/>
+              <w:jc w:val="center"/>
+              <w:rPr>
+                <w:rFonts w:eastAsia="Calibri"/>
+              </w:rPr>
+            </w:pPr>
+            <w:r>
+              <w:rPr>
+                <w:rFonts w:eastAsia="Calibri" w:cs=""/>
+                <w:kern w:val="0"/>
+                <w:szCs w:val="22"/>
+                <w:lang w:val="ru-RU" w:eastAsia="en-US" w:bidi="ar-SA"/>
+              </w:rPr>
+              <w:t>Интеграл (I)</w:t>
+            </w:r>
+          </w:p>
+        </w:tc>
+        <w:tc>
+          <w:tcPr>
+            <w:tcW w:w="1834" w:type="dxa"/>
+            <w:tcBorders/>
+            <w:vAlign w:val="center"/>
+          </w:tcPr>
+          <w:p>
+            <w:pPr>
+              <w:pStyle w:val="BodyText"/>
+              <w:widowControl/>
+              <w:suppressAutoHyphens w:val="true"/>
+              <w:spacing w:before="0" w:after="159"/>
+              <w:ind w:hanging="0"/>
+              <w:jc w:val="center"/>
+              <w:rPr>
+                <w:rFonts w:eastAsia="Calibri"/>
+              </w:rPr>
+            </w:pPr>
+            <w:r>
+              <w:rPr>
+                <w:rFonts w:eastAsia="Calibri" w:cs=""/>
+                <w:kern w:val="0"/>
+                <w:szCs w:val="22"/>
+                <w:lang w:val="ru-RU" w:eastAsia="en-US" w:bidi="ar-SA"/>
+              </w:rPr>
+              <w:t>Ошибка (err)</w:t>
+            </w:r>
+          </w:p>
+        </w:tc>
+        <w:tc>
+          <w:tcPr>
+            <w:tcW w:w="1896" w:type="dxa"/>
+            <w:tcBorders/>
+            <w:vAlign w:val="center"/>
+          </w:tcPr>
+          <w:p>
+            <w:pPr>
+              <w:pStyle w:val="BodyText"/>
+              <w:widowControl/>
+              <w:suppressAutoHyphens w:val="true"/>
+              <w:spacing w:before="0" w:after="159"/>
+              <w:ind w:hanging="0"/>
+              <w:jc w:val="center"/>
+              <w:rPr>
+                <w:rFonts w:eastAsia="Calibri"/>
+              </w:rPr>
+            </w:pPr>
+            <w:r>
+              <w:rPr>
+                <w:rFonts w:eastAsia="Calibri" w:cs=""/>
+                <w:kern w:val="0"/>
+                <w:szCs w:val="22"/>
+                <w:lang w:val="ru-RU" w:eastAsia="en-US" w:bidi="ar-SA"/>
+              </w:rPr>
+              <w:t>Оценка погрешности (delta)</w:t>
+            </w:r>
+          </w:p>
+        </w:tc>
+      </w:tr>
+      <w:tr>
+        <w:trPr/>
+        <w:tc>
+          <w:tcPr>
+            <w:tcW w:w="1285" w:type="dxa"/>
+            <w:tcBorders/>
+            <w:vAlign w:val="center"/>
+          </w:tcPr>
+          <w:p>
+            <w:pPr>
+              <w:pStyle w:val="BodyText"/>
+              <w:widowControl/>
+              <w:suppressAutoHyphens w:val="true"/>
+              <w:spacing w:before="0" w:after="159"/>
+              <w:ind w:hanging="0"/>
+              <w:jc w:val="center"/>
+              <w:rPr>
+                <w:rFonts w:eastAsia="Calibri"/>
+              </w:rPr>
+            </w:pPr>
+            <w:r>
+              <w:rPr>
+                <w:rFonts w:eastAsia="Calibri" w:cs=""/>
+                <w:kern w:val="0"/>
+                <w:szCs w:val="22"/>
+                <w:lang w:val="ru-RU" w:eastAsia="en-US" w:bidi="ar-SA"/>
+              </w:rPr>
+              <w:t>100</w:t>
+            </w:r>
+          </w:p>
+        </w:tc>
+        <w:tc>
+          <w:tcPr>
+            <w:tcW w:w="2700" w:type="dxa"/>
+            <w:tcBorders/>
+            <w:vAlign w:val="center"/>
+          </w:tcPr>
+          <w:p>
+            <w:pPr>
+              <w:pStyle w:val="BodyText"/>
+              <w:widowControl/>
+              <w:suppressAutoHyphens w:val="true"/>
+              <w:spacing w:before="0" w:after="159"/>
+              <w:ind w:hanging="0"/>
+              <w:jc w:val="center"/>
+              <w:rPr>
+                <w:rFonts w:eastAsia="Calibri"/>
+              </w:rPr>
+            </w:pPr>
+            <w:r>
+              <w:rPr>
+                <w:rFonts w:eastAsia="Calibri" w:cs=""/>
+                <w:kern w:val="0"/>
+                <w:szCs w:val="22"/>
+                <w:lang w:val="ru-RU" w:eastAsia="en-US" w:bidi="ar-SA"/>
+              </w:rPr>
+              <w:t>Простой Монте-Карло</w:t>
+            </w:r>
+          </w:p>
+        </w:tc>
+        <w:tc>
+          <w:tcPr>
+            <w:tcW w:w="1851" w:type="dxa"/>
+            <w:tcBorders/>
+            <w:vAlign w:val="center"/>
+          </w:tcPr>
+          <w:p>
+            <w:pPr>
+              <w:pStyle w:val="BodyText"/>
+              <w:widowControl/>
+              <w:suppressAutoHyphens w:val="true"/>
+              <w:spacing w:before="0" w:after="159"/>
+              <w:ind w:hanging="0"/>
+              <w:jc w:val="center"/>
+              <w:rPr>
+                <w:rFonts w:eastAsia="Calibri"/>
+              </w:rPr>
+            </w:pPr>
+            <w:r>
+              <w:rPr>
+                <w:rFonts w:eastAsia="Calibri" w:cs=""/>
+                <w:kern w:val="0"/>
+                <w:szCs w:val="22"/>
+                <w:lang w:val="ru-RU" w:eastAsia="en-US" w:bidi="ar-SA"/>
+              </w:rPr>
+              <w:t>37.8004</w:t>
+            </w:r>
+          </w:p>
+        </w:tc>
+        <w:tc>
+          <w:tcPr>
+            <w:tcW w:w="1834" w:type="dxa"/>
+            <w:tcBorders/>
+            <w:vAlign w:val="center"/>
+          </w:tcPr>
+          <w:p>
+            <w:pPr>
+              <w:pStyle w:val="BodyText"/>
+              <w:widowControl/>
+              <w:suppressAutoHyphens w:val="true"/>
+              <w:spacing w:before="0" w:after="159"/>
+              <w:ind w:hanging="0"/>
+              <w:jc w:val="center"/>
+              <w:rPr>
+                <w:rFonts w:eastAsia="Calibri"/>
+              </w:rPr>
+            </w:pPr>
+            <w:r>
+              <w:rPr>
+                <w:rFonts w:eastAsia="Calibri" w:cs=""/>
+                <w:kern w:val="0"/>
+                <w:szCs w:val="22"/>
+                <w:lang w:val="ru-RU" w:eastAsia="en-US" w:bidi="ar-SA"/>
+              </w:rPr>
+              <w:t>1.1996</w:t>
+            </w:r>
+          </w:p>
+        </w:tc>
+        <w:tc>
+          <w:tcPr>
+            <w:tcW w:w="1896" w:type="dxa"/>
+            <w:tcBorders/>
+            <w:vAlign w:val="center"/>
+          </w:tcPr>
+          <w:p>
+            <w:pPr>
+              <w:pStyle w:val="BodyText"/>
+              <w:widowControl/>
+              <w:suppressAutoHyphens w:val="true"/>
+              <w:spacing w:before="0" w:after="159"/>
+              <w:ind w:hanging="0"/>
+              <w:jc w:val="center"/>
+              <w:rPr>
+                <w:rFonts w:eastAsia="Calibri"/>
+              </w:rPr>
+            </w:pPr>
+            <w:r>
+              <w:rPr>
+                <w:rFonts w:eastAsia="Calibri" w:cs=""/>
+                <w:kern w:val="0"/>
+                <w:szCs w:val="22"/>
+                <w:lang w:val="ru-RU" w:eastAsia="en-US" w:bidi="ar-SA"/>
+              </w:rPr>
+              <w:t>3.90000</w:t>
+            </w:r>
+          </w:p>
+        </w:tc>
+      </w:tr>
+      <w:tr>
+        <w:trPr/>
+        <w:tc>
+          <w:tcPr>
+            <w:tcW w:w="1285" w:type="dxa"/>
+            <w:tcBorders/>
+            <w:vAlign w:val="center"/>
+          </w:tcPr>
+          <w:p>
+            <w:pPr>
+              <w:pStyle w:val="BodyText"/>
+              <w:widowControl/>
+              <w:suppressAutoHyphens w:val="true"/>
+              <w:spacing w:before="0" w:after="159"/>
+              <w:ind w:hanging="0"/>
+              <w:jc w:val="center"/>
+              <w:rPr>
+                <w:rFonts w:eastAsia="Calibri"/>
+              </w:rPr>
+            </w:pPr>
+            <w:r>
+              <w:rPr>
+                <w:rFonts w:eastAsia="Calibri" w:cs=""/>
+                <w:kern w:val="0"/>
+                <w:szCs w:val="22"/>
+                <w:lang w:val="ru-RU" w:eastAsia="en-US" w:bidi="ar-SA"/>
+              </w:rPr>
+              <w:t>100</w:t>
+            </w:r>
+          </w:p>
+        </w:tc>
+        <w:tc>
+          <w:tcPr>
+            <w:tcW w:w="2700" w:type="dxa"/>
+            <w:tcBorders/>
+            <w:vAlign w:val="center"/>
+          </w:tcPr>
+          <w:p>
+            <w:pPr>
+              <w:pStyle w:val="BodyText"/>
+              <w:widowControl/>
+              <w:suppressAutoHyphens w:val="true"/>
+              <w:spacing w:before="0" w:after="159"/>
+              <w:ind w:hanging="0"/>
+              <w:jc w:val="center"/>
+              <w:rPr>
+                <w:rFonts w:eastAsia="Calibri"/>
+              </w:rPr>
+            </w:pPr>
+            <w:r>
+              <w:rPr>
+                <w:rFonts w:eastAsia="Calibri" w:cs=""/>
+                <w:kern w:val="0"/>
+                <w:szCs w:val="22"/>
+                <w:lang w:val="ru-RU" w:eastAsia="en-US" w:bidi="ar-SA"/>
+              </w:rPr>
+              <w:t>Монте-Карло со стратификацией</w:t>
+            </w:r>
+          </w:p>
+        </w:tc>
+        <w:tc>
+          <w:tcPr>
+            <w:tcW w:w="1851" w:type="dxa"/>
+            <w:tcBorders/>
+            <w:vAlign w:val="center"/>
+          </w:tcPr>
+          <w:p>
+            <w:pPr>
+              <w:pStyle w:val="BodyText"/>
+              <w:widowControl/>
+              <w:suppressAutoHyphens w:val="true"/>
+              <w:spacing w:before="0" w:after="159"/>
+              <w:ind w:hanging="0"/>
+              <w:jc w:val="center"/>
+              <w:rPr>
+                <w:rFonts w:eastAsia="Calibri"/>
+              </w:rPr>
+            </w:pPr>
+            <w:r>
+              <w:rPr>
+                <w:rFonts w:eastAsia="Calibri" w:cs=""/>
+                <w:kern w:val="0"/>
+                <w:szCs w:val="22"/>
+                <w:lang w:val="ru-RU" w:eastAsia="en-US" w:bidi="ar-SA"/>
+              </w:rPr>
+              <w:t>39.0462</w:t>
+            </w:r>
+          </w:p>
+        </w:tc>
+        <w:tc>
+          <w:tcPr>
+            <w:tcW w:w="1834" w:type="dxa"/>
+            <w:tcBorders/>
+            <w:vAlign w:val="center"/>
+          </w:tcPr>
+          <w:p>
+            <w:pPr>
+              <w:pStyle w:val="BodyText"/>
+              <w:widowControl/>
+              <w:suppressAutoHyphens w:val="true"/>
+              <w:spacing w:before="0" w:after="159"/>
+              <w:ind w:hanging="0"/>
+              <w:jc w:val="center"/>
+              <w:rPr>
+                <w:rFonts w:eastAsia="Calibri"/>
+              </w:rPr>
+            </w:pPr>
+            <w:r>
+              <w:rPr>
+                <w:rFonts w:eastAsia="Calibri" w:cs=""/>
+                <w:kern w:val="0"/>
+                <w:szCs w:val="22"/>
+                <w:lang w:val="ru-RU" w:eastAsia="en-US" w:bidi="ar-SA"/>
+              </w:rPr>
+              <w:t>0.0462</w:t>
+            </w:r>
+          </w:p>
+        </w:tc>
+        <w:tc>
+          <w:tcPr>
+            <w:tcW w:w="1896" w:type="dxa"/>
+            <w:tcBorders/>
+            <w:vAlign w:val="center"/>
+          </w:tcPr>
+          <w:p>
+            <w:pPr>
+              <w:pStyle w:val="BodyText"/>
+              <w:widowControl/>
+              <w:suppressAutoHyphens w:val="true"/>
+              <w:spacing w:before="0" w:after="159"/>
+              <w:ind w:hanging="0"/>
+              <w:jc w:val="center"/>
+              <w:rPr>
+                <w:rFonts w:eastAsia="Calibri"/>
+              </w:rPr>
+            </w:pPr>
+            <w:r>
+              <w:rPr>
+                <w:rFonts w:eastAsia="Calibri" w:cs=""/>
+                <w:kern w:val="0"/>
+                <w:szCs w:val="22"/>
+                <w:lang w:val="ru-RU" w:eastAsia="en-US" w:bidi="ar-SA"/>
+              </w:rPr>
+              <w:t>3.90000</w:t>
+            </w:r>
+          </w:p>
+        </w:tc>
+      </w:tr>
+      <w:tr>
+        <w:trPr/>
+        <w:tc>
+          <w:tcPr>
+            <w:tcW w:w="1285" w:type="dxa"/>
+            <w:tcBorders/>
+            <w:vAlign w:val="center"/>
+          </w:tcPr>
+          <w:p>
+            <w:pPr>
+              <w:pStyle w:val="BodyText"/>
+              <w:widowControl/>
+              <w:suppressAutoHyphens w:val="true"/>
+              <w:spacing w:before="0" w:after="159"/>
+              <w:ind w:hanging="0"/>
+              <w:jc w:val="center"/>
+              <w:rPr>
+                <w:rFonts w:eastAsia="Calibri"/>
+              </w:rPr>
+            </w:pPr>
+            <w:r>
+              <w:rPr>
+                <w:rFonts w:eastAsia="Calibri" w:cs=""/>
+                <w:kern w:val="0"/>
+                <w:szCs w:val="22"/>
+                <w:lang w:val="ru-RU" w:eastAsia="en-US" w:bidi="ar-SA"/>
+              </w:rPr>
+              <w:t>100</w:t>
+            </w:r>
+          </w:p>
+        </w:tc>
+        <w:tc>
+          <w:tcPr>
+            <w:tcW w:w="2700" w:type="dxa"/>
+            <w:tcBorders/>
+            <w:vAlign w:val="center"/>
+          </w:tcPr>
+          <w:p>
+            <w:pPr>
+              <w:pStyle w:val="BodyText"/>
+              <w:widowControl/>
+              <w:suppressAutoHyphens w:val="true"/>
+              <w:spacing w:before="0" w:after="159"/>
+              <w:ind w:hanging="0"/>
+              <w:jc w:val="center"/>
+              <w:rPr>
+                <w:rFonts w:eastAsia="Calibri"/>
+              </w:rPr>
+            </w:pPr>
+            <w:r>
+              <w:rPr>
+                <w:rFonts w:eastAsia="Calibri" w:cs=""/>
+                <w:kern w:val="0"/>
+                <w:szCs w:val="22"/>
+                <w:lang w:val="ru-RU" w:eastAsia="en-US" w:bidi="ar-SA"/>
+              </w:rPr>
+              <w:t>Выборка по значимости (x)</w:t>
+            </w:r>
+          </w:p>
+        </w:tc>
+        <w:tc>
+          <w:tcPr>
+            <w:tcW w:w="1851" w:type="dxa"/>
+            <w:tcBorders/>
+            <w:vAlign w:val="center"/>
+          </w:tcPr>
+          <w:p>
+            <w:pPr>
+              <w:pStyle w:val="BodyText"/>
+              <w:widowControl/>
+              <w:suppressAutoHyphens w:val="true"/>
+              <w:spacing w:before="0" w:after="159"/>
+              <w:ind w:hanging="0"/>
+              <w:jc w:val="center"/>
+              <w:rPr>
+                <w:rFonts w:eastAsia="Calibri"/>
+              </w:rPr>
+            </w:pPr>
+            <w:r>
+              <w:rPr>
+                <w:rFonts w:eastAsia="Calibri" w:cs=""/>
+                <w:kern w:val="0"/>
+                <w:szCs w:val="22"/>
+                <w:lang w:val="ru-RU" w:eastAsia="en-US" w:bidi="ar-SA"/>
+              </w:rPr>
+              <w:t>40.4981</w:t>
+            </w:r>
+          </w:p>
+        </w:tc>
+        <w:tc>
+          <w:tcPr>
+            <w:tcW w:w="1834" w:type="dxa"/>
+            <w:tcBorders/>
+            <w:vAlign w:val="center"/>
+          </w:tcPr>
+          <w:p>
+            <w:pPr>
+              <w:pStyle w:val="BodyText"/>
+              <w:widowControl/>
+              <w:suppressAutoHyphens w:val="true"/>
+              <w:spacing w:before="0" w:after="159"/>
+              <w:ind w:hanging="0"/>
+              <w:jc w:val="center"/>
+              <w:rPr>
+                <w:rFonts w:eastAsia="Calibri"/>
+              </w:rPr>
+            </w:pPr>
+            <w:r>
+              <w:rPr>
+                <w:rFonts w:eastAsia="Calibri" w:cs=""/>
+                <w:kern w:val="0"/>
+                <w:szCs w:val="22"/>
+                <w:lang w:val="ru-RU" w:eastAsia="en-US" w:bidi="ar-SA"/>
+              </w:rPr>
+              <w:t>1.4981</w:t>
+            </w:r>
+          </w:p>
+        </w:tc>
+        <w:tc>
+          <w:tcPr>
+            <w:tcW w:w="1896" w:type="dxa"/>
+            <w:tcBorders/>
+            <w:vAlign w:val="center"/>
+          </w:tcPr>
+          <w:p>
+            <w:pPr>
+              <w:pStyle w:val="BodyText"/>
+              <w:widowControl/>
+              <w:suppressAutoHyphens w:val="true"/>
+              <w:spacing w:before="0" w:after="159"/>
+              <w:ind w:hanging="0"/>
+              <w:jc w:val="center"/>
+              <w:rPr>
+                <w:rFonts w:eastAsia="Calibri"/>
+              </w:rPr>
+            </w:pPr>
+            <w:r>
+              <w:rPr>
+                <w:rFonts w:eastAsia="Calibri" w:cs=""/>
+                <w:kern w:val="0"/>
+                <w:szCs w:val="22"/>
+                <w:lang w:val="ru-RU" w:eastAsia="en-US" w:bidi="ar-SA"/>
+              </w:rPr>
+              <w:t>3.90000</w:t>
+            </w:r>
+          </w:p>
+        </w:tc>
+      </w:tr>
+      <w:tr>
+        <w:trPr/>
+        <w:tc>
+          <w:tcPr>
+            <w:tcW w:w="1285" w:type="dxa"/>
+            <w:tcBorders/>
+            <w:vAlign w:val="center"/>
+          </w:tcPr>
+          <w:p>
+            <w:pPr>
+              <w:pStyle w:val="BodyText"/>
+              <w:widowControl/>
+              <w:suppressAutoHyphens w:val="true"/>
+              <w:spacing w:before="0" w:after="159"/>
+              <w:ind w:hanging="0"/>
+              <w:jc w:val="center"/>
+              <w:rPr>
+                <w:rFonts w:eastAsia="Calibri"/>
+              </w:rPr>
+            </w:pPr>
+            <w:r>
+              <w:rPr>
+                <w:rFonts w:eastAsia="Calibri" w:cs=""/>
+                <w:kern w:val="0"/>
+                <w:szCs w:val="22"/>
+                <w:lang w:val="ru-RU" w:eastAsia="en-US" w:bidi="ar-SA"/>
+              </w:rPr>
+              <w:t>100</w:t>
+            </w:r>
+          </w:p>
+        </w:tc>
+        <w:tc>
+          <w:tcPr>
+            <w:tcW w:w="2700" w:type="dxa"/>
+            <w:tcBorders/>
+            <w:vAlign w:val="center"/>
+          </w:tcPr>
+          <w:p>
+            <w:pPr>
+              <w:pStyle w:val="BodyText"/>
+              <w:widowControl/>
+              <w:suppressAutoHyphens w:val="true"/>
+              <w:spacing w:before="0" w:after="159"/>
+              <w:ind w:hanging="0"/>
+              <w:jc w:val="center"/>
+              <w:rPr>
+                <w:rFonts w:eastAsia="Calibri"/>
+              </w:rPr>
+            </w:pPr>
+            <w:r>
+              <w:rPr>
+                <w:rFonts w:eastAsia="Calibri" w:cs=""/>
+                <w:kern w:val="0"/>
+                <w:szCs w:val="22"/>
+                <w:lang w:val="ru-RU" w:eastAsia="en-US" w:bidi="ar-SA"/>
+              </w:rPr>
+              <w:t>Выборка по значимости (x^2)</w:t>
+            </w:r>
+          </w:p>
+        </w:tc>
+        <w:tc>
+          <w:tcPr>
+            <w:tcW w:w="1851" w:type="dxa"/>
+            <w:tcBorders/>
+            <w:vAlign w:val="center"/>
+          </w:tcPr>
+          <w:p>
+            <w:pPr>
+              <w:pStyle w:val="BodyText"/>
+              <w:widowControl/>
+              <w:suppressAutoHyphens w:val="true"/>
+              <w:spacing w:before="0" w:after="159"/>
+              <w:ind w:hanging="0"/>
+              <w:jc w:val="center"/>
+              <w:rPr>
+                <w:rFonts w:eastAsia="Calibri"/>
+              </w:rPr>
+            </w:pPr>
+            <w:r>
+              <w:rPr>
+                <w:rFonts w:eastAsia="Calibri" w:cs=""/>
+                <w:kern w:val="0"/>
+                <w:szCs w:val="22"/>
+                <w:lang w:val="ru-RU" w:eastAsia="en-US" w:bidi="ar-SA"/>
+              </w:rPr>
+              <w:t>39.0000</w:t>
+            </w:r>
+          </w:p>
+        </w:tc>
+        <w:tc>
+          <w:tcPr>
+            <w:tcW w:w="1834" w:type="dxa"/>
+            <w:tcBorders/>
+            <w:vAlign w:val="center"/>
+          </w:tcPr>
+          <w:p>
+            <w:pPr>
+              <w:pStyle w:val="BodyText"/>
+              <w:widowControl/>
+              <w:suppressAutoHyphens w:val="true"/>
+              <w:spacing w:before="0" w:after="159"/>
+              <w:ind w:hanging="0"/>
+              <w:jc w:val="center"/>
+              <w:rPr>
+                <w:rFonts w:eastAsia="Calibri"/>
+              </w:rPr>
+            </w:pPr>
+            <w:r>
+              <w:rPr>
+                <w:rFonts w:eastAsia="Calibri" w:cs=""/>
+                <w:kern w:val="0"/>
+                <w:szCs w:val="22"/>
+                <w:lang w:val="ru-RU" w:eastAsia="en-US" w:bidi="ar-SA"/>
+              </w:rPr>
+              <w:t>0.0000</w:t>
+            </w:r>
+          </w:p>
+        </w:tc>
+        <w:tc>
+          <w:tcPr>
+            <w:tcW w:w="1896" w:type="dxa"/>
+            <w:tcBorders/>
+            <w:vAlign w:val="center"/>
+          </w:tcPr>
+          <w:p>
+            <w:pPr>
+              <w:pStyle w:val="BodyText"/>
+              <w:widowControl/>
+              <w:suppressAutoHyphens w:val="true"/>
+              <w:spacing w:before="0" w:after="159"/>
+              <w:ind w:hanging="0"/>
+              <w:jc w:val="center"/>
+              <w:rPr>
+                <w:rFonts w:eastAsia="Calibri"/>
+              </w:rPr>
+            </w:pPr>
+            <w:r>
+              <w:rPr>
+                <w:rFonts w:eastAsia="Calibri" w:cs=""/>
+                <w:kern w:val="0"/>
+                <w:szCs w:val="22"/>
+                <w:lang w:val="ru-RU" w:eastAsia="en-US" w:bidi="ar-SA"/>
+              </w:rPr>
+              <w:t>3.90000</w:t>
+            </w:r>
+          </w:p>
+        </w:tc>
+      </w:tr>
+      <w:tr>
+        <w:trPr/>
+        <w:tc>
+          <w:tcPr>
+            <w:tcW w:w="1285" w:type="dxa"/>
+            <w:tcBorders/>
+            <w:vAlign w:val="center"/>
+          </w:tcPr>
+          <w:p>
+            <w:pPr>
+              <w:pStyle w:val="BodyText"/>
+              <w:widowControl/>
+              <w:suppressAutoHyphens w:val="true"/>
+              <w:spacing w:before="0" w:after="159"/>
+              <w:ind w:hanging="0"/>
+              <w:jc w:val="center"/>
+              <w:rPr>
+                <w:rFonts w:eastAsia="Calibri"/>
+              </w:rPr>
+            </w:pPr>
+            <w:r>
+              <w:rPr>
+                <w:rFonts w:eastAsia="Calibri" w:cs=""/>
+                <w:kern w:val="0"/>
+                <w:szCs w:val="22"/>
+                <w:lang w:val="ru-RU" w:eastAsia="en-US" w:bidi="ar-SA"/>
+              </w:rPr>
+              <w:t>100</w:t>
+            </w:r>
+          </w:p>
+        </w:tc>
+        <w:tc>
+          <w:tcPr>
+            <w:tcW w:w="2700" w:type="dxa"/>
+            <w:tcBorders/>
+            <w:vAlign w:val="center"/>
+          </w:tcPr>
+          <w:p>
+            <w:pPr>
+              <w:pStyle w:val="BodyText"/>
+              <w:widowControl/>
+              <w:suppressAutoHyphens w:val="true"/>
+              <w:spacing w:before="0" w:after="159"/>
+              <w:ind w:hanging="0"/>
+              <w:jc w:val="center"/>
+              <w:rPr>
+                <w:rFonts w:eastAsia="Calibri"/>
+              </w:rPr>
+            </w:pPr>
+            <w:r>
+              <w:rPr>
+                <w:rFonts w:eastAsia="Calibri" w:cs=""/>
+                <w:kern w:val="0"/>
+                <w:szCs w:val="22"/>
+                <w:lang w:val="ru-RU" w:eastAsia="en-US" w:bidi="ar-SA"/>
+              </w:rPr>
+              <w:t>Выборка по значимости (x^3)</w:t>
+            </w:r>
+          </w:p>
+        </w:tc>
+        <w:tc>
+          <w:tcPr>
+            <w:tcW w:w="1851" w:type="dxa"/>
+            <w:tcBorders/>
+            <w:vAlign w:val="center"/>
+          </w:tcPr>
+          <w:p>
+            <w:pPr>
+              <w:pStyle w:val="BodyText"/>
+              <w:widowControl/>
+              <w:suppressAutoHyphens w:val="true"/>
+              <w:spacing w:before="0" w:after="159"/>
+              <w:ind w:hanging="0"/>
+              <w:jc w:val="center"/>
+              <w:rPr>
+                <w:rFonts w:eastAsia="Calibri"/>
+              </w:rPr>
+            </w:pPr>
+            <w:r>
+              <w:rPr>
+                <w:rFonts w:eastAsia="Calibri" w:cs=""/>
+                <w:kern w:val="0"/>
+                <w:szCs w:val="22"/>
+                <w:lang w:val="ru-RU" w:eastAsia="en-US" w:bidi="ar-SA"/>
+              </w:rPr>
+              <w:t>37.4944</w:t>
+            </w:r>
+          </w:p>
+        </w:tc>
+        <w:tc>
+          <w:tcPr>
+            <w:tcW w:w="1834" w:type="dxa"/>
+            <w:tcBorders/>
+            <w:vAlign w:val="center"/>
+          </w:tcPr>
+          <w:p>
+            <w:pPr>
+              <w:pStyle w:val="BodyText"/>
+              <w:widowControl/>
+              <w:suppressAutoHyphens w:val="true"/>
+              <w:spacing w:before="0" w:after="159"/>
+              <w:ind w:hanging="0"/>
+              <w:jc w:val="center"/>
+              <w:rPr>
+                <w:rFonts w:eastAsia="Calibri"/>
+              </w:rPr>
+            </w:pPr>
+            <w:r>
+              <w:rPr>
+                <w:rFonts w:eastAsia="Calibri" w:cs=""/>
+                <w:kern w:val="0"/>
+                <w:szCs w:val="22"/>
+                <w:lang w:val="ru-RU" w:eastAsia="en-US" w:bidi="ar-SA"/>
+              </w:rPr>
+              <w:t>1.5056</w:t>
+            </w:r>
+          </w:p>
+        </w:tc>
+        <w:tc>
+          <w:tcPr>
+            <w:tcW w:w="1896" w:type="dxa"/>
+            <w:tcBorders/>
+            <w:vAlign w:val="center"/>
+          </w:tcPr>
+          <w:p>
+            <w:pPr>
+              <w:pStyle w:val="BodyText"/>
+              <w:widowControl/>
+              <w:suppressAutoHyphens w:val="true"/>
+              <w:spacing w:before="0" w:after="159"/>
+              <w:ind w:hanging="0"/>
+              <w:jc w:val="center"/>
+              <w:rPr>
+                <w:rFonts w:eastAsia="Calibri"/>
+              </w:rPr>
+            </w:pPr>
+            <w:r>
+              <w:rPr>
+                <w:rFonts w:eastAsia="Calibri" w:cs=""/>
+                <w:kern w:val="0"/>
+                <w:szCs w:val="22"/>
+                <w:lang w:val="ru-RU" w:eastAsia="en-US" w:bidi="ar-SA"/>
+              </w:rPr>
+              <w:t>3.90000</w:t>
+            </w:r>
+          </w:p>
+        </w:tc>
+      </w:tr>
+      <w:tr>
+        <w:trPr/>
+        <w:tc>
+          <w:tcPr>
+            <w:tcW w:w="1285" w:type="dxa"/>
+            <w:tcBorders/>
+            <w:vAlign w:val="center"/>
+          </w:tcPr>
+          <w:p>
+            <w:pPr>
+              <w:pStyle w:val="BodyText"/>
+              <w:widowControl/>
+              <w:suppressAutoHyphens w:val="true"/>
+              <w:spacing w:before="0" w:after="159"/>
+              <w:ind w:hanging="0"/>
+              <w:jc w:val="center"/>
+              <w:rPr>
+                <w:rFonts w:eastAsia="Calibri"/>
+              </w:rPr>
+            </w:pPr>
+            <w:r>
+              <w:rPr>
+                <w:rFonts w:eastAsia="Calibri" w:cs=""/>
+                <w:kern w:val="0"/>
+                <w:szCs w:val="22"/>
+                <w:lang w:val="ru-RU" w:eastAsia="en-US" w:bidi="ar-SA"/>
+              </w:rPr>
+              <w:t>100</w:t>
+            </w:r>
+          </w:p>
+        </w:tc>
+        <w:tc>
+          <w:tcPr>
+            <w:tcW w:w="2700" w:type="dxa"/>
+            <w:tcBorders/>
+            <w:vAlign w:val="center"/>
+          </w:tcPr>
+          <w:p>
+            <w:pPr>
+              <w:pStyle w:val="BodyText"/>
+              <w:widowControl/>
+              <w:suppressAutoHyphens w:val="true"/>
+              <w:spacing w:before="0" w:after="159"/>
+              <w:ind w:hanging="0"/>
+              <w:jc w:val="center"/>
+              <w:rPr>
+                <w:rFonts w:eastAsia="Calibri"/>
+              </w:rPr>
+            </w:pPr>
+            <w:r>
+              <w:rPr>
+                <w:rFonts w:eastAsia="Calibri" w:cs=""/>
+                <w:kern w:val="0"/>
+                <w:szCs w:val="22"/>
+                <w:lang w:val="ru-RU" w:eastAsia="en-US" w:bidi="ar-SA"/>
+              </w:rPr>
+              <w:t>Многократная выборка (среднее)</w:t>
+            </w:r>
+          </w:p>
+        </w:tc>
+        <w:tc>
+          <w:tcPr>
+            <w:tcW w:w="1851" w:type="dxa"/>
+            <w:tcBorders/>
+            <w:vAlign w:val="center"/>
+          </w:tcPr>
+          <w:p>
+            <w:pPr>
+              <w:pStyle w:val="BodyText"/>
+              <w:widowControl/>
+              <w:suppressAutoHyphens w:val="true"/>
+              <w:spacing w:before="0" w:after="159"/>
+              <w:ind w:hanging="0"/>
+              <w:jc w:val="center"/>
+              <w:rPr>
+                <w:rFonts w:eastAsia="Calibri"/>
+              </w:rPr>
+            </w:pPr>
+            <w:r>
+              <w:rPr>
+                <w:rFonts w:eastAsia="Calibri" w:cs=""/>
+                <w:kern w:val="0"/>
+                <w:szCs w:val="22"/>
+                <w:lang w:val="ru-RU" w:eastAsia="en-US" w:bidi="ar-SA"/>
+              </w:rPr>
+              <w:t>38.8546</w:t>
+            </w:r>
+          </w:p>
+        </w:tc>
+        <w:tc>
+          <w:tcPr>
+            <w:tcW w:w="1834" w:type="dxa"/>
+            <w:tcBorders/>
+            <w:vAlign w:val="center"/>
+          </w:tcPr>
+          <w:p>
+            <w:pPr>
+              <w:pStyle w:val="BodyText"/>
+              <w:widowControl/>
+              <w:suppressAutoHyphens w:val="true"/>
+              <w:spacing w:before="0" w:after="159"/>
+              <w:ind w:hanging="0"/>
+              <w:jc w:val="center"/>
+              <w:rPr>
+                <w:rFonts w:eastAsia="Calibri"/>
+              </w:rPr>
+            </w:pPr>
+            <w:r>
+              <w:rPr>
+                <w:rFonts w:eastAsia="Calibri" w:cs=""/>
+                <w:kern w:val="0"/>
+                <w:szCs w:val="22"/>
+                <w:lang w:val="ru-RU" w:eastAsia="en-US" w:bidi="ar-SA"/>
+              </w:rPr>
+              <w:t>0.1454</w:t>
+            </w:r>
+          </w:p>
+        </w:tc>
+        <w:tc>
+          <w:tcPr>
+            <w:tcW w:w="1896" w:type="dxa"/>
+            <w:tcBorders/>
+            <w:vAlign w:val="center"/>
+          </w:tcPr>
+          <w:p>
+            <w:pPr>
+              <w:pStyle w:val="BodyText"/>
+              <w:widowControl/>
+              <w:suppressAutoHyphens w:val="true"/>
+              <w:spacing w:before="0" w:after="159"/>
+              <w:ind w:hanging="0"/>
+              <w:jc w:val="center"/>
+              <w:rPr>
+                <w:rFonts w:eastAsia="Calibri"/>
+              </w:rPr>
+            </w:pPr>
+            <w:r>
+              <w:rPr>
+                <w:rFonts w:eastAsia="Calibri" w:cs=""/>
+                <w:kern w:val="0"/>
+                <w:szCs w:val="22"/>
+                <w:lang w:val="ru-RU" w:eastAsia="en-US" w:bidi="ar-SA"/>
+              </w:rPr>
+              <w:t>3.90000</w:t>
+            </w:r>
+          </w:p>
+        </w:tc>
+      </w:tr>
+      <w:tr>
+        <w:trPr/>
+        <w:tc>
+          <w:tcPr>
+            <w:tcW w:w="1285" w:type="dxa"/>
+            <w:tcBorders/>
+            <w:vAlign w:val="center"/>
+          </w:tcPr>
+          <w:p>
+            <w:pPr>
+              <w:pStyle w:val="BodyText"/>
+              <w:widowControl/>
+              <w:suppressAutoHyphens w:val="true"/>
+              <w:spacing w:before="0" w:after="159"/>
+              <w:ind w:hanging="0"/>
+              <w:jc w:val="center"/>
+              <w:rPr>
+                <w:rFonts w:eastAsia="Calibri"/>
+              </w:rPr>
+            </w:pPr>
+            <w:r>
+              <w:rPr>
+                <w:rFonts w:eastAsia="Calibri" w:cs=""/>
+                <w:kern w:val="0"/>
+                <w:szCs w:val="22"/>
+                <w:lang w:val="ru-RU" w:eastAsia="en-US" w:bidi="ar-SA"/>
+              </w:rPr>
+              <w:t>100</w:t>
+            </w:r>
+          </w:p>
+        </w:tc>
+        <w:tc>
+          <w:tcPr>
+            <w:tcW w:w="2700" w:type="dxa"/>
+            <w:tcBorders/>
+            <w:vAlign w:val="center"/>
+          </w:tcPr>
+          <w:p>
+            <w:pPr>
+              <w:pStyle w:val="BodyText"/>
+              <w:widowControl/>
+              <w:suppressAutoHyphens w:val="true"/>
+              <w:spacing w:before="0" w:after="159"/>
+              <w:ind w:hanging="0"/>
+              <w:jc w:val="center"/>
+              <w:rPr>
+                <w:rFonts w:eastAsia="Calibri"/>
+              </w:rPr>
+            </w:pPr>
+            <w:r>
+              <w:rPr>
+                <w:rFonts w:eastAsia="Calibri" w:cs=""/>
+                <w:kern w:val="0"/>
+                <w:szCs w:val="22"/>
+                <w:lang w:val="ru-RU" w:eastAsia="en-US" w:bidi="ar-SA"/>
+              </w:rPr>
+              <w:t>Многократная выборка (квадрат)</w:t>
+            </w:r>
+          </w:p>
+        </w:tc>
+        <w:tc>
+          <w:tcPr>
+            <w:tcW w:w="1851" w:type="dxa"/>
+            <w:tcBorders/>
+            <w:vAlign w:val="center"/>
+          </w:tcPr>
+          <w:p>
+            <w:pPr>
+              <w:pStyle w:val="BodyText"/>
+              <w:widowControl/>
+              <w:suppressAutoHyphens w:val="true"/>
+              <w:spacing w:before="0" w:after="159"/>
+              <w:ind w:hanging="0"/>
+              <w:jc w:val="center"/>
+              <w:rPr>
+                <w:rFonts w:eastAsia="Calibri"/>
+              </w:rPr>
+            </w:pPr>
+            <w:r>
+              <w:rPr>
+                <w:rFonts w:eastAsia="Calibri" w:cs=""/>
+                <w:kern w:val="0"/>
+                <w:szCs w:val="22"/>
+                <w:lang w:val="ru-RU" w:eastAsia="en-US" w:bidi="ar-SA"/>
+              </w:rPr>
+              <w:t>38.6488</w:t>
+            </w:r>
+          </w:p>
+        </w:tc>
+        <w:tc>
+          <w:tcPr>
+            <w:tcW w:w="1834" w:type="dxa"/>
+            <w:tcBorders/>
+            <w:vAlign w:val="center"/>
+          </w:tcPr>
+          <w:p>
+            <w:pPr>
+              <w:pStyle w:val="BodyText"/>
+              <w:widowControl/>
+              <w:suppressAutoHyphens w:val="true"/>
+              <w:spacing w:before="0" w:after="159"/>
+              <w:ind w:hanging="0"/>
+              <w:jc w:val="center"/>
+              <w:rPr>
+                <w:rFonts w:eastAsia="Calibri"/>
+              </w:rPr>
+            </w:pPr>
+            <w:r>
+              <w:rPr>
+                <w:rFonts w:eastAsia="Calibri" w:cs=""/>
+                <w:kern w:val="0"/>
+                <w:szCs w:val="22"/>
+                <w:lang w:val="ru-RU" w:eastAsia="en-US" w:bidi="ar-SA"/>
+              </w:rPr>
+              <w:t>0.3512</w:t>
+            </w:r>
+          </w:p>
+        </w:tc>
+        <w:tc>
+          <w:tcPr>
+            <w:tcW w:w="1896" w:type="dxa"/>
+            <w:tcBorders/>
+            <w:vAlign w:val="center"/>
+          </w:tcPr>
+          <w:p>
+            <w:pPr>
+              <w:pStyle w:val="BodyText"/>
+              <w:widowControl/>
+              <w:suppressAutoHyphens w:val="true"/>
+              <w:spacing w:before="0" w:after="159"/>
+              <w:ind w:hanging="0"/>
+              <w:jc w:val="center"/>
+              <w:rPr>
+                <w:rFonts w:eastAsia="Calibri"/>
+              </w:rPr>
+            </w:pPr>
+            <w:r>
+              <w:rPr>
+                <w:rFonts w:eastAsia="Calibri" w:cs=""/>
+                <w:kern w:val="0"/>
+                <w:szCs w:val="22"/>
+                <w:lang w:val="ru-RU" w:eastAsia="en-US" w:bidi="ar-SA"/>
+              </w:rPr>
+              <w:t>3.90000</w:t>
+            </w:r>
+          </w:p>
+        </w:tc>
+      </w:tr>
+      <w:tr>
+        <w:trPr/>
+        <w:tc>
+          <w:tcPr>
+            <w:tcW w:w="1285" w:type="dxa"/>
+            <w:tcBorders/>
+            <w:vAlign w:val="center"/>
+          </w:tcPr>
+          <w:p>
+            <w:pPr>
+              <w:pStyle w:val="BodyText"/>
+              <w:widowControl/>
+              <w:suppressAutoHyphens w:val="true"/>
+              <w:spacing w:before="0" w:after="159"/>
+              <w:ind w:hanging="0"/>
+              <w:jc w:val="center"/>
+              <w:rPr>
+                <w:rFonts w:eastAsia="Calibri"/>
+              </w:rPr>
+            </w:pPr>
+            <w:r>
+              <w:rPr>
+                <w:rFonts w:eastAsia="Calibri" w:cs=""/>
+                <w:kern w:val="0"/>
+                <w:szCs w:val="22"/>
+                <w:lang w:val="ru-RU" w:eastAsia="en-US" w:bidi="ar-SA"/>
+              </w:rPr>
+              <w:t>100</w:t>
+            </w:r>
+          </w:p>
+        </w:tc>
+        <w:tc>
+          <w:tcPr>
+            <w:tcW w:w="2700" w:type="dxa"/>
+            <w:tcBorders/>
+            <w:vAlign w:val="center"/>
+          </w:tcPr>
+          <w:p>
+            <w:pPr>
+              <w:pStyle w:val="BodyText"/>
+              <w:widowControl/>
+              <w:suppressAutoHyphens w:val="true"/>
+              <w:spacing w:before="0" w:after="159"/>
+              <w:ind w:hanging="0"/>
+              <w:jc w:val="center"/>
+              <w:rPr>
+                <w:rFonts w:eastAsia="Calibri"/>
+              </w:rPr>
+            </w:pPr>
+            <w:r>
+              <w:rPr>
+                <w:rFonts w:eastAsia="Calibri" w:cs=""/>
+                <w:kern w:val="0"/>
+                <w:szCs w:val="22"/>
+                <w:lang w:val="ru-RU" w:eastAsia="en-US" w:bidi="ar-SA"/>
+              </w:rPr>
+              <w:t>Русская рулетка (0.5)</w:t>
+            </w:r>
+          </w:p>
+        </w:tc>
+        <w:tc>
+          <w:tcPr>
+            <w:tcW w:w="1851" w:type="dxa"/>
+            <w:tcBorders/>
+            <w:vAlign w:val="center"/>
+          </w:tcPr>
+          <w:p>
+            <w:pPr>
+              <w:pStyle w:val="BodyText"/>
+              <w:widowControl/>
+              <w:suppressAutoHyphens w:val="true"/>
+              <w:spacing w:before="0" w:after="159"/>
+              <w:ind w:hanging="0"/>
+              <w:jc w:val="center"/>
+              <w:rPr>
+                <w:rFonts w:eastAsia="Calibri"/>
+              </w:rPr>
+            </w:pPr>
+            <w:r>
+              <w:rPr>
+                <w:rFonts w:eastAsia="Calibri" w:cs=""/>
+                <w:kern w:val="0"/>
+                <w:szCs w:val="22"/>
+                <w:lang w:val="ru-RU" w:eastAsia="en-US" w:bidi="ar-SA"/>
+              </w:rPr>
+              <w:t>48.7683</w:t>
+            </w:r>
+          </w:p>
+        </w:tc>
+        <w:tc>
+          <w:tcPr>
+            <w:tcW w:w="1834" w:type="dxa"/>
+            <w:tcBorders/>
+            <w:vAlign w:val="center"/>
+          </w:tcPr>
+          <w:p>
+            <w:pPr>
+              <w:pStyle w:val="BodyText"/>
+              <w:widowControl/>
+              <w:suppressAutoHyphens w:val="true"/>
+              <w:spacing w:before="0" w:after="159"/>
+              <w:ind w:hanging="0"/>
+              <w:jc w:val="center"/>
+              <w:rPr>
+                <w:rFonts w:eastAsia="Calibri"/>
+              </w:rPr>
+            </w:pPr>
+            <w:r>
+              <w:rPr>
+                <w:rFonts w:eastAsia="Calibri" w:cs=""/>
+                <w:kern w:val="0"/>
+                <w:szCs w:val="22"/>
+                <w:lang w:val="ru-RU" w:eastAsia="en-US" w:bidi="ar-SA"/>
+              </w:rPr>
+              <w:t>9.7683</w:t>
+            </w:r>
+          </w:p>
+        </w:tc>
+        <w:tc>
+          <w:tcPr>
+            <w:tcW w:w="1896" w:type="dxa"/>
+            <w:tcBorders/>
+            <w:vAlign w:val="center"/>
+          </w:tcPr>
+          <w:p>
+            <w:pPr>
+              <w:pStyle w:val="BodyText"/>
+              <w:widowControl/>
+              <w:suppressAutoHyphens w:val="true"/>
+              <w:spacing w:before="0" w:after="159"/>
+              <w:ind w:hanging="0"/>
+              <w:jc w:val="center"/>
+              <w:rPr>
+                <w:rFonts w:eastAsia="Calibri"/>
+              </w:rPr>
+            </w:pPr>
+            <w:r>
+              <w:rPr>
+                <w:rFonts w:eastAsia="Calibri" w:cs=""/>
+                <w:kern w:val="0"/>
+                <w:szCs w:val="22"/>
+                <w:lang w:val="ru-RU" w:eastAsia="en-US" w:bidi="ar-SA"/>
+              </w:rPr>
+              <w:t>3.90000</w:t>
+            </w:r>
+          </w:p>
+        </w:tc>
+      </w:tr>
+      <w:tr>
+        <w:trPr/>
+        <w:tc>
+          <w:tcPr>
+            <w:tcW w:w="1285" w:type="dxa"/>
+            <w:tcBorders/>
+            <w:vAlign w:val="center"/>
+          </w:tcPr>
+          <w:p>
+            <w:pPr>
+              <w:pStyle w:val="BodyText"/>
+              <w:widowControl/>
+              <w:suppressAutoHyphens w:val="true"/>
+              <w:spacing w:before="0" w:after="159"/>
+              <w:ind w:hanging="0"/>
+              <w:jc w:val="center"/>
+              <w:rPr>
+                <w:rFonts w:eastAsia="Calibri"/>
+              </w:rPr>
+            </w:pPr>
+            <w:r>
+              <w:rPr>
+                <w:rFonts w:eastAsia="Calibri" w:cs=""/>
+                <w:kern w:val="0"/>
+                <w:szCs w:val="22"/>
+                <w:lang w:val="ru-RU" w:eastAsia="en-US" w:bidi="ar-SA"/>
+              </w:rPr>
+              <w:t>100</w:t>
+            </w:r>
+          </w:p>
+        </w:tc>
+        <w:tc>
+          <w:tcPr>
+            <w:tcW w:w="2700" w:type="dxa"/>
+            <w:tcBorders/>
+            <w:vAlign w:val="center"/>
+          </w:tcPr>
+          <w:p>
+            <w:pPr>
+              <w:pStyle w:val="BodyText"/>
+              <w:widowControl/>
+              <w:suppressAutoHyphens w:val="true"/>
+              <w:spacing w:before="0" w:after="159"/>
+              <w:ind w:hanging="0"/>
+              <w:jc w:val="center"/>
+              <w:rPr>
+                <w:rFonts w:eastAsia="Calibri"/>
+              </w:rPr>
+            </w:pPr>
+            <w:r>
+              <w:rPr>
+                <w:rFonts w:eastAsia="Calibri" w:cs=""/>
+                <w:kern w:val="0"/>
+                <w:szCs w:val="22"/>
+                <w:lang w:val="ru-RU" w:eastAsia="en-US" w:bidi="ar-SA"/>
+              </w:rPr>
+              <w:t>Русская рулетка (0.75)</w:t>
+            </w:r>
+          </w:p>
+        </w:tc>
+        <w:tc>
+          <w:tcPr>
+            <w:tcW w:w="1851" w:type="dxa"/>
+            <w:tcBorders/>
+            <w:vAlign w:val="center"/>
+          </w:tcPr>
+          <w:p>
+            <w:pPr>
+              <w:pStyle w:val="BodyText"/>
+              <w:widowControl/>
+              <w:suppressAutoHyphens w:val="true"/>
+              <w:spacing w:before="0" w:after="159"/>
+              <w:ind w:hanging="0"/>
+              <w:jc w:val="center"/>
+              <w:rPr>
+                <w:rFonts w:eastAsia="Calibri"/>
+              </w:rPr>
+            </w:pPr>
+            <w:r>
+              <w:rPr>
+                <w:rFonts w:eastAsia="Calibri" w:cs=""/>
+                <w:kern w:val="0"/>
+                <w:szCs w:val="22"/>
+                <w:lang w:val="ru-RU" w:eastAsia="en-US" w:bidi="ar-SA"/>
+              </w:rPr>
+              <w:t>36.3923</w:t>
+            </w:r>
+          </w:p>
+        </w:tc>
+        <w:tc>
+          <w:tcPr>
+            <w:tcW w:w="1834" w:type="dxa"/>
+            <w:tcBorders/>
+            <w:vAlign w:val="center"/>
+          </w:tcPr>
+          <w:p>
+            <w:pPr>
+              <w:pStyle w:val="BodyText"/>
+              <w:widowControl/>
+              <w:suppressAutoHyphens w:val="true"/>
+              <w:spacing w:before="0" w:after="159"/>
+              <w:ind w:hanging="0"/>
+              <w:jc w:val="center"/>
+              <w:rPr>
+                <w:rFonts w:eastAsia="Calibri"/>
+              </w:rPr>
+            </w:pPr>
+            <w:r>
+              <w:rPr>
+                <w:rFonts w:eastAsia="Calibri" w:cs=""/>
+                <w:kern w:val="0"/>
+                <w:szCs w:val="22"/>
+                <w:lang w:val="ru-RU" w:eastAsia="en-US" w:bidi="ar-SA"/>
+              </w:rPr>
+              <w:t>2.6077</w:t>
+            </w:r>
+          </w:p>
+        </w:tc>
+        <w:tc>
+          <w:tcPr>
+            <w:tcW w:w="1896" w:type="dxa"/>
+            <w:tcBorders/>
+            <w:vAlign w:val="center"/>
+          </w:tcPr>
+          <w:p>
+            <w:pPr>
+              <w:pStyle w:val="BodyText"/>
+              <w:widowControl/>
+              <w:suppressAutoHyphens w:val="true"/>
+              <w:spacing w:before="0" w:after="159"/>
+              <w:ind w:hanging="0"/>
+              <w:jc w:val="center"/>
+              <w:rPr>
+                <w:rFonts w:eastAsia="Calibri"/>
+              </w:rPr>
+            </w:pPr>
+            <w:r>
+              <w:rPr>
+                <w:rFonts w:eastAsia="Calibri" w:cs=""/>
+                <w:kern w:val="0"/>
+                <w:szCs w:val="22"/>
+                <w:lang w:val="ru-RU" w:eastAsia="en-US" w:bidi="ar-SA"/>
+              </w:rPr>
+              <w:t>3.90000</w:t>
+            </w:r>
+          </w:p>
+        </w:tc>
+      </w:tr>
+      <w:tr>
+        <w:trPr/>
+        <w:tc>
+          <w:tcPr>
+            <w:tcW w:w="1285" w:type="dxa"/>
+            <w:tcBorders/>
+            <w:vAlign w:val="center"/>
+          </w:tcPr>
+          <w:p>
+            <w:pPr>
+              <w:pStyle w:val="BodyText"/>
+              <w:widowControl/>
+              <w:suppressAutoHyphens w:val="true"/>
+              <w:spacing w:before="0" w:after="159"/>
+              <w:ind w:hanging="0"/>
+              <w:jc w:val="center"/>
+              <w:rPr>
+                <w:rFonts w:eastAsia="Calibri"/>
+              </w:rPr>
+            </w:pPr>
+            <w:r>
+              <w:rPr>
+                <w:rFonts w:eastAsia="Calibri" w:cs=""/>
+                <w:kern w:val="0"/>
+                <w:szCs w:val="22"/>
+                <w:lang w:val="ru-RU" w:eastAsia="en-US" w:bidi="ar-SA"/>
+              </w:rPr>
+              <w:t>100</w:t>
+            </w:r>
+          </w:p>
+        </w:tc>
+        <w:tc>
+          <w:tcPr>
+            <w:tcW w:w="2700" w:type="dxa"/>
+            <w:tcBorders/>
+            <w:vAlign w:val="center"/>
+          </w:tcPr>
+          <w:p>
+            <w:pPr>
+              <w:pStyle w:val="BodyText"/>
+              <w:widowControl/>
+              <w:suppressAutoHyphens w:val="true"/>
+              <w:spacing w:before="0" w:after="159"/>
+              <w:ind w:hanging="0"/>
+              <w:jc w:val="center"/>
+              <w:rPr>
+                <w:rFonts w:eastAsia="Calibri"/>
+              </w:rPr>
+            </w:pPr>
+            <w:r>
+              <w:rPr>
+                <w:rFonts w:eastAsia="Calibri" w:cs=""/>
+                <w:kern w:val="0"/>
+                <w:szCs w:val="22"/>
+                <w:lang w:val="ru-RU" w:eastAsia="en-US" w:bidi="ar-SA"/>
+              </w:rPr>
+              <w:t>Русская рулетка (0.9)</w:t>
+            </w:r>
+          </w:p>
+        </w:tc>
+        <w:tc>
+          <w:tcPr>
+            <w:tcW w:w="1851" w:type="dxa"/>
+            <w:tcBorders/>
+            <w:vAlign w:val="center"/>
+          </w:tcPr>
+          <w:p>
+            <w:pPr>
+              <w:pStyle w:val="BodyText"/>
+              <w:widowControl/>
+              <w:suppressAutoHyphens w:val="true"/>
+              <w:spacing w:before="0" w:after="159"/>
+              <w:ind w:hanging="0"/>
+              <w:jc w:val="center"/>
+              <w:rPr>
+                <w:rFonts w:eastAsia="Calibri"/>
+              </w:rPr>
+            </w:pPr>
+            <w:r>
+              <w:rPr>
+                <w:rFonts w:eastAsia="Calibri" w:cs=""/>
+                <w:kern w:val="0"/>
+                <w:szCs w:val="22"/>
+                <w:lang w:val="ru-RU" w:eastAsia="en-US" w:bidi="ar-SA"/>
+              </w:rPr>
+              <w:t>39.3933</w:t>
+            </w:r>
+          </w:p>
+        </w:tc>
+        <w:tc>
+          <w:tcPr>
+            <w:tcW w:w="1834" w:type="dxa"/>
+            <w:tcBorders/>
+            <w:vAlign w:val="center"/>
+          </w:tcPr>
+          <w:p>
+            <w:pPr>
+              <w:pStyle w:val="BodyText"/>
+              <w:widowControl/>
+              <w:suppressAutoHyphens w:val="true"/>
+              <w:spacing w:before="0" w:after="159"/>
+              <w:ind w:hanging="0"/>
+              <w:jc w:val="center"/>
+              <w:rPr>
+                <w:rFonts w:eastAsia="Calibri"/>
+              </w:rPr>
+            </w:pPr>
+            <w:r>
+              <w:rPr>
+                <w:rFonts w:eastAsia="Calibri" w:cs=""/>
+                <w:kern w:val="0"/>
+                <w:szCs w:val="22"/>
+                <w:lang w:val="ru-RU" w:eastAsia="en-US" w:bidi="ar-SA"/>
+              </w:rPr>
+              <w:t>0.3933</w:t>
+            </w:r>
+          </w:p>
+        </w:tc>
+        <w:tc>
+          <w:tcPr>
+            <w:tcW w:w="1896" w:type="dxa"/>
+            <w:tcBorders/>
+            <w:vAlign w:val="center"/>
+          </w:tcPr>
+          <w:p>
+            <w:pPr>
+              <w:pStyle w:val="BodyText"/>
+              <w:widowControl/>
+              <w:suppressAutoHyphens w:val="true"/>
+              <w:spacing w:before="0" w:after="159"/>
+              <w:ind w:hanging="0"/>
+              <w:jc w:val="center"/>
+              <w:rPr>
+                <w:rFonts w:eastAsia="Calibri"/>
+              </w:rPr>
+            </w:pPr>
+            <w:r>
+              <w:rPr>
+                <w:rFonts w:eastAsia="Calibri" w:cs=""/>
+                <w:kern w:val="0"/>
+                <w:szCs w:val="22"/>
+                <w:lang w:val="ru-RU" w:eastAsia="en-US" w:bidi="ar-SA"/>
+              </w:rPr>
+              <w:t>3.90000</w:t>
+            </w:r>
+          </w:p>
+        </w:tc>
+      </w:tr>
+      <w:tr>
+        <w:trPr/>
+        <w:tc>
+          <w:tcPr>
+            <w:tcW w:w="1285" w:type="dxa"/>
+            <w:tcBorders/>
+            <w:vAlign w:val="center"/>
+          </w:tcPr>
+          <w:p>
+            <w:pPr>
+              <w:pStyle w:val="BodyText"/>
+              <w:widowControl/>
+              <w:suppressAutoHyphens w:val="true"/>
+              <w:spacing w:before="0" w:after="159"/>
+              <w:ind w:hanging="0"/>
+              <w:jc w:val="center"/>
+              <w:rPr>
+                <w:rFonts w:eastAsia="Calibri"/>
+              </w:rPr>
+            </w:pPr>
+            <w:r>
+              <w:rPr>
+                <w:rFonts w:eastAsia="Calibri" w:cs=""/>
+                <w:kern w:val="0"/>
+                <w:szCs w:val="22"/>
+                <w:lang w:val="ru-RU" w:eastAsia="en-US" w:bidi="ar-SA"/>
+              </w:rPr>
+              <w:t>1000</w:t>
+            </w:r>
+          </w:p>
+        </w:tc>
+        <w:tc>
+          <w:tcPr>
+            <w:tcW w:w="2700" w:type="dxa"/>
+            <w:tcBorders/>
+            <w:vAlign w:val="center"/>
+          </w:tcPr>
+          <w:p>
+            <w:pPr>
+              <w:pStyle w:val="BodyText"/>
+              <w:widowControl/>
+              <w:suppressAutoHyphens w:val="true"/>
+              <w:spacing w:before="0" w:after="159"/>
+              <w:ind w:hanging="0"/>
+              <w:jc w:val="center"/>
+              <w:rPr>
+                <w:rFonts w:eastAsia="Calibri"/>
+              </w:rPr>
+            </w:pPr>
+            <w:r>
+              <w:rPr>
+                <w:rFonts w:eastAsia="Calibri" w:cs=""/>
+                <w:kern w:val="0"/>
+                <w:szCs w:val="22"/>
+                <w:lang w:val="ru-RU" w:eastAsia="en-US" w:bidi="ar-SA"/>
+              </w:rPr>
+              <w:t>Простой Монте-Карло</w:t>
+            </w:r>
+          </w:p>
+        </w:tc>
+        <w:tc>
+          <w:tcPr>
+            <w:tcW w:w="1851" w:type="dxa"/>
+            <w:tcBorders/>
+            <w:vAlign w:val="center"/>
+          </w:tcPr>
+          <w:p>
+            <w:pPr>
+              <w:pStyle w:val="BodyText"/>
+              <w:widowControl/>
+              <w:suppressAutoHyphens w:val="true"/>
+              <w:spacing w:before="0" w:after="159"/>
+              <w:ind w:hanging="0"/>
+              <w:jc w:val="center"/>
+              <w:rPr>
+                <w:rFonts w:eastAsia="Calibri"/>
+              </w:rPr>
+            </w:pPr>
+            <w:r>
+              <w:rPr>
+                <w:rFonts w:eastAsia="Calibri" w:cs=""/>
+                <w:kern w:val="0"/>
+                <w:szCs w:val="22"/>
+                <w:lang w:val="ru-RU" w:eastAsia="en-US" w:bidi="ar-SA"/>
+              </w:rPr>
+              <w:t>39.3850</w:t>
+            </w:r>
+          </w:p>
+        </w:tc>
+        <w:tc>
+          <w:tcPr>
+            <w:tcW w:w="1834" w:type="dxa"/>
+            <w:tcBorders/>
+            <w:vAlign w:val="center"/>
+          </w:tcPr>
+          <w:p>
+            <w:pPr>
+              <w:pStyle w:val="BodyText"/>
+              <w:widowControl/>
+              <w:suppressAutoHyphens w:val="true"/>
+              <w:spacing w:before="0" w:after="159"/>
+              <w:ind w:hanging="0"/>
+              <w:jc w:val="center"/>
+              <w:rPr>
+                <w:rFonts w:eastAsia="Calibri"/>
+              </w:rPr>
+            </w:pPr>
+            <w:r>
+              <w:rPr>
+                <w:rFonts w:eastAsia="Calibri" w:cs=""/>
+                <w:kern w:val="0"/>
+                <w:szCs w:val="22"/>
+                <w:lang w:val="ru-RU" w:eastAsia="en-US" w:bidi="ar-SA"/>
+              </w:rPr>
+              <w:t>0.3850</w:t>
+            </w:r>
+          </w:p>
+        </w:tc>
+        <w:tc>
+          <w:tcPr>
+            <w:tcW w:w="1896" w:type="dxa"/>
+            <w:tcBorders/>
+            <w:vAlign w:val="center"/>
+          </w:tcPr>
+          <w:p>
+            <w:pPr>
+              <w:pStyle w:val="BodyText"/>
+              <w:widowControl/>
+              <w:suppressAutoHyphens w:val="true"/>
+              <w:spacing w:before="0" w:after="159"/>
+              <w:ind w:hanging="0"/>
+              <w:jc w:val="center"/>
+              <w:rPr>
+                <w:rFonts w:eastAsia="Calibri"/>
+              </w:rPr>
+            </w:pPr>
+            <w:r>
+              <w:rPr>
+                <w:rFonts w:eastAsia="Calibri" w:cs=""/>
+                <w:kern w:val="0"/>
+                <w:szCs w:val="22"/>
+                <w:lang w:val="ru-RU" w:eastAsia="en-US" w:bidi="ar-SA"/>
+              </w:rPr>
+              <w:t>1.23329</w:t>
+            </w:r>
+          </w:p>
+        </w:tc>
+      </w:tr>
+      <w:tr>
+        <w:trPr/>
+        <w:tc>
+          <w:tcPr>
+            <w:tcW w:w="1285" w:type="dxa"/>
+            <w:tcBorders/>
+            <w:vAlign w:val="center"/>
+          </w:tcPr>
+          <w:p>
+            <w:pPr>
+              <w:pStyle w:val="BodyText"/>
+              <w:widowControl/>
+              <w:suppressAutoHyphens w:val="true"/>
+              <w:spacing w:before="0" w:after="159"/>
+              <w:ind w:hanging="0"/>
+              <w:jc w:val="center"/>
+              <w:rPr>
+                <w:rFonts w:eastAsia="Calibri"/>
+              </w:rPr>
+            </w:pPr>
+            <w:r>
+              <w:rPr>
+                <w:rFonts w:eastAsia="Calibri" w:cs=""/>
+                <w:kern w:val="0"/>
+                <w:szCs w:val="22"/>
+                <w:lang w:val="ru-RU" w:eastAsia="en-US" w:bidi="ar-SA"/>
+              </w:rPr>
+              <w:t>1000</w:t>
+            </w:r>
+          </w:p>
+        </w:tc>
+        <w:tc>
+          <w:tcPr>
+            <w:tcW w:w="2700" w:type="dxa"/>
+            <w:tcBorders/>
+            <w:vAlign w:val="center"/>
+          </w:tcPr>
+          <w:p>
+            <w:pPr>
+              <w:pStyle w:val="BodyText"/>
+              <w:widowControl/>
+              <w:suppressAutoHyphens w:val="true"/>
+              <w:spacing w:before="0" w:after="159"/>
+              <w:ind w:hanging="0"/>
+              <w:jc w:val="center"/>
+              <w:rPr>
+                <w:rFonts w:eastAsia="Calibri"/>
+              </w:rPr>
+            </w:pPr>
+            <w:r>
+              <w:rPr>
+                <w:rFonts w:eastAsia="Calibri" w:cs=""/>
+                <w:kern w:val="0"/>
+                <w:szCs w:val="22"/>
+                <w:lang w:val="ru-RU" w:eastAsia="en-US" w:bidi="ar-SA"/>
+              </w:rPr>
+              <w:t>Монте-Карло со стратификацией</w:t>
+            </w:r>
+          </w:p>
+        </w:tc>
+        <w:tc>
+          <w:tcPr>
+            <w:tcW w:w="1851" w:type="dxa"/>
+            <w:tcBorders/>
+            <w:vAlign w:val="center"/>
+          </w:tcPr>
+          <w:p>
+            <w:pPr>
+              <w:pStyle w:val="BodyText"/>
+              <w:widowControl/>
+              <w:suppressAutoHyphens w:val="true"/>
+              <w:spacing w:before="0" w:after="159"/>
+              <w:ind w:hanging="0"/>
+              <w:jc w:val="center"/>
+              <w:rPr>
+                <w:rFonts w:eastAsia="Calibri"/>
+              </w:rPr>
+            </w:pPr>
+            <w:r>
+              <w:rPr>
+                <w:rFonts w:eastAsia="Calibri" w:cs=""/>
+                <w:kern w:val="0"/>
+                <w:szCs w:val="22"/>
+                <w:lang w:val="ru-RU" w:eastAsia="en-US" w:bidi="ar-SA"/>
+              </w:rPr>
+              <w:t>39.0001</w:t>
+            </w:r>
+          </w:p>
+        </w:tc>
+        <w:tc>
+          <w:tcPr>
+            <w:tcW w:w="1834" w:type="dxa"/>
+            <w:tcBorders/>
+            <w:vAlign w:val="center"/>
+          </w:tcPr>
+          <w:p>
+            <w:pPr>
+              <w:pStyle w:val="BodyText"/>
+              <w:widowControl/>
+              <w:suppressAutoHyphens w:val="true"/>
+              <w:spacing w:before="0" w:after="159"/>
+              <w:ind w:hanging="0"/>
+              <w:jc w:val="center"/>
+              <w:rPr>
+                <w:rFonts w:eastAsia="Calibri"/>
+              </w:rPr>
+            </w:pPr>
+            <w:r>
+              <w:rPr>
+                <w:rFonts w:eastAsia="Calibri" w:cs=""/>
+                <w:kern w:val="0"/>
+                <w:szCs w:val="22"/>
+                <w:lang w:val="ru-RU" w:eastAsia="en-US" w:bidi="ar-SA"/>
+              </w:rPr>
+              <w:t>0.0001</w:t>
+            </w:r>
+          </w:p>
+        </w:tc>
+        <w:tc>
+          <w:tcPr>
+            <w:tcW w:w="1896" w:type="dxa"/>
+            <w:tcBorders/>
+            <w:vAlign w:val="center"/>
+          </w:tcPr>
+          <w:p>
+            <w:pPr>
+              <w:pStyle w:val="BodyText"/>
+              <w:widowControl/>
+              <w:suppressAutoHyphens w:val="true"/>
+              <w:spacing w:before="0" w:after="159"/>
+              <w:ind w:hanging="0"/>
+              <w:jc w:val="center"/>
+              <w:rPr>
+                <w:rFonts w:eastAsia="Calibri"/>
+              </w:rPr>
+            </w:pPr>
+            <w:r>
+              <w:rPr>
+                <w:rFonts w:eastAsia="Calibri" w:cs=""/>
+                <w:kern w:val="0"/>
+                <w:szCs w:val="22"/>
+                <w:lang w:val="ru-RU" w:eastAsia="en-US" w:bidi="ar-SA"/>
+              </w:rPr>
+              <w:t>1.23329</w:t>
+            </w:r>
+          </w:p>
+        </w:tc>
+      </w:tr>
+      <w:tr>
+        <w:trPr/>
+        <w:tc>
+          <w:tcPr>
+            <w:tcW w:w="1285" w:type="dxa"/>
+            <w:tcBorders/>
+            <w:vAlign w:val="center"/>
+          </w:tcPr>
+          <w:p>
+            <w:pPr>
+              <w:pStyle w:val="BodyText"/>
+              <w:widowControl/>
+              <w:suppressAutoHyphens w:val="true"/>
+              <w:spacing w:before="0" w:after="159"/>
+              <w:ind w:hanging="0"/>
+              <w:jc w:val="center"/>
+              <w:rPr>
+                <w:rFonts w:eastAsia="Calibri"/>
+              </w:rPr>
+            </w:pPr>
+            <w:r>
+              <w:rPr>
+                <w:rFonts w:eastAsia="Calibri" w:cs=""/>
+                <w:kern w:val="0"/>
+                <w:szCs w:val="22"/>
+                <w:lang w:val="ru-RU" w:eastAsia="en-US" w:bidi="ar-SA"/>
+              </w:rPr>
+              <w:t>1000</w:t>
+            </w:r>
+          </w:p>
+        </w:tc>
+        <w:tc>
+          <w:tcPr>
+            <w:tcW w:w="2700" w:type="dxa"/>
+            <w:tcBorders/>
+            <w:vAlign w:val="center"/>
+          </w:tcPr>
+          <w:p>
+            <w:pPr>
+              <w:pStyle w:val="BodyText"/>
+              <w:widowControl/>
+              <w:suppressAutoHyphens w:val="true"/>
+              <w:spacing w:before="0" w:after="159"/>
+              <w:ind w:hanging="0"/>
+              <w:jc w:val="center"/>
+              <w:rPr>
+                <w:rFonts w:eastAsia="Calibri"/>
+              </w:rPr>
+            </w:pPr>
+            <w:r>
+              <w:rPr>
+                <w:rFonts w:eastAsia="Calibri" w:cs=""/>
+                <w:kern w:val="0"/>
+                <w:szCs w:val="22"/>
+                <w:lang w:val="ru-RU" w:eastAsia="en-US" w:bidi="ar-SA"/>
+              </w:rPr>
+              <w:t>Выборка по значимости (x)</w:t>
+            </w:r>
+          </w:p>
+        </w:tc>
+        <w:tc>
+          <w:tcPr>
+            <w:tcW w:w="1851" w:type="dxa"/>
+            <w:tcBorders/>
+            <w:vAlign w:val="center"/>
+          </w:tcPr>
+          <w:p>
+            <w:pPr>
+              <w:pStyle w:val="BodyText"/>
+              <w:widowControl/>
+              <w:suppressAutoHyphens w:val="true"/>
+              <w:spacing w:before="0" w:after="159"/>
+              <w:ind w:hanging="0"/>
+              <w:jc w:val="center"/>
+              <w:rPr>
+                <w:rFonts w:eastAsia="Calibri"/>
+              </w:rPr>
+            </w:pPr>
+            <w:r>
+              <w:rPr>
+                <w:rFonts w:eastAsia="Calibri" w:cs=""/>
+                <w:kern w:val="0"/>
+                <w:szCs w:val="22"/>
+                <w:lang w:val="ru-RU" w:eastAsia="en-US" w:bidi="ar-SA"/>
+              </w:rPr>
+              <w:t>38.8141</w:t>
+            </w:r>
+          </w:p>
+        </w:tc>
+        <w:tc>
+          <w:tcPr>
+            <w:tcW w:w="1834" w:type="dxa"/>
+            <w:tcBorders/>
+            <w:vAlign w:val="center"/>
+          </w:tcPr>
+          <w:p>
+            <w:pPr>
+              <w:pStyle w:val="BodyText"/>
+              <w:widowControl/>
+              <w:suppressAutoHyphens w:val="true"/>
+              <w:spacing w:before="0" w:after="159"/>
+              <w:ind w:hanging="0"/>
+              <w:jc w:val="center"/>
+              <w:rPr>
+                <w:rFonts w:eastAsia="Calibri"/>
+              </w:rPr>
+            </w:pPr>
+            <w:r>
+              <w:rPr>
+                <w:rFonts w:eastAsia="Calibri" w:cs=""/>
+                <w:kern w:val="0"/>
+                <w:szCs w:val="22"/>
+                <w:lang w:val="ru-RU" w:eastAsia="en-US" w:bidi="ar-SA"/>
+              </w:rPr>
+              <w:t>0.1859</w:t>
+            </w:r>
+          </w:p>
+        </w:tc>
+        <w:tc>
+          <w:tcPr>
+            <w:tcW w:w="1896" w:type="dxa"/>
+            <w:tcBorders/>
+            <w:vAlign w:val="center"/>
+          </w:tcPr>
+          <w:p>
+            <w:pPr>
+              <w:pStyle w:val="BodyText"/>
+              <w:widowControl/>
+              <w:suppressAutoHyphens w:val="true"/>
+              <w:spacing w:before="0" w:after="159"/>
+              <w:ind w:hanging="0"/>
+              <w:jc w:val="center"/>
+              <w:rPr>
+                <w:rFonts w:eastAsia="Calibri"/>
+              </w:rPr>
+            </w:pPr>
+            <w:r>
+              <w:rPr>
+                <w:rFonts w:eastAsia="Calibri" w:cs=""/>
+                <w:kern w:val="0"/>
+                <w:szCs w:val="22"/>
+                <w:lang w:val="ru-RU" w:eastAsia="en-US" w:bidi="ar-SA"/>
+              </w:rPr>
+              <w:t>1.23329</w:t>
+            </w:r>
+          </w:p>
+        </w:tc>
+      </w:tr>
+      <w:tr>
+        <w:trPr/>
+        <w:tc>
+          <w:tcPr>
+            <w:tcW w:w="1285" w:type="dxa"/>
+            <w:tcBorders/>
+            <w:vAlign w:val="center"/>
+          </w:tcPr>
+          <w:p>
+            <w:pPr>
+              <w:pStyle w:val="BodyText"/>
+              <w:widowControl/>
+              <w:suppressAutoHyphens w:val="true"/>
+              <w:spacing w:before="0" w:after="159"/>
+              <w:ind w:hanging="0"/>
+              <w:jc w:val="center"/>
+              <w:rPr>
+                <w:rFonts w:eastAsia="Calibri"/>
+              </w:rPr>
+            </w:pPr>
+            <w:r>
+              <w:rPr>
+                <w:rFonts w:eastAsia="Calibri" w:cs=""/>
+                <w:kern w:val="0"/>
+                <w:szCs w:val="22"/>
+                <w:lang w:val="ru-RU" w:eastAsia="en-US" w:bidi="ar-SA"/>
+              </w:rPr>
+              <w:t>1000</w:t>
+            </w:r>
+          </w:p>
+        </w:tc>
+        <w:tc>
+          <w:tcPr>
+            <w:tcW w:w="2700" w:type="dxa"/>
+            <w:tcBorders/>
+            <w:vAlign w:val="center"/>
+          </w:tcPr>
+          <w:p>
+            <w:pPr>
+              <w:pStyle w:val="BodyText"/>
+              <w:widowControl/>
+              <w:suppressAutoHyphens w:val="true"/>
+              <w:spacing w:before="0" w:after="159"/>
+              <w:ind w:hanging="0"/>
+              <w:jc w:val="center"/>
+              <w:rPr>
+                <w:rFonts w:eastAsia="Calibri"/>
+              </w:rPr>
+            </w:pPr>
+            <w:r>
+              <w:rPr>
+                <w:rFonts w:eastAsia="Calibri" w:cs=""/>
+                <w:kern w:val="0"/>
+                <w:szCs w:val="22"/>
+                <w:lang w:val="ru-RU" w:eastAsia="en-US" w:bidi="ar-SA"/>
+              </w:rPr>
+              <w:t>Выборка по значимости (x^2)</w:t>
+            </w:r>
+          </w:p>
+        </w:tc>
+        <w:tc>
+          <w:tcPr>
+            <w:tcW w:w="1851" w:type="dxa"/>
+            <w:tcBorders/>
+            <w:vAlign w:val="center"/>
+          </w:tcPr>
+          <w:p>
+            <w:pPr>
+              <w:pStyle w:val="BodyText"/>
+              <w:widowControl/>
+              <w:suppressAutoHyphens w:val="true"/>
+              <w:spacing w:before="0" w:after="159"/>
+              <w:ind w:hanging="0"/>
+              <w:jc w:val="center"/>
+              <w:rPr>
+                <w:rFonts w:eastAsia="Calibri"/>
+              </w:rPr>
+            </w:pPr>
+            <w:r>
+              <w:rPr>
+                <w:rFonts w:eastAsia="Calibri" w:cs=""/>
+                <w:kern w:val="0"/>
+                <w:szCs w:val="22"/>
+                <w:lang w:val="ru-RU" w:eastAsia="en-US" w:bidi="ar-SA"/>
+              </w:rPr>
+              <w:t>39.0000</w:t>
+            </w:r>
+          </w:p>
+        </w:tc>
+        <w:tc>
+          <w:tcPr>
+            <w:tcW w:w="1834" w:type="dxa"/>
+            <w:tcBorders/>
+            <w:vAlign w:val="center"/>
+          </w:tcPr>
+          <w:p>
+            <w:pPr>
+              <w:pStyle w:val="BodyText"/>
+              <w:widowControl/>
+              <w:suppressAutoHyphens w:val="true"/>
+              <w:spacing w:before="0" w:after="159"/>
+              <w:ind w:hanging="0"/>
+              <w:jc w:val="center"/>
+              <w:rPr>
+                <w:rFonts w:eastAsia="Calibri"/>
+              </w:rPr>
+            </w:pPr>
+            <w:r>
+              <w:rPr>
+                <w:rFonts w:eastAsia="Calibri" w:cs=""/>
+                <w:kern w:val="0"/>
+                <w:szCs w:val="22"/>
+                <w:lang w:val="ru-RU" w:eastAsia="en-US" w:bidi="ar-SA"/>
+              </w:rPr>
+              <w:t>0.0000</w:t>
+            </w:r>
+          </w:p>
+        </w:tc>
+        <w:tc>
+          <w:tcPr>
+            <w:tcW w:w="1896" w:type="dxa"/>
+            <w:tcBorders/>
+            <w:vAlign w:val="center"/>
+          </w:tcPr>
+          <w:p>
+            <w:pPr>
+              <w:pStyle w:val="BodyText"/>
+              <w:widowControl/>
+              <w:suppressAutoHyphens w:val="true"/>
+              <w:spacing w:before="0" w:after="159"/>
+              <w:ind w:hanging="0"/>
+              <w:jc w:val="center"/>
+              <w:rPr>
+                <w:rFonts w:eastAsia="Calibri"/>
+              </w:rPr>
+            </w:pPr>
+            <w:r>
+              <w:rPr>
+                <w:rFonts w:eastAsia="Calibri" w:cs=""/>
+                <w:kern w:val="0"/>
+                <w:szCs w:val="22"/>
+                <w:lang w:val="ru-RU" w:eastAsia="en-US" w:bidi="ar-SA"/>
+              </w:rPr>
+              <w:t>1.23329</w:t>
+            </w:r>
+          </w:p>
+        </w:tc>
+      </w:tr>
+      <w:tr>
+        <w:trPr/>
+        <w:tc>
+          <w:tcPr>
+            <w:tcW w:w="1285" w:type="dxa"/>
+            <w:tcBorders/>
+            <w:vAlign w:val="center"/>
+          </w:tcPr>
+          <w:p>
+            <w:pPr>
+              <w:pStyle w:val="BodyText"/>
+              <w:widowControl/>
+              <w:suppressAutoHyphens w:val="true"/>
+              <w:spacing w:before="0" w:after="159"/>
+              <w:ind w:hanging="0"/>
+              <w:jc w:val="center"/>
+              <w:rPr>
+                <w:rFonts w:eastAsia="Calibri"/>
+              </w:rPr>
+            </w:pPr>
+            <w:r>
+              <w:rPr>
+                <w:rFonts w:eastAsia="Calibri" w:cs=""/>
+                <w:kern w:val="0"/>
+                <w:szCs w:val="22"/>
+                <w:lang w:val="ru-RU" w:eastAsia="en-US" w:bidi="ar-SA"/>
+              </w:rPr>
+              <w:t>1000</w:t>
+            </w:r>
+          </w:p>
+        </w:tc>
+        <w:tc>
+          <w:tcPr>
+            <w:tcW w:w="2700" w:type="dxa"/>
+            <w:tcBorders/>
+            <w:vAlign w:val="center"/>
+          </w:tcPr>
+          <w:p>
+            <w:pPr>
+              <w:pStyle w:val="BodyText"/>
+              <w:widowControl/>
+              <w:suppressAutoHyphens w:val="true"/>
+              <w:spacing w:before="0" w:after="159"/>
+              <w:ind w:hanging="0"/>
+              <w:jc w:val="center"/>
+              <w:rPr>
+                <w:rFonts w:eastAsia="Calibri"/>
+              </w:rPr>
+            </w:pPr>
+            <w:r>
+              <w:rPr>
+                <w:rFonts w:eastAsia="Calibri" w:cs=""/>
+                <w:kern w:val="0"/>
+                <w:szCs w:val="22"/>
+                <w:lang w:val="ru-RU" w:eastAsia="en-US" w:bidi="ar-SA"/>
+              </w:rPr>
+              <w:t>Выборка по значимости (x^3)</w:t>
+            </w:r>
+          </w:p>
+        </w:tc>
+        <w:tc>
+          <w:tcPr>
+            <w:tcW w:w="1851" w:type="dxa"/>
+            <w:tcBorders/>
+            <w:vAlign w:val="center"/>
+          </w:tcPr>
+          <w:p>
+            <w:pPr>
+              <w:pStyle w:val="BodyText"/>
+              <w:widowControl/>
+              <w:suppressAutoHyphens w:val="true"/>
+              <w:spacing w:before="0" w:after="159"/>
+              <w:ind w:hanging="0"/>
+              <w:jc w:val="center"/>
+              <w:rPr>
+                <w:rFonts w:eastAsia="Calibri"/>
+              </w:rPr>
+            </w:pPr>
+            <w:r>
+              <w:rPr>
+                <w:rFonts w:eastAsia="Calibri" w:cs=""/>
+                <w:kern w:val="0"/>
+                <w:szCs w:val="22"/>
+                <w:lang w:val="ru-RU" w:eastAsia="en-US" w:bidi="ar-SA"/>
+              </w:rPr>
+              <w:t>38.8539</w:t>
+            </w:r>
+          </w:p>
+        </w:tc>
+        <w:tc>
+          <w:tcPr>
+            <w:tcW w:w="1834" w:type="dxa"/>
+            <w:tcBorders/>
+            <w:vAlign w:val="center"/>
+          </w:tcPr>
+          <w:p>
+            <w:pPr>
+              <w:pStyle w:val="BodyText"/>
+              <w:widowControl/>
+              <w:suppressAutoHyphens w:val="true"/>
+              <w:spacing w:before="0" w:after="159"/>
+              <w:ind w:hanging="0"/>
+              <w:jc w:val="center"/>
+              <w:rPr>
+                <w:rFonts w:eastAsia="Calibri"/>
+              </w:rPr>
+            </w:pPr>
+            <w:r>
+              <w:rPr>
+                <w:rFonts w:eastAsia="Calibri" w:cs=""/>
+                <w:kern w:val="0"/>
+                <w:szCs w:val="22"/>
+                <w:lang w:val="ru-RU" w:eastAsia="en-US" w:bidi="ar-SA"/>
+              </w:rPr>
+              <w:t>0.1461</w:t>
+            </w:r>
+          </w:p>
+        </w:tc>
+        <w:tc>
+          <w:tcPr>
+            <w:tcW w:w="1896" w:type="dxa"/>
+            <w:tcBorders/>
+            <w:vAlign w:val="center"/>
+          </w:tcPr>
+          <w:p>
+            <w:pPr>
+              <w:pStyle w:val="BodyText"/>
+              <w:widowControl/>
+              <w:suppressAutoHyphens w:val="true"/>
+              <w:spacing w:before="0" w:after="159"/>
+              <w:ind w:hanging="0"/>
+              <w:jc w:val="center"/>
+              <w:rPr>
+                <w:rFonts w:eastAsia="Calibri"/>
+              </w:rPr>
+            </w:pPr>
+            <w:r>
+              <w:rPr>
+                <w:rFonts w:eastAsia="Calibri" w:cs=""/>
+                <w:kern w:val="0"/>
+                <w:szCs w:val="22"/>
+                <w:lang w:val="ru-RU" w:eastAsia="en-US" w:bidi="ar-SA"/>
+              </w:rPr>
+              <w:t>1.23329</w:t>
+            </w:r>
+          </w:p>
+        </w:tc>
+      </w:tr>
+      <w:tr>
+        <w:trPr/>
+        <w:tc>
+          <w:tcPr>
+            <w:tcW w:w="1285" w:type="dxa"/>
+            <w:tcBorders/>
+            <w:vAlign w:val="center"/>
+          </w:tcPr>
+          <w:p>
+            <w:pPr>
+              <w:pStyle w:val="BodyText"/>
+              <w:widowControl/>
+              <w:suppressAutoHyphens w:val="true"/>
+              <w:spacing w:before="0" w:after="159"/>
+              <w:ind w:hanging="0"/>
+              <w:jc w:val="center"/>
+              <w:rPr>
+                <w:rFonts w:eastAsia="Calibri"/>
+              </w:rPr>
+            </w:pPr>
+            <w:r>
+              <w:rPr>
+                <w:rFonts w:eastAsia="Calibri" w:cs=""/>
+                <w:kern w:val="0"/>
+                <w:szCs w:val="22"/>
+                <w:lang w:val="ru-RU" w:eastAsia="en-US" w:bidi="ar-SA"/>
+              </w:rPr>
+              <w:t>1000</w:t>
+            </w:r>
+          </w:p>
+        </w:tc>
+        <w:tc>
+          <w:tcPr>
+            <w:tcW w:w="2700" w:type="dxa"/>
+            <w:tcBorders/>
+            <w:vAlign w:val="center"/>
+          </w:tcPr>
+          <w:p>
+            <w:pPr>
+              <w:pStyle w:val="BodyText"/>
+              <w:widowControl/>
+              <w:suppressAutoHyphens w:val="true"/>
+              <w:spacing w:before="0" w:after="159"/>
+              <w:ind w:hanging="0"/>
+              <w:jc w:val="center"/>
+              <w:rPr>
+                <w:rFonts w:eastAsia="Calibri"/>
+              </w:rPr>
+            </w:pPr>
+            <w:r>
+              <w:rPr>
+                <w:rFonts w:eastAsia="Calibri" w:cs=""/>
+                <w:kern w:val="0"/>
+                <w:szCs w:val="22"/>
+                <w:lang w:val="ru-RU" w:eastAsia="en-US" w:bidi="ar-SA"/>
+              </w:rPr>
+              <w:t>Многократная выборка (среднее)</w:t>
+            </w:r>
+          </w:p>
+        </w:tc>
+        <w:tc>
+          <w:tcPr>
+            <w:tcW w:w="1851" w:type="dxa"/>
+            <w:tcBorders/>
+            <w:vAlign w:val="center"/>
+          </w:tcPr>
+          <w:p>
+            <w:pPr>
+              <w:pStyle w:val="BodyText"/>
+              <w:widowControl/>
+              <w:suppressAutoHyphens w:val="true"/>
+              <w:spacing w:before="0" w:after="159"/>
+              <w:ind w:hanging="0"/>
+              <w:jc w:val="center"/>
+              <w:rPr>
+                <w:rFonts w:eastAsia="Calibri"/>
+              </w:rPr>
+            </w:pPr>
+            <w:r>
+              <w:rPr>
+                <w:rFonts w:eastAsia="Calibri" w:cs=""/>
+                <w:kern w:val="0"/>
+                <w:szCs w:val="22"/>
+                <w:lang w:val="ru-RU" w:eastAsia="en-US" w:bidi="ar-SA"/>
+              </w:rPr>
+              <w:t>39.0499</w:t>
+            </w:r>
+          </w:p>
+        </w:tc>
+        <w:tc>
+          <w:tcPr>
+            <w:tcW w:w="1834" w:type="dxa"/>
+            <w:tcBorders/>
+            <w:vAlign w:val="center"/>
+          </w:tcPr>
+          <w:p>
+            <w:pPr>
+              <w:pStyle w:val="BodyText"/>
+              <w:widowControl/>
+              <w:suppressAutoHyphens w:val="true"/>
+              <w:spacing w:before="0" w:after="159"/>
+              <w:ind w:hanging="0"/>
+              <w:jc w:val="center"/>
+              <w:rPr>
+                <w:rFonts w:eastAsia="Calibri"/>
+              </w:rPr>
+            </w:pPr>
+            <w:r>
+              <w:rPr>
+                <w:rFonts w:eastAsia="Calibri" w:cs=""/>
+                <w:kern w:val="0"/>
+                <w:szCs w:val="22"/>
+                <w:lang w:val="ru-RU" w:eastAsia="en-US" w:bidi="ar-SA"/>
+              </w:rPr>
+              <w:t>0.0499</w:t>
+            </w:r>
+          </w:p>
+        </w:tc>
+        <w:tc>
+          <w:tcPr>
+            <w:tcW w:w="1896" w:type="dxa"/>
+            <w:tcBorders/>
+            <w:vAlign w:val="center"/>
+          </w:tcPr>
+          <w:p>
+            <w:pPr>
+              <w:pStyle w:val="BodyText"/>
+              <w:widowControl/>
+              <w:suppressAutoHyphens w:val="true"/>
+              <w:spacing w:before="0" w:after="159"/>
+              <w:ind w:hanging="0"/>
+              <w:jc w:val="center"/>
+              <w:rPr>
+                <w:rFonts w:eastAsia="Calibri"/>
+              </w:rPr>
+            </w:pPr>
+            <w:r>
+              <w:rPr>
+                <w:rFonts w:eastAsia="Calibri" w:cs=""/>
+                <w:kern w:val="0"/>
+                <w:szCs w:val="22"/>
+                <w:lang w:val="ru-RU" w:eastAsia="en-US" w:bidi="ar-SA"/>
+              </w:rPr>
+              <w:t>1.23329</w:t>
+            </w:r>
+          </w:p>
+        </w:tc>
+      </w:tr>
+      <w:tr>
+        <w:trPr/>
+        <w:tc>
+          <w:tcPr>
+            <w:tcW w:w="1285" w:type="dxa"/>
+            <w:tcBorders/>
+            <w:vAlign w:val="center"/>
+          </w:tcPr>
+          <w:p>
+            <w:pPr>
+              <w:pStyle w:val="BodyText"/>
+              <w:widowControl/>
+              <w:suppressAutoHyphens w:val="true"/>
+              <w:spacing w:before="0" w:after="159"/>
+              <w:ind w:hanging="0"/>
+              <w:jc w:val="center"/>
+              <w:rPr>
+                <w:rFonts w:eastAsia="Calibri"/>
+              </w:rPr>
+            </w:pPr>
+            <w:r>
+              <w:rPr>
+                <w:rFonts w:eastAsia="Calibri" w:cs=""/>
+                <w:kern w:val="0"/>
+                <w:szCs w:val="22"/>
+                <w:lang w:val="ru-RU" w:eastAsia="en-US" w:bidi="ar-SA"/>
+              </w:rPr>
+              <w:t>1000</w:t>
+            </w:r>
+          </w:p>
+        </w:tc>
+        <w:tc>
+          <w:tcPr>
+            <w:tcW w:w="2700" w:type="dxa"/>
+            <w:tcBorders/>
+            <w:vAlign w:val="center"/>
+          </w:tcPr>
+          <w:p>
+            <w:pPr>
+              <w:pStyle w:val="BodyText"/>
+              <w:widowControl/>
+              <w:suppressAutoHyphens w:val="true"/>
+              <w:spacing w:before="0" w:after="159"/>
+              <w:ind w:hanging="0"/>
+              <w:jc w:val="center"/>
+              <w:rPr>
+                <w:rFonts w:eastAsia="Calibri"/>
+              </w:rPr>
+            </w:pPr>
+            <w:r>
+              <w:rPr>
+                <w:rFonts w:eastAsia="Calibri" w:cs=""/>
+                <w:kern w:val="0"/>
+                <w:szCs w:val="22"/>
+                <w:lang w:val="ru-RU" w:eastAsia="en-US" w:bidi="ar-SA"/>
+              </w:rPr>
+              <w:t>Многократная выборка (квадрат)</w:t>
+            </w:r>
+          </w:p>
+        </w:tc>
+        <w:tc>
+          <w:tcPr>
+            <w:tcW w:w="1851" w:type="dxa"/>
+            <w:tcBorders/>
+            <w:vAlign w:val="center"/>
+          </w:tcPr>
+          <w:p>
+            <w:pPr>
+              <w:pStyle w:val="BodyText"/>
+              <w:widowControl/>
+              <w:suppressAutoHyphens w:val="true"/>
+              <w:spacing w:before="0" w:after="159"/>
+              <w:ind w:hanging="0"/>
+              <w:jc w:val="center"/>
+              <w:rPr>
+                <w:rFonts w:eastAsia="Calibri"/>
+              </w:rPr>
+            </w:pPr>
+            <w:r>
+              <w:rPr>
+                <w:rFonts w:eastAsia="Calibri" w:cs=""/>
+                <w:kern w:val="0"/>
+                <w:szCs w:val="22"/>
+                <w:lang w:val="ru-RU" w:eastAsia="en-US" w:bidi="ar-SA"/>
+              </w:rPr>
+              <w:t>38.8669</w:t>
+            </w:r>
+          </w:p>
+        </w:tc>
+        <w:tc>
+          <w:tcPr>
+            <w:tcW w:w="1834" w:type="dxa"/>
+            <w:tcBorders/>
+            <w:vAlign w:val="center"/>
+          </w:tcPr>
+          <w:p>
+            <w:pPr>
+              <w:pStyle w:val="BodyText"/>
+              <w:widowControl/>
+              <w:suppressAutoHyphens w:val="true"/>
+              <w:spacing w:before="0" w:after="159"/>
+              <w:ind w:hanging="0"/>
+              <w:jc w:val="center"/>
+              <w:rPr>
+                <w:rFonts w:eastAsia="Calibri"/>
+              </w:rPr>
+            </w:pPr>
+            <w:r>
+              <w:rPr>
+                <w:rFonts w:eastAsia="Calibri" w:cs=""/>
+                <w:kern w:val="0"/>
+                <w:szCs w:val="22"/>
+                <w:lang w:val="ru-RU" w:eastAsia="en-US" w:bidi="ar-SA"/>
+              </w:rPr>
+              <w:t>0.1331</w:t>
+            </w:r>
+          </w:p>
+        </w:tc>
+        <w:tc>
+          <w:tcPr>
+            <w:tcW w:w="1896" w:type="dxa"/>
+            <w:tcBorders/>
+            <w:vAlign w:val="center"/>
+          </w:tcPr>
+          <w:p>
+            <w:pPr>
+              <w:pStyle w:val="BodyText"/>
+              <w:widowControl/>
+              <w:suppressAutoHyphens w:val="true"/>
+              <w:spacing w:before="0" w:after="159"/>
+              <w:ind w:hanging="0"/>
+              <w:jc w:val="center"/>
+              <w:rPr>
+                <w:rFonts w:eastAsia="Calibri"/>
+              </w:rPr>
+            </w:pPr>
+            <w:r>
+              <w:rPr>
+                <w:rFonts w:eastAsia="Calibri" w:cs=""/>
+                <w:kern w:val="0"/>
+                <w:szCs w:val="22"/>
+                <w:lang w:val="ru-RU" w:eastAsia="en-US" w:bidi="ar-SA"/>
+              </w:rPr>
+              <w:t>1.23329</w:t>
+            </w:r>
+          </w:p>
+        </w:tc>
+      </w:tr>
+      <w:tr>
+        <w:trPr/>
+        <w:tc>
+          <w:tcPr>
+            <w:tcW w:w="1285" w:type="dxa"/>
+            <w:tcBorders/>
+            <w:vAlign w:val="center"/>
+          </w:tcPr>
+          <w:p>
+            <w:pPr>
+              <w:pStyle w:val="BodyText"/>
+              <w:widowControl/>
+              <w:suppressAutoHyphens w:val="true"/>
+              <w:spacing w:before="0" w:after="159"/>
+              <w:ind w:hanging="0"/>
+              <w:jc w:val="center"/>
+              <w:rPr>
+                <w:rFonts w:eastAsia="Calibri"/>
+              </w:rPr>
+            </w:pPr>
+            <w:r>
+              <w:rPr>
+                <w:rFonts w:eastAsia="Calibri" w:cs=""/>
+                <w:kern w:val="0"/>
+                <w:szCs w:val="22"/>
+                <w:lang w:val="ru-RU" w:eastAsia="en-US" w:bidi="ar-SA"/>
+              </w:rPr>
+              <w:t>1000</w:t>
+            </w:r>
+          </w:p>
+        </w:tc>
+        <w:tc>
+          <w:tcPr>
+            <w:tcW w:w="2700" w:type="dxa"/>
+            <w:tcBorders/>
+            <w:vAlign w:val="center"/>
+          </w:tcPr>
+          <w:p>
+            <w:pPr>
+              <w:pStyle w:val="BodyText"/>
+              <w:widowControl/>
+              <w:suppressAutoHyphens w:val="true"/>
+              <w:spacing w:before="0" w:after="159"/>
+              <w:ind w:hanging="0"/>
+              <w:jc w:val="center"/>
+              <w:rPr>
+                <w:rFonts w:eastAsia="Calibri"/>
+              </w:rPr>
+            </w:pPr>
+            <w:r>
+              <w:rPr>
+                <w:rFonts w:eastAsia="Calibri" w:cs=""/>
+                <w:kern w:val="0"/>
+                <w:szCs w:val="22"/>
+                <w:lang w:val="ru-RU" w:eastAsia="en-US" w:bidi="ar-SA"/>
+              </w:rPr>
+              <w:t>Русская рулетка (0.5)</w:t>
+            </w:r>
+          </w:p>
+        </w:tc>
+        <w:tc>
+          <w:tcPr>
+            <w:tcW w:w="1851" w:type="dxa"/>
+            <w:tcBorders/>
+            <w:vAlign w:val="center"/>
+          </w:tcPr>
+          <w:p>
+            <w:pPr>
+              <w:pStyle w:val="BodyText"/>
+              <w:widowControl/>
+              <w:suppressAutoHyphens w:val="true"/>
+              <w:spacing w:before="0" w:after="159"/>
+              <w:ind w:hanging="0"/>
+              <w:jc w:val="center"/>
+              <w:rPr>
+                <w:rFonts w:eastAsia="Calibri"/>
+              </w:rPr>
+            </w:pPr>
+            <w:r>
+              <w:rPr>
+                <w:rFonts w:eastAsia="Calibri" w:cs=""/>
+                <w:kern w:val="0"/>
+                <w:szCs w:val="22"/>
+                <w:lang w:val="ru-RU" w:eastAsia="en-US" w:bidi="ar-SA"/>
+              </w:rPr>
+              <w:t>47.3765</w:t>
+            </w:r>
+          </w:p>
+        </w:tc>
+        <w:tc>
+          <w:tcPr>
+            <w:tcW w:w="1834" w:type="dxa"/>
+            <w:tcBorders/>
+            <w:vAlign w:val="center"/>
+          </w:tcPr>
+          <w:p>
+            <w:pPr>
+              <w:pStyle w:val="BodyText"/>
+              <w:widowControl/>
+              <w:suppressAutoHyphens w:val="true"/>
+              <w:spacing w:before="0" w:after="159"/>
+              <w:ind w:hanging="0"/>
+              <w:jc w:val="center"/>
+              <w:rPr>
+                <w:rFonts w:eastAsia="Calibri"/>
+              </w:rPr>
+            </w:pPr>
+            <w:r>
+              <w:rPr>
+                <w:rFonts w:eastAsia="Calibri" w:cs=""/>
+                <w:kern w:val="0"/>
+                <w:szCs w:val="22"/>
+                <w:lang w:val="ru-RU" w:eastAsia="en-US" w:bidi="ar-SA"/>
+              </w:rPr>
+              <w:t>8.3765</w:t>
+            </w:r>
+          </w:p>
+        </w:tc>
+        <w:tc>
+          <w:tcPr>
+            <w:tcW w:w="1896" w:type="dxa"/>
+            <w:tcBorders/>
+            <w:vAlign w:val="center"/>
+          </w:tcPr>
+          <w:p>
+            <w:pPr>
+              <w:pStyle w:val="BodyText"/>
+              <w:widowControl/>
+              <w:suppressAutoHyphens w:val="true"/>
+              <w:spacing w:before="0" w:after="159"/>
+              <w:ind w:hanging="0"/>
+              <w:jc w:val="center"/>
+              <w:rPr>
+                <w:rFonts w:eastAsia="Calibri"/>
+              </w:rPr>
+            </w:pPr>
+            <w:r>
+              <w:rPr>
+                <w:rFonts w:eastAsia="Calibri" w:cs=""/>
+                <w:kern w:val="0"/>
+                <w:szCs w:val="22"/>
+                <w:lang w:val="ru-RU" w:eastAsia="en-US" w:bidi="ar-SA"/>
+              </w:rPr>
+              <w:t>1.23329</w:t>
+            </w:r>
+          </w:p>
+        </w:tc>
+      </w:tr>
+      <w:tr>
+        <w:trPr/>
+        <w:tc>
+          <w:tcPr>
+            <w:tcW w:w="1285" w:type="dxa"/>
+            <w:tcBorders/>
+            <w:vAlign w:val="center"/>
+          </w:tcPr>
+          <w:p>
+            <w:pPr>
+              <w:pStyle w:val="BodyText"/>
+              <w:widowControl/>
+              <w:suppressAutoHyphens w:val="true"/>
+              <w:spacing w:before="0" w:after="159"/>
+              <w:ind w:hanging="0"/>
+              <w:jc w:val="center"/>
+              <w:rPr>
+                <w:rFonts w:eastAsia="Calibri"/>
+              </w:rPr>
+            </w:pPr>
+            <w:r>
+              <w:rPr>
+                <w:rFonts w:eastAsia="Calibri" w:cs=""/>
+                <w:kern w:val="0"/>
+                <w:szCs w:val="22"/>
+                <w:lang w:val="ru-RU" w:eastAsia="en-US" w:bidi="ar-SA"/>
+              </w:rPr>
+              <w:t>1000</w:t>
+            </w:r>
+          </w:p>
+        </w:tc>
+        <w:tc>
+          <w:tcPr>
+            <w:tcW w:w="2700" w:type="dxa"/>
+            <w:tcBorders/>
+            <w:vAlign w:val="center"/>
+          </w:tcPr>
+          <w:p>
+            <w:pPr>
+              <w:pStyle w:val="BodyText"/>
+              <w:widowControl/>
+              <w:suppressAutoHyphens w:val="true"/>
+              <w:spacing w:before="0" w:after="159"/>
+              <w:ind w:hanging="0"/>
+              <w:jc w:val="center"/>
+              <w:rPr>
+                <w:rFonts w:eastAsia="Calibri"/>
+              </w:rPr>
+            </w:pPr>
+            <w:r>
+              <w:rPr>
+                <w:rFonts w:eastAsia="Calibri" w:cs=""/>
+                <w:kern w:val="0"/>
+                <w:szCs w:val="22"/>
+                <w:lang w:val="ru-RU" w:eastAsia="en-US" w:bidi="ar-SA"/>
+              </w:rPr>
+              <w:t>Русская рулетка (0.75)</w:t>
+            </w:r>
+          </w:p>
+        </w:tc>
+        <w:tc>
+          <w:tcPr>
+            <w:tcW w:w="1851" w:type="dxa"/>
+            <w:tcBorders/>
+            <w:vAlign w:val="center"/>
+          </w:tcPr>
+          <w:p>
+            <w:pPr>
+              <w:pStyle w:val="BodyText"/>
+              <w:widowControl/>
+              <w:suppressAutoHyphens w:val="true"/>
+              <w:spacing w:before="0" w:after="159"/>
+              <w:ind w:hanging="0"/>
+              <w:jc w:val="center"/>
+              <w:rPr>
+                <w:rFonts w:eastAsia="Calibri"/>
+              </w:rPr>
+            </w:pPr>
+            <w:r>
+              <w:rPr>
+                <w:rFonts w:eastAsia="Calibri" w:cs=""/>
+                <w:kern w:val="0"/>
+                <w:szCs w:val="22"/>
+                <w:lang w:val="ru-RU" w:eastAsia="en-US" w:bidi="ar-SA"/>
+              </w:rPr>
+              <w:t>40.5664</w:t>
+            </w:r>
+          </w:p>
+        </w:tc>
+        <w:tc>
+          <w:tcPr>
+            <w:tcW w:w="1834" w:type="dxa"/>
+            <w:tcBorders/>
+            <w:vAlign w:val="center"/>
+          </w:tcPr>
+          <w:p>
+            <w:pPr>
+              <w:pStyle w:val="BodyText"/>
+              <w:widowControl/>
+              <w:suppressAutoHyphens w:val="true"/>
+              <w:spacing w:before="0" w:after="159"/>
+              <w:ind w:hanging="0"/>
+              <w:jc w:val="center"/>
+              <w:rPr>
+                <w:rFonts w:eastAsia="Calibri"/>
+              </w:rPr>
+            </w:pPr>
+            <w:r>
+              <w:rPr>
+                <w:rFonts w:eastAsia="Calibri" w:cs=""/>
+                <w:kern w:val="0"/>
+                <w:szCs w:val="22"/>
+                <w:lang w:val="ru-RU" w:eastAsia="en-US" w:bidi="ar-SA"/>
+              </w:rPr>
+              <w:t>1.5664</w:t>
+            </w:r>
+          </w:p>
+        </w:tc>
+        <w:tc>
+          <w:tcPr>
+            <w:tcW w:w="1896" w:type="dxa"/>
+            <w:tcBorders/>
+            <w:vAlign w:val="center"/>
+          </w:tcPr>
+          <w:p>
+            <w:pPr>
+              <w:pStyle w:val="BodyText"/>
+              <w:widowControl/>
+              <w:suppressAutoHyphens w:val="true"/>
+              <w:spacing w:before="0" w:after="159"/>
+              <w:ind w:hanging="0"/>
+              <w:jc w:val="center"/>
+              <w:rPr>
+                <w:rFonts w:eastAsia="Calibri"/>
+              </w:rPr>
+            </w:pPr>
+            <w:r>
+              <w:rPr>
+                <w:rFonts w:eastAsia="Calibri" w:cs=""/>
+                <w:kern w:val="0"/>
+                <w:szCs w:val="22"/>
+                <w:lang w:val="ru-RU" w:eastAsia="en-US" w:bidi="ar-SA"/>
+              </w:rPr>
+              <w:t>1.23329</w:t>
+            </w:r>
+          </w:p>
+        </w:tc>
+      </w:tr>
+      <w:tr>
+        <w:trPr/>
+        <w:tc>
+          <w:tcPr>
+            <w:tcW w:w="1285" w:type="dxa"/>
+            <w:tcBorders/>
+            <w:vAlign w:val="center"/>
+          </w:tcPr>
+          <w:p>
+            <w:pPr>
+              <w:pStyle w:val="BodyText"/>
+              <w:widowControl/>
+              <w:suppressAutoHyphens w:val="true"/>
+              <w:spacing w:before="0" w:after="159"/>
+              <w:ind w:hanging="0"/>
+              <w:jc w:val="center"/>
+              <w:rPr>
+                <w:rFonts w:eastAsia="Calibri"/>
+              </w:rPr>
+            </w:pPr>
+            <w:r>
+              <w:rPr>
+                <w:rFonts w:eastAsia="Calibri" w:cs=""/>
+                <w:kern w:val="0"/>
+                <w:szCs w:val="22"/>
+                <w:lang w:val="ru-RU" w:eastAsia="en-US" w:bidi="ar-SA"/>
+              </w:rPr>
+              <w:t>1000</w:t>
+            </w:r>
+          </w:p>
+        </w:tc>
+        <w:tc>
+          <w:tcPr>
+            <w:tcW w:w="2700" w:type="dxa"/>
+            <w:tcBorders/>
+            <w:vAlign w:val="center"/>
+          </w:tcPr>
+          <w:p>
+            <w:pPr>
+              <w:pStyle w:val="BodyText"/>
+              <w:widowControl/>
+              <w:suppressAutoHyphens w:val="true"/>
+              <w:spacing w:before="0" w:after="159"/>
+              <w:ind w:hanging="0"/>
+              <w:jc w:val="center"/>
+              <w:rPr>
+                <w:rFonts w:eastAsia="Calibri"/>
+              </w:rPr>
+            </w:pPr>
+            <w:r>
+              <w:rPr>
+                <w:rFonts w:eastAsia="Calibri" w:cs=""/>
+                <w:kern w:val="0"/>
+                <w:szCs w:val="22"/>
+                <w:lang w:val="ru-RU" w:eastAsia="en-US" w:bidi="ar-SA"/>
+              </w:rPr>
+              <w:t>Русская рулетка (0.9)</w:t>
+            </w:r>
+          </w:p>
+        </w:tc>
+        <w:tc>
+          <w:tcPr>
+            <w:tcW w:w="1851" w:type="dxa"/>
+            <w:tcBorders/>
+            <w:vAlign w:val="center"/>
+          </w:tcPr>
+          <w:p>
+            <w:pPr>
+              <w:pStyle w:val="BodyText"/>
+              <w:widowControl/>
+              <w:suppressAutoHyphens w:val="true"/>
+              <w:spacing w:before="0" w:after="159"/>
+              <w:ind w:hanging="0"/>
+              <w:jc w:val="center"/>
+              <w:rPr>
+                <w:rFonts w:eastAsia="Calibri"/>
+              </w:rPr>
+            </w:pPr>
+            <w:r>
+              <w:rPr>
+                <w:rFonts w:eastAsia="Calibri" w:cs=""/>
+                <w:kern w:val="0"/>
+                <w:szCs w:val="22"/>
+                <w:lang w:val="ru-RU" w:eastAsia="en-US" w:bidi="ar-SA"/>
+              </w:rPr>
+              <w:t>40.2536</w:t>
+            </w:r>
+          </w:p>
+        </w:tc>
+        <w:tc>
+          <w:tcPr>
+            <w:tcW w:w="1834" w:type="dxa"/>
+            <w:tcBorders/>
+            <w:vAlign w:val="center"/>
+          </w:tcPr>
+          <w:p>
+            <w:pPr>
+              <w:pStyle w:val="BodyText"/>
+              <w:widowControl/>
+              <w:suppressAutoHyphens w:val="true"/>
+              <w:spacing w:before="0" w:after="159"/>
+              <w:ind w:hanging="0"/>
+              <w:jc w:val="center"/>
+              <w:rPr>
+                <w:rFonts w:eastAsia="Calibri"/>
+              </w:rPr>
+            </w:pPr>
+            <w:r>
+              <w:rPr>
+                <w:rFonts w:eastAsia="Calibri" w:cs=""/>
+                <w:kern w:val="0"/>
+                <w:szCs w:val="22"/>
+                <w:lang w:val="ru-RU" w:eastAsia="en-US" w:bidi="ar-SA"/>
+              </w:rPr>
+              <w:t>1.2536</w:t>
+            </w:r>
+          </w:p>
+        </w:tc>
+        <w:tc>
+          <w:tcPr>
+            <w:tcW w:w="1896" w:type="dxa"/>
+            <w:tcBorders/>
+            <w:vAlign w:val="center"/>
+          </w:tcPr>
+          <w:p>
+            <w:pPr>
+              <w:pStyle w:val="BodyText"/>
+              <w:widowControl/>
+              <w:suppressAutoHyphens w:val="true"/>
+              <w:spacing w:before="0" w:after="159"/>
+              <w:ind w:hanging="0"/>
+              <w:jc w:val="center"/>
+              <w:rPr>
+                <w:rFonts w:eastAsia="Calibri"/>
+              </w:rPr>
+            </w:pPr>
+            <w:r>
+              <w:rPr>
+                <w:rFonts w:eastAsia="Calibri" w:cs=""/>
+                <w:kern w:val="0"/>
+                <w:szCs w:val="22"/>
+                <w:lang w:val="ru-RU" w:eastAsia="en-US" w:bidi="ar-SA"/>
+              </w:rPr>
+              <w:t>1.23329</w:t>
+            </w:r>
+          </w:p>
+        </w:tc>
+      </w:tr>
+      <w:tr>
+        <w:trPr/>
+        <w:tc>
+          <w:tcPr>
+            <w:tcW w:w="1285" w:type="dxa"/>
+            <w:tcBorders/>
+            <w:vAlign w:val="center"/>
+          </w:tcPr>
+          <w:p>
+            <w:pPr>
+              <w:pStyle w:val="BodyText"/>
+              <w:widowControl/>
+              <w:suppressAutoHyphens w:val="true"/>
+              <w:spacing w:before="0" w:after="159"/>
+              <w:ind w:hanging="0"/>
+              <w:jc w:val="center"/>
+              <w:rPr>
+                <w:rFonts w:eastAsia="Calibri"/>
+              </w:rPr>
+            </w:pPr>
+            <w:r>
+              <w:rPr>
+                <w:rFonts w:eastAsia="Calibri" w:cs=""/>
+                <w:kern w:val="0"/>
+                <w:szCs w:val="22"/>
+                <w:lang w:val="ru-RU" w:eastAsia="en-US" w:bidi="ar-SA"/>
+              </w:rPr>
+              <w:t>10000</w:t>
+            </w:r>
+          </w:p>
+        </w:tc>
+        <w:tc>
+          <w:tcPr>
+            <w:tcW w:w="2700" w:type="dxa"/>
+            <w:tcBorders/>
+            <w:vAlign w:val="center"/>
+          </w:tcPr>
+          <w:p>
+            <w:pPr>
+              <w:pStyle w:val="BodyText"/>
+              <w:widowControl/>
+              <w:suppressAutoHyphens w:val="true"/>
+              <w:spacing w:before="0" w:after="159"/>
+              <w:ind w:hanging="0"/>
+              <w:jc w:val="center"/>
+              <w:rPr>
+                <w:rFonts w:eastAsia="Calibri"/>
+              </w:rPr>
+            </w:pPr>
+            <w:r>
+              <w:rPr>
+                <w:rFonts w:eastAsia="Calibri" w:cs=""/>
+                <w:kern w:val="0"/>
+                <w:szCs w:val="22"/>
+                <w:lang w:val="ru-RU" w:eastAsia="en-US" w:bidi="ar-SA"/>
+              </w:rPr>
+              <w:t>Простой Монте-Карло</w:t>
+            </w:r>
+          </w:p>
+        </w:tc>
+        <w:tc>
+          <w:tcPr>
+            <w:tcW w:w="1851" w:type="dxa"/>
+            <w:tcBorders/>
+            <w:vAlign w:val="center"/>
+          </w:tcPr>
+          <w:p>
+            <w:pPr>
+              <w:pStyle w:val="BodyText"/>
+              <w:widowControl/>
+              <w:suppressAutoHyphens w:val="true"/>
+              <w:spacing w:before="0" w:after="159"/>
+              <w:ind w:hanging="0"/>
+              <w:jc w:val="center"/>
+              <w:rPr>
+                <w:rFonts w:eastAsia="Calibri"/>
+              </w:rPr>
+            </w:pPr>
+            <w:r>
+              <w:rPr>
+                <w:rFonts w:eastAsia="Calibri" w:cs=""/>
+                <w:kern w:val="0"/>
+                <w:szCs w:val="22"/>
+                <w:lang w:val="ru-RU" w:eastAsia="en-US" w:bidi="ar-SA"/>
+              </w:rPr>
+              <w:t>38.9053</w:t>
+            </w:r>
+          </w:p>
+        </w:tc>
+        <w:tc>
+          <w:tcPr>
+            <w:tcW w:w="1834" w:type="dxa"/>
+            <w:tcBorders/>
+            <w:vAlign w:val="center"/>
+          </w:tcPr>
+          <w:p>
+            <w:pPr>
+              <w:pStyle w:val="BodyText"/>
+              <w:widowControl/>
+              <w:suppressAutoHyphens w:val="true"/>
+              <w:spacing w:before="0" w:after="159"/>
+              <w:ind w:hanging="0"/>
+              <w:jc w:val="center"/>
+              <w:rPr>
+                <w:rFonts w:eastAsia="Calibri"/>
+              </w:rPr>
+            </w:pPr>
+            <w:r>
+              <w:rPr>
+                <w:rFonts w:eastAsia="Calibri" w:cs=""/>
+                <w:kern w:val="0"/>
+                <w:szCs w:val="22"/>
+                <w:lang w:val="ru-RU" w:eastAsia="en-US" w:bidi="ar-SA"/>
+              </w:rPr>
+              <w:t>0.0947</w:t>
+            </w:r>
+          </w:p>
+        </w:tc>
+        <w:tc>
+          <w:tcPr>
+            <w:tcW w:w="1896" w:type="dxa"/>
+            <w:tcBorders/>
+            <w:vAlign w:val="center"/>
+          </w:tcPr>
+          <w:p>
+            <w:pPr>
+              <w:pStyle w:val="BodyText"/>
+              <w:widowControl/>
+              <w:suppressAutoHyphens w:val="true"/>
+              <w:spacing w:before="0" w:after="159"/>
+              <w:ind w:hanging="0"/>
+              <w:jc w:val="center"/>
+              <w:rPr>
+                <w:rFonts w:eastAsia="Calibri"/>
+              </w:rPr>
+            </w:pPr>
+            <w:r>
+              <w:rPr>
+                <w:rFonts w:eastAsia="Calibri" w:cs=""/>
+                <w:kern w:val="0"/>
+                <w:szCs w:val="22"/>
+                <w:lang w:val="ru-RU" w:eastAsia="en-US" w:bidi="ar-SA"/>
+              </w:rPr>
+              <w:t>0.39000</w:t>
+            </w:r>
+          </w:p>
+        </w:tc>
+      </w:tr>
+      <w:tr>
+        <w:trPr/>
+        <w:tc>
+          <w:tcPr>
+            <w:tcW w:w="1285" w:type="dxa"/>
+            <w:tcBorders/>
+            <w:vAlign w:val="center"/>
+          </w:tcPr>
+          <w:p>
+            <w:pPr>
+              <w:pStyle w:val="BodyText"/>
+              <w:widowControl/>
+              <w:suppressAutoHyphens w:val="true"/>
+              <w:spacing w:before="0" w:after="159"/>
+              <w:ind w:hanging="0"/>
+              <w:jc w:val="center"/>
+              <w:rPr>
+                <w:rFonts w:eastAsia="Calibri"/>
+              </w:rPr>
+            </w:pPr>
+            <w:r>
+              <w:rPr>
+                <w:rFonts w:eastAsia="Calibri" w:cs=""/>
+                <w:kern w:val="0"/>
+                <w:szCs w:val="22"/>
+                <w:lang w:val="ru-RU" w:eastAsia="en-US" w:bidi="ar-SA"/>
+              </w:rPr>
+              <w:t>10000</w:t>
+            </w:r>
+          </w:p>
+        </w:tc>
+        <w:tc>
+          <w:tcPr>
+            <w:tcW w:w="2700" w:type="dxa"/>
+            <w:tcBorders/>
+            <w:vAlign w:val="center"/>
+          </w:tcPr>
+          <w:p>
+            <w:pPr>
+              <w:pStyle w:val="BodyText"/>
+              <w:widowControl/>
+              <w:suppressAutoHyphens w:val="true"/>
+              <w:spacing w:before="0" w:after="159"/>
+              <w:ind w:hanging="0"/>
+              <w:jc w:val="center"/>
+              <w:rPr>
+                <w:rFonts w:eastAsia="Calibri"/>
+              </w:rPr>
+            </w:pPr>
+            <w:r>
+              <w:rPr>
+                <w:rFonts w:eastAsia="Calibri" w:cs=""/>
+                <w:kern w:val="0"/>
+                <w:szCs w:val="22"/>
+                <w:lang w:val="ru-RU" w:eastAsia="en-US" w:bidi="ar-SA"/>
+              </w:rPr>
+              <w:t>Монте-Карло со стратификацией</w:t>
+            </w:r>
+          </w:p>
+        </w:tc>
+        <w:tc>
+          <w:tcPr>
+            <w:tcW w:w="1851" w:type="dxa"/>
+            <w:tcBorders/>
+            <w:vAlign w:val="center"/>
+          </w:tcPr>
+          <w:p>
+            <w:pPr>
+              <w:pStyle w:val="BodyText"/>
+              <w:widowControl/>
+              <w:suppressAutoHyphens w:val="true"/>
+              <w:spacing w:before="0" w:after="159"/>
+              <w:ind w:hanging="0"/>
+              <w:jc w:val="center"/>
+              <w:rPr>
+                <w:rFonts w:eastAsia="Calibri"/>
+              </w:rPr>
+            </w:pPr>
+            <w:r>
+              <w:rPr>
+                <w:rFonts w:eastAsia="Calibri" w:cs=""/>
+                <w:kern w:val="0"/>
+                <w:szCs w:val="22"/>
+                <w:lang w:val="ru-RU" w:eastAsia="en-US" w:bidi="ar-SA"/>
+              </w:rPr>
+              <w:t>39.0063</w:t>
+            </w:r>
+          </w:p>
+        </w:tc>
+        <w:tc>
+          <w:tcPr>
+            <w:tcW w:w="1834" w:type="dxa"/>
+            <w:tcBorders/>
+            <w:vAlign w:val="center"/>
+          </w:tcPr>
+          <w:p>
+            <w:pPr>
+              <w:pStyle w:val="BodyText"/>
+              <w:widowControl/>
+              <w:suppressAutoHyphens w:val="true"/>
+              <w:spacing w:before="0" w:after="159"/>
+              <w:ind w:hanging="0"/>
+              <w:jc w:val="center"/>
+              <w:rPr>
+                <w:rFonts w:eastAsia="Calibri"/>
+              </w:rPr>
+            </w:pPr>
+            <w:r>
+              <w:rPr>
+                <w:rFonts w:eastAsia="Calibri" w:cs=""/>
+                <w:kern w:val="0"/>
+                <w:szCs w:val="22"/>
+                <w:lang w:val="ru-RU" w:eastAsia="en-US" w:bidi="ar-SA"/>
+              </w:rPr>
+              <w:t>0.0063</w:t>
+            </w:r>
+          </w:p>
+        </w:tc>
+        <w:tc>
+          <w:tcPr>
+            <w:tcW w:w="1896" w:type="dxa"/>
+            <w:tcBorders/>
+            <w:vAlign w:val="center"/>
+          </w:tcPr>
+          <w:p>
+            <w:pPr>
+              <w:pStyle w:val="BodyText"/>
+              <w:widowControl/>
+              <w:suppressAutoHyphens w:val="true"/>
+              <w:spacing w:before="0" w:after="159"/>
+              <w:ind w:hanging="0"/>
+              <w:jc w:val="center"/>
+              <w:rPr>
+                <w:rFonts w:eastAsia="Calibri"/>
+              </w:rPr>
+            </w:pPr>
+            <w:r>
+              <w:rPr>
+                <w:rFonts w:eastAsia="Calibri" w:cs=""/>
+                <w:kern w:val="0"/>
+                <w:szCs w:val="22"/>
+                <w:lang w:val="ru-RU" w:eastAsia="en-US" w:bidi="ar-SA"/>
+              </w:rPr>
+              <w:t>0.39000</w:t>
+            </w:r>
+          </w:p>
+        </w:tc>
+      </w:tr>
+      <w:tr>
+        <w:trPr/>
+        <w:tc>
+          <w:tcPr>
+            <w:tcW w:w="1285" w:type="dxa"/>
+            <w:tcBorders/>
+            <w:vAlign w:val="center"/>
+          </w:tcPr>
+          <w:p>
+            <w:pPr>
+              <w:pStyle w:val="BodyText"/>
+              <w:widowControl/>
+              <w:suppressAutoHyphens w:val="true"/>
+              <w:spacing w:before="0" w:after="159"/>
+              <w:ind w:hanging="0"/>
+              <w:jc w:val="center"/>
+              <w:rPr>
+                <w:rFonts w:eastAsia="Calibri"/>
+              </w:rPr>
+            </w:pPr>
+            <w:r>
+              <w:rPr>
+                <w:rFonts w:eastAsia="Calibri" w:cs=""/>
+                <w:kern w:val="0"/>
+                <w:szCs w:val="22"/>
+                <w:lang w:val="ru-RU" w:eastAsia="en-US" w:bidi="ar-SA"/>
+              </w:rPr>
+              <w:t>10000</w:t>
+            </w:r>
+          </w:p>
+        </w:tc>
+        <w:tc>
+          <w:tcPr>
+            <w:tcW w:w="2700" w:type="dxa"/>
+            <w:tcBorders/>
+            <w:vAlign w:val="center"/>
+          </w:tcPr>
+          <w:p>
+            <w:pPr>
+              <w:pStyle w:val="BodyText"/>
+              <w:widowControl/>
+              <w:suppressAutoHyphens w:val="true"/>
+              <w:spacing w:before="0" w:after="159"/>
+              <w:ind w:hanging="0"/>
+              <w:jc w:val="center"/>
+              <w:rPr>
+                <w:rFonts w:eastAsia="Calibri"/>
+              </w:rPr>
+            </w:pPr>
+            <w:r>
+              <w:rPr>
+                <w:rFonts w:eastAsia="Calibri" w:cs=""/>
+                <w:kern w:val="0"/>
+                <w:szCs w:val="22"/>
+                <w:lang w:val="ru-RU" w:eastAsia="en-US" w:bidi="ar-SA"/>
+              </w:rPr>
+              <w:t>Выборка по значимости (x)</w:t>
+            </w:r>
+          </w:p>
+        </w:tc>
+        <w:tc>
+          <w:tcPr>
+            <w:tcW w:w="1851" w:type="dxa"/>
+            <w:tcBorders/>
+            <w:vAlign w:val="center"/>
+          </w:tcPr>
+          <w:p>
+            <w:pPr>
+              <w:pStyle w:val="BodyText"/>
+              <w:widowControl/>
+              <w:suppressAutoHyphens w:val="true"/>
+              <w:spacing w:before="0" w:after="159"/>
+              <w:ind w:hanging="0"/>
+              <w:jc w:val="center"/>
+              <w:rPr>
+                <w:rFonts w:eastAsia="Calibri"/>
+              </w:rPr>
+            </w:pPr>
+            <w:r>
+              <w:rPr>
+                <w:rFonts w:eastAsia="Calibri" w:cs=""/>
+                <w:kern w:val="0"/>
+                <w:szCs w:val="22"/>
+                <w:lang w:val="ru-RU" w:eastAsia="en-US" w:bidi="ar-SA"/>
+              </w:rPr>
+              <w:t>38.9347</w:t>
+            </w:r>
+          </w:p>
+        </w:tc>
+        <w:tc>
+          <w:tcPr>
+            <w:tcW w:w="1834" w:type="dxa"/>
+            <w:tcBorders/>
+            <w:vAlign w:val="center"/>
+          </w:tcPr>
+          <w:p>
+            <w:pPr>
+              <w:pStyle w:val="BodyText"/>
+              <w:widowControl/>
+              <w:suppressAutoHyphens w:val="true"/>
+              <w:spacing w:before="0" w:after="159"/>
+              <w:ind w:hanging="0"/>
+              <w:jc w:val="center"/>
+              <w:rPr>
+                <w:rFonts w:eastAsia="Calibri"/>
+              </w:rPr>
+            </w:pPr>
+            <w:r>
+              <w:rPr>
+                <w:rFonts w:eastAsia="Calibri" w:cs=""/>
+                <w:kern w:val="0"/>
+                <w:szCs w:val="22"/>
+                <w:lang w:val="ru-RU" w:eastAsia="en-US" w:bidi="ar-SA"/>
+              </w:rPr>
+              <w:t>0.0653</w:t>
+            </w:r>
+          </w:p>
+        </w:tc>
+        <w:tc>
+          <w:tcPr>
+            <w:tcW w:w="1896" w:type="dxa"/>
+            <w:tcBorders/>
+            <w:vAlign w:val="center"/>
+          </w:tcPr>
+          <w:p>
+            <w:pPr>
+              <w:pStyle w:val="BodyText"/>
+              <w:widowControl/>
+              <w:suppressAutoHyphens w:val="true"/>
+              <w:spacing w:before="0" w:after="159"/>
+              <w:ind w:hanging="0"/>
+              <w:jc w:val="center"/>
+              <w:rPr>
+                <w:rFonts w:eastAsia="Calibri"/>
+              </w:rPr>
+            </w:pPr>
+            <w:r>
+              <w:rPr>
+                <w:rFonts w:eastAsia="Calibri" w:cs=""/>
+                <w:kern w:val="0"/>
+                <w:szCs w:val="22"/>
+                <w:lang w:val="ru-RU" w:eastAsia="en-US" w:bidi="ar-SA"/>
+              </w:rPr>
+              <w:t>0.39000</w:t>
+            </w:r>
+          </w:p>
+        </w:tc>
+      </w:tr>
+      <w:tr>
+        <w:trPr/>
+        <w:tc>
+          <w:tcPr>
+            <w:tcW w:w="1285" w:type="dxa"/>
+            <w:tcBorders/>
+            <w:vAlign w:val="center"/>
+          </w:tcPr>
+          <w:p>
+            <w:pPr>
+              <w:pStyle w:val="BodyText"/>
+              <w:widowControl/>
+              <w:suppressAutoHyphens w:val="true"/>
+              <w:spacing w:before="0" w:after="159"/>
+              <w:ind w:hanging="0"/>
+              <w:jc w:val="center"/>
+              <w:rPr>
+                <w:rFonts w:eastAsia="Calibri"/>
+              </w:rPr>
+            </w:pPr>
+            <w:r>
+              <w:rPr>
+                <w:rFonts w:eastAsia="Calibri" w:cs=""/>
+                <w:kern w:val="0"/>
+                <w:szCs w:val="22"/>
+                <w:lang w:val="ru-RU" w:eastAsia="en-US" w:bidi="ar-SA"/>
+              </w:rPr>
+              <w:t>10000</w:t>
+            </w:r>
+          </w:p>
+        </w:tc>
+        <w:tc>
+          <w:tcPr>
+            <w:tcW w:w="2700" w:type="dxa"/>
+            <w:tcBorders/>
+            <w:vAlign w:val="center"/>
+          </w:tcPr>
+          <w:p>
+            <w:pPr>
+              <w:pStyle w:val="BodyText"/>
+              <w:widowControl/>
+              <w:suppressAutoHyphens w:val="true"/>
+              <w:spacing w:before="0" w:after="159"/>
+              <w:ind w:hanging="0"/>
+              <w:jc w:val="center"/>
+              <w:rPr>
+                <w:rFonts w:eastAsia="Calibri"/>
+              </w:rPr>
+            </w:pPr>
+            <w:r>
+              <w:rPr>
+                <w:rFonts w:eastAsia="Calibri" w:cs=""/>
+                <w:kern w:val="0"/>
+                <w:szCs w:val="22"/>
+                <w:lang w:val="ru-RU" w:eastAsia="en-US" w:bidi="ar-SA"/>
+              </w:rPr>
+              <w:t>Выборка по значимости (x^2)</w:t>
+            </w:r>
+          </w:p>
+        </w:tc>
+        <w:tc>
+          <w:tcPr>
+            <w:tcW w:w="1851" w:type="dxa"/>
+            <w:tcBorders/>
+            <w:vAlign w:val="center"/>
+          </w:tcPr>
+          <w:p>
+            <w:pPr>
+              <w:pStyle w:val="BodyText"/>
+              <w:widowControl/>
+              <w:suppressAutoHyphens w:val="true"/>
+              <w:spacing w:before="0" w:after="159"/>
+              <w:ind w:hanging="0"/>
+              <w:jc w:val="center"/>
+              <w:rPr>
+                <w:rFonts w:eastAsia="Calibri"/>
+              </w:rPr>
+            </w:pPr>
+            <w:r>
+              <w:rPr>
+                <w:rFonts w:eastAsia="Calibri" w:cs=""/>
+                <w:kern w:val="0"/>
+                <w:szCs w:val="22"/>
+                <w:lang w:val="ru-RU" w:eastAsia="en-US" w:bidi="ar-SA"/>
+              </w:rPr>
+              <w:t>39.0000</w:t>
+            </w:r>
+          </w:p>
+        </w:tc>
+        <w:tc>
+          <w:tcPr>
+            <w:tcW w:w="1834" w:type="dxa"/>
+            <w:tcBorders/>
+            <w:vAlign w:val="center"/>
+          </w:tcPr>
+          <w:p>
+            <w:pPr>
+              <w:pStyle w:val="BodyText"/>
+              <w:widowControl/>
+              <w:suppressAutoHyphens w:val="true"/>
+              <w:spacing w:before="0" w:after="159"/>
+              <w:ind w:hanging="0"/>
+              <w:jc w:val="center"/>
+              <w:rPr>
+                <w:rFonts w:eastAsia="Calibri"/>
+              </w:rPr>
+            </w:pPr>
+            <w:r>
+              <w:rPr>
+                <w:rFonts w:eastAsia="Calibri" w:cs=""/>
+                <w:kern w:val="0"/>
+                <w:szCs w:val="22"/>
+                <w:lang w:val="ru-RU" w:eastAsia="en-US" w:bidi="ar-SA"/>
+              </w:rPr>
+              <w:t>0.0000</w:t>
+            </w:r>
+          </w:p>
+        </w:tc>
+        <w:tc>
+          <w:tcPr>
+            <w:tcW w:w="1896" w:type="dxa"/>
+            <w:tcBorders/>
+            <w:vAlign w:val="center"/>
+          </w:tcPr>
+          <w:p>
+            <w:pPr>
+              <w:pStyle w:val="BodyText"/>
+              <w:widowControl/>
+              <w:suppressAutoHyphens w:val="true"/>
+              <w:spacing w:before="0" w:after="159"/>
+              <w:ind w:hanging="0"/>
+              <w:jc w:val="center"/>
+              <w:rPr>
+                <w:rFonts w:eastAsia="Calibri"/>
+              </w:rPr>
+            </w:pPr>
+            <w:r>
+              <w:rPr>
+                <w:rFonts w:eastAsia="Calibri" w:cs=""/>
+                <w:kern w:val="0"/>
+                <w:szCs w:val="22"/>
+                <w:lang w:val="ru-RU" w:eastAsia="en-US" w:bidi="ar-SA"/>
+              </w:rPr>
+              <w:t>0.39000</w:t>
+            </w:r>
+          </w:p>
+        </w:tc>
+      </w:tr>
+      <w:tr>
+        <w:trPr/>
+        <w:tc>
+          <w:tcPr>
+            <w:tcW w:w="1285" w:type="dxa"/>
+            <w:tcBorders/>
+            <w:vAlign w:val="center"/>
+          </w:tcPr>
+          <w:p>
+            <w:pPr>
+              <w:pStyle w:val="BodyText"/>
+              <w:widowControl/>
+              <w:suppressAutoHyphens w:val="true"/>
+              <w:spacing w:before="0" w:after="159"/>
+              <w:ind w:hanging="0"/>
+              <w:jc w:val="center"/>
+              <w:rPr>
+                <w:rFonts w:eastAsia="Calibri"/>
+              </w:rPr>
+            </w:pPr>
+            <w:r>
+              <w:rPr>
+                <w:rFonts w:eastAsia="Calibri" w:cs=""/>
+                <w:kern w:val="0"/>
+                <w:szCs w:val="22"/>
+                <w:lang w:val="ru-RU" w:eastAsia="en-US" w:bidi="ar-SA"/>
+              </w:rPr>
+              <w:t>10000</w:t>
+            </w:r>
+          </w:p>
+        </w:tc>
+        <w:tc>
+          <w:tcPr>
+            <w:tcW w:w="2700" w:type="dxa"/>
+            <w:tcBorders/>
+            <w:vAlign w:val="center"/>
+          </w:tcPr>
+          <w:p>
+            <w:pPr>
+              <w:pStyle w:val="BodyText"/>
+              <w:widowControl/>
+              <w:suppressAutoHyphens w:val="true"/>
+              <w:spacing w:before="0" w:after="159"/>
+              <w:ind w:hanging="0"/>
+              <w:jc w:val="center"/>
+              <w:rPr>
+                <w:rFonts w:eastAsia="Calibri"/>
+              </w:rPr>
+            </w:pPr>
+            <w:r>
+              <w:rPr>
+                <w:rFonts w:eastAsia="Calibri" w:cs=""/>
+                <w:kern w:val="0"/>
+                <w:szCs w:val="22"/>
+                <w:lang w:val="ru-RU" w:eastAsia="en-US" w:bidi="ar-SA"/>
+              </w:rPr>
+              <w:t>Выборка по значимости (x^3)</w:t>
+            </w:r>
+          </w:p>
+        </w:tc>
+        <w:tc>
+          <w:tcPr>
+            <w:tcW w:w="1851" w:type="dxa"/>
+            <w:tcBorders/>
+            <w:vAlign w:val="center"/>
+          </w:tcPr>
+          <w:p>
+            <w:pPr>
+              <w:pStyle w:val="BodyText"/>
+              <w:widowControl/>
+              <w:suppressAutoHyphens w:val="true"/>
+              <w:spacing w:before="0" w:after="159"/>
+              <w:ind w:hanging="0"/>
+              <w:jc w:val="center"/>
+              <w:rPr>
+                <w:rFonts w:eastAsia="Calibri"/>
+              </w:rPr>
+            </w:pPr>
+            <w:r>
+              <w:rPr>
+                <w:rFonts w:eastAsia="Calibri" w:cs=""/>
+                <w:kern w:val="0"/>
+                <w:szCs w:val="22"/>
+                <w:lang w:val="ru-RU" w:eastAsia="en-US" w:bidi="ar-SA"/>
+              </w:rPr>
+              <w:t>38.9967</w:t>
+            </w:r>
+          </w:p>
+        </w:tc>
+        <w:tc>
+          <w:tcPr>
+            <w:tcW w:w="1834" w:type="dxa"/>
+            <w:tcBorders/>
+            <w:vAlign w:val="center"/>
+          </w:tcPr>
+          <w:p>
+            <w:pPr>
+              <w:pStyle w:val="BodyText"/>
+              <w:widowControl/>
+              <w:suppressAutoHyphens w:val="true"/>
+              <w:spacing w:before="0" w:after="159"/>
+              <w:ind w:hanging="0"/>
+              <w:jc w:val="center"/>
+              <w:rPr>
+                <w:rFonts w:eastAsia="Calibri"/>
+              </w:rPr>
+            </w:pPr>
+            <w:r>
+              <w:rPr>
+                <w:rFonts w:eastAsia="Calibri" w:cs=""/>
+                <w:kern w:val="0"/>
+                <w:szCs w:val="22"/>
+                <w:lang w:val="ru-RU" w:eastAsia="en-US" w:bidi="ar-SA"/>
+              </w:rPr>
+              <w:t>0.0033</w:t>
+            </w:r>
+          </w:p>
+        </w:tc>
+        <w:tc>
+          <w:tcPr>
+            <w:tcW w:w="1896" w:type="dxa"/>
+            <w:tcBorders/>
+            <w:vAlign w:val="center"/>
+          </w:tcPr>
+          <w:p>
+            <w:pPr>
+              <w:pStyle w:val="BodyText"/>
+              <w:widowControl/>
+              <w:suppressAutoHyphens w:val="true"/>
+              <w:spacing w:before="0" w:after="159"/>
+              <w:ind w:hanging="0"/>
+              <w:jc w:val="center"/>
+              <w:rPr>
+                <w:rFonts w:eastAsia="Calibri"/>
+              </w:rPr>
+            </w:pPr>
+            <w:r>
+              <w:rPr>
+                <w:rFonts w:eastAsia="Calibri" w:cs=""/>
+                <w:kern w:val="0"/>
+                <w:szCs w:val="22"/>
+                <w:lang w:val="ru-RU" w:eastAsia="en-US" w:bidi="ar-SA"/>
+              </w:rPr>
+              <w:t>0.39000</w:t>
+            </w:r>
+          </w:p>
+        </w:tc>
+      </w:tr>
+      <w:tr>
+        <w:trPr/>
+        <w:tc>
+          <w:tcPr>
+            <w:tcW w:w="1285" w:type="dxa"/>
+            <w:tcBorders/>
+            <w:vAlign w:val="center"/>
+          </w:tcPr>
+          <w:p>
+            <w:pPr>
+              <w:pStyle w:val="BodyText"/>
+              <w:widowControl/>
+              <w:suppressAutoHyphens w:val="true"/>
+              <w:spacing w:before="0" w:after="159"/>
+              <w:ind w:hanging="0"/>
+              <w:jc w:val="center"/>
+              <w:rPr>
+                <w:rFonts w:eastAsia="Calibri"/>
+              </w:rPr>
+            </w:pPr>
+            <w:r>
+              <w:rPr>
+                <w:rFonts w:eastAsia="Calibri" w:cs=""/>
+                <w:kern w:val="0"/>
+                <w:szCs w:val="22"/>
+                <w:lang w:val="ru-RU" w:eastAsia="en-US" w:bidi="ar-SA"/>
+              </w:rPr>
+              <w:t>10000</w:t>
+            </w:r>
+          </w:p>
+        </w:tc>
+        <w:tc>
+          <w:tcPr>
+            <w:tcW w:w="2700" w:type="dxa"/>
+            <w:tcBorders/>
+            <w:vAlign w:val="center"/>
+          </w:tcPr>
+          <w:p>
+            <w:pPr>
+              <w:pStyle w:val="BodyText"/>
+              <w:widowControl/>
+              <w:suppressAutoHyphens w:val="true"/>
+              <w:spacing w:before="0" w:after="159"/>
+              <w:ind w:hanging="0"/>
+              <w:jc w:val="center"/>
+              <w:rPr>
+                <w:rFonts w:eastAsia="Calibri"/>
+              </w:rPr>
+            </w:pPr>
+            <w:r>
+              <w:rPr>
+                <w:rFonts w:eastAsia="Calibri" w:cs=""/>
+                <w:kern w:val="0"/>
+                <w:szCs w:val="22"/>
+                <w:lang w:val="ru-RU" w:eastAsia="en-US" w:bidi="ar-SA"/>
+              </w:rPr>
+              <w:t>Многократная выборка (среднее)</w:t>
+            </w:r>
+          </w:p>
+        </w:tc>
+        <w:tc>
+          <w:tcPr>
+            <w:tcW w:w="1851" w:type="dxa"/>
+            <w:tcBorders/>
+            <w:vAlign w:val="center"/>
+          </w:tcPr>
+          <w:p>
+            <w:pPr>
+              <w:pStyle w:val="BodyText"/>
+              <w:widowControl/>
+              <w:suppressAutoHyphens w:val="true"/>
+              <w:spacing w:before="0" w:after="159"/>
+              <w:ind w:hanging="0"/>
+              <w:jc w:val="center"/>
+              <w:rPr>
+                <w:rFonts w:eastAsia="Calibri"/>
+              </w:rPr>
+            </w:pPr>
+            <w:r>
+              <w:rPr>
+                <w:rFonts w:eastAsia="Calibri" w:cs=""/>
+                <w:kern w:val="0"/>
+                <w:szCs w:val="22"/>
+                <w:lang w:val="ru-RU" w:eastAsia="en-US" w:bidi="ar-SA"/>
+              </w:rPr>
+              <w:t>39.0133</w:t>
+            </w:r>
+          </w:p>
+        </w:tc>
+        <w:tc>
+          <w:tcPr>
+            <w:tcW w:w="1834" w:type="dxa"/>
+            <w:tcBorders/>
+            <w:vAlign w:val="center"/>
+          </w:tcPr>
+          <w:p>
+            <w:pPr>
+              <w:pStyle w:val="BodyText"/>
+              <w:widowControl/>
+              <w:suppressAutoHyphens w:val="true"/>
+              <w:spacing w:before="0" w:after="159"/>
+              <w:ind w:hanging="0"/>
+              <w:jc w:val="center"/>
+              <w:rPr>
+                <w:rFonts w:eastAsia="Calibri"/>
+              </w:rPr>
+            </w:pPr>
+            <w:r>
+              <w:rPr>
+                <w:rFonts w:eastAsia="Calibri" w:cs=""/>
+                <w:kern w:val="0"/>
+                <w:szCs w:val="22"/>
+                <w:lang w:val="ru-RU" w:eastAsia="en-US" w:bidi="ar-SA"/>
+              </w:rPr>
+              <w:t>0.0133</w:t>
+            </w:r>
+          </w:p>
+        </w:tc>
+        <w:tc>
+          <w:tcPr>
+            <w:tcW w:w="1896" w:type="dxa"/>
+            <w:tcBorders/>
+            <w:vAlign w:val="center"/>
+          </w:tcPr>
+          <w:p>
+            <w:pPr>
+              <w:pStyle w:val="BodyText"/>
+              <w:widowControl/>
+              <w:suppressAutoHyphens w:val="true"/>
+              <w:spacing w:before="0" w:after="159"/>
+              <w:ind w:hanging="0"/>
+              <w:jc w:val="center"/>
+              <w:rPr>
+                <w:rFonts w:eastAsia="Calibri"/>
+              </w:rPr>
+            </w:pPr>
+            <w:r>
+              <w:rPr>
+                <w:rFonts w:eastAsia="Calibri" w:cs=""/>
+                <w:kern w:val="0"/>
+                <w:szCs w:val="22"/>
+                <w:lang w:val="ru-RU" w:eastAsia="en-US" w:bidi="ar-SA"/>
+              </w:rPr>
+              <w:t>0.39000</w:t>
+            </w:r>
+          </w:p>
+        </w:tc>
+      </w:tr>
+      <w:tr>
+        <w:trPr/>
+        <w:tc>
+          <w:tcPr>
+            <w:tcW w:w="1285" w:type="dxa"/>
+            <w:tcBorders/>
+            <w:vAlign w:val="center"/>
+          </w:tcPr>
+          <w:p>
+            <w:pPr>
+              <w:pStyle w:val="BodyText"/>
+              <w:widowControl/>
+              <w:suppressAutoHyphens w:val="true"/>
+              <w:spacing w:before="0" w:after="159"/>
+              <w:ind w:hanging="0"/>
+              <w:jc w:val="center"/>
+              <w:rPr>
+                <w:rFonts w:eastAsia="Calibri"/>
+              </w:rPr>
+            </w:pPr>
+            <w:r>
+              <w:rPr>
+                <w:rFonts w:eastAsia="Calibri" w:cs=""/>
+                <w:kern w:val="0"/>
+                <w:szCs w:val="22"/>
+                <w:lang w:val="ru-RU" w:eastAsia="en-US" w:bidi="ar-SA"/>
+              </w:rPr>
+              <w:t>10000</w:t>
+            </w:r>
+          </w:p>
+        </w:tc>
+        <w:tc>
+          <w:tcPr>
+            <w:tcW w:w="2700" w:type="dxa"/>
+            <w:tcBorders/>
+            <w:vAlign w:val="center"/>
+          </w:tcPr>
+          <w:p>
+            <w:pPr>
+              <w:pStyle w:val="BodyText"/>
+              <w:widowControl/>
+              <w:suppressAutoHyphens w:val="true"/>
+              <w:spacing w:before="0" w:after="159"/>
+              <w:ind w:hanging="0"/>
+              <w:jc w:val="center"/>
+              <w:rPr>
+                <w:rFonts w:eastAsia="Calibri"/>
+              </w:rPr>
+            </w:pPr>
+            <w:r>
+              <w:rPr>
+                <w:rFonts w:eastAsia="Calibri" w:cs=""/>
+                <w:kern w:val="0"/>
+                <w:szCs w:val="22"/>
+                <w:lang w:val="ru-RU" w:eastAsia="en-US" w:bidi="ar-SA"/>
+              </w:rPr>
+              <w:t>Многократная выборка (квадрат)</w:t>
+            </w:r>
+          </w:p>
+        </w:tc>
+        <w:tc>
+          <w:tcPr>
+            <w:tcW w:w="1851" w:type="dxa"/>
+            <w:tcBorders/>
+            <w:vAlign w:val="center"/>
+          </w:tcPr>
+          <w:p>
+            <w:pPr>
+              <w:pStyle w:val="BodyText"/>
+              <w:widowControl/>
+              <w:suppressAutoHyphens w:val="true"/>
+              <w:spacing w:before="0" w:after="159"/>
+              <w:ind w:hanging="0"/>
+              <w:jc w:val="center"/>
+              <w:rPr>
+                <w:rFonts w:eastAsia="Calibri"/>
+              </w:rPr>
+            </w:pPr>
+            <w:r>
+              <w:rPr>
+                <w:rFonts w:eastAsia="Calibri" w:cs=""/>
+                <w:kern w:val="0"/>
+                <w:szCs w:val="22"/>
+                <w:lang w:val="ru-RU" w:eastAsia="en-US" w:bidi="ar-SA"/>
+              </w:rPr>
+              <w:t>39.0375</w:t>
+            </w:r>
+          </w:p>
+        </w:tc>
+        <w:tc>
+          <w:tcPr>
+            <w:tcW w:w="1834" w:type="dxa"/>
+            <w:tcBorders/>
+            <w:vAlign w:val="center"/>
+          </w:tcPr>
+          <w:p>
+            <w:pPr>
+              <w:pStyle w:val="BodyText"/>
+              <w:widowControl/>
+              <w:suppressAutoHyphens w:val="true"/>
+              <w:spacing w:before="0" w:after="159"/>
+              <w:ind w:hanging="0"/>
+              <w:jc w:val="center"/>
+              <w:rPr>
+                <w:rFonts w:eastAsia="Calibri"/>
+              </w:rPr>
+            </w:pPr>
+            <w:r>
+              <w:rPr>
+                <w:rFonts w:eastAsia="Calibri" w:cs=""/>
+                <w:kern w:val="0"/>
+                <w:szCs w:val="22"/>
+                <w:lang w:val="ru-RU" w:eastAsia="en-US" w:bidi="ar-SA"/>
+              </w:rPr>
+              <w:t>0.0375</w:t>
+            </w:r>
+          </w:p>
+        </w:tc>
+        <w:tc>
+          <w:tcPr>
+            <w:tcW w:w="1896" w:type="dxa"/>
+            <w:tcBorders/>
+            <w:vAlign w:val="center"/>
+          </w:tcPr>
+          <w:p>
+            <w:pPr>
+              <w:pStyle w:val="BodyText"/>
+              <w:widowControl/>
+              <w:suppressAutoHyphens w:val="true"/>
+              <w:spacing w:before="0" w:after="159"/>
+              <w:ind w:hanging="0"/>
+              <w:jc w:val="center"/>
+              <w:rPr>
+                <w:rFonts w:eastAsia="Calibri"/>
+              </w:rPr>
+            </w:pPr>
+            <w:r>
+              <w:rPr>
+                <w:rFonts w:eastAsia="Calibri" w:cs=""/>
+                <w:kern w:val="0"/>
+                <w:szCs w:val="22"/>
+                <w:lang w:val="ru-RU" w:eastAsia="en-US" w:bidi="ar-SA"/>
+              </w:rPr>
+              <w:t>0.39000</w:t>
+            </w:r>
+          </w:p>
+        </w:tc>
+      </w:tr>
+      <w:tr>
+        <w:trPr/>
+        <w:tc>
+          <w:tcPr>
+            <w:tcW w:w="1285" w:type="dxa"/>
+            <w:tcBorders/>
+            <w:vAlign w:val="center"/>
+          </w:tcPr>
+          <w:p>
+            <w:pPr>
+              <w:pStyle w:val="BodyText"/>
+              <w:widowControl/>
+              <w:suppressAutoHyphens w:val="true"/>
+              <w:spacing w:before="0" w:after="159"/>
+              <w:ind w:hanging="0"/>
+              <w:jc w:val="center"/>
+              <w:rPr>
+                <w:rFonts w:eastAsia="Calibri"/>
+              </w:rPr>
+            </w:pPr>
+            <w:r>
+              <w:rPr>
+                <w:rFonts w:eastAsia="Calibri" w:cs=""/>
+                <w:kern w:val="0"/>
+                <w:szCs w:val="22"/>
+                <w:lang w:val="ru-RU" w:eastAsia="en-US" w:bidi="ar-SA"/>
+              </w:rPr>
+              <w:t>10000</w:t>
+            </w:r>
+          </w:p>
+        </w:tc>
+        <w:tc>
+          <w:tcPr>
+            <w:tcW w:w="2700" w:type="dxa"/>
+            <w:tcBorders/>
+            <w:vAlign w:val="center"/>
+          </w:tcPr>
+          <w:p>
+            <w:pPr>
+              <w:pStyle w:val="BodyText"/>
+              <w:widowControl/>
+              <w:suppressAutoHyphens w:val="true"/>
+              <w:spacing w:before="0" w:after="159"/>
+              <w:ind w:hanging="0"/>
+              <w:jc w:val="center"/>
+              <w:rPr>
+                <w:rFonts w:eastAsia="Calibri"/>
+              </w:rPr>
+            </w:pPr>
+            <w:r>
+              <w:rPr>
+                <w:rFonts w:eastAsia="Calibri" w:cs=""/>
+                <w:kern w:val="0"/>
+                <w:szCs w:val="22"/>
+                <w:lang w:val="ru-RU" w:eastAsia="en-US" w:bidi="ar-SA"/>
+              </w:rPr>
+              <w:t>Русская рулетка (0.5)</w:t>
+            </w:r>
+          </w:p>
+        </w:tc>
+        <w:tc>
+          <w:tcPr>
+            <w:tcW w:w="1851" w:type="dxa"/>
+            <w:tcBorders/>
+            <w:vAlign w:val="center"/>
+          </w:tcPr>
+          <w:p>
+            <w:pPr>
+              <w:pStyle w:val="BodyText"/>
+              <w:widowControl/>
+              <w:suppressAutoHyphens w:val="true"/>
+              <w:spacing w:before="0" w:after="159"/>
+              <w:ind w:hanging="0"/>
+              <w:jc w:val="center"/>
+              <w:rPr>
+                <w:rFonts w:eastAsia="Calibri"/>
+              </w:rPr>
+            </w:pPr>
+            <w:r>
+              <w:rPr>
+                <w:rFonts w:eastAsia="Calibri" w:cs=""/>
+                <w:kern w:val="0"/>
+                <w:szCs w:val="22"/>
+                <w:lang w:val="ru-RU" w:eastAsia="en-US" w:bidi="ar-SA"/>
+              </w:rPr>
+              <w:t>45.6362</w:t>
+            </w:r>
+          </w:p>
+        </w:tc>
+        <w:tc>
+          <w:tcPr>
+            <w:tcW w:w="1834" w:type="dxa"/>
+            <w:tcBorders/>
+            <w:vAlign w:val="center"/>
+          </w:tcPr>
+          <w:p>
+            <w:pPr>
+              <w:pStyle w:val="BodyText"/>
+              <w:widowControl/>
+              <w:suppressAutoHyphens w:val="true"/>
+              <w:spacing w:before="0" w:after="159"/>
+              <w:ind w:hanging="0"/>
+              <w:jc w:val="center"/>
+              <w:rPr>
+                <w:rFonts w:eastAsia="Calibri"/>
+              </w:rPr>
+            </w:pPr>
+            <w:r>
+              <w:rPr>
+                <w:rFonts w:eastAsia="Calibri" w:cs=""/>
+                <w:kern w:val="0"/>
+                <w:szCs w:val="22"/>
+                <w:lang w:val="ru-RU" w:eastAsia="en-US" w:bidi="ar-SA"/>
+              </w:rPr>
+              <w:t>6.6362</w:t>
+            </w:r>
+          </w:p>
+        </w:tc>
+        <w:tc>
+          <w:tcPr>
+            <w:tcW w:w="1896" w:type="dxa"/>
+            <w:tcBorders/>
+            <w:vAlign w:val="center"/>
+          </w:tcPr>
+          <w:p>
+            <w:pPr>
+              <w:pStyle w:val="BodyText"/>
+              <w:widowControl/>
+              <w:suppressAutoHyphens w:val="true"/>
+              <w:spacing w:before="0" w:after="159"/>
+              <w:ind w:hanging="0"/>
+              <w:jc w:val="center"/>
+              <w:rPr>
+                <w:rFonts w:eastAsia="Calibri"/>
+              </w:rPr>
+            </w:pPr>
+            <w:r>
+              <w:rPr>
+                <w:rFonts w:eastAsia="Calibri" w:cs=""/>
+                <w:kern w:val="0"/>
+                <w:szCs w:val="22"/>
+                <w:lang w:val="ru-RU" w:eastAsia="en-US" w:bidi="ar-SA"/>
+              </w:rPr>
+              <w:t>0.39000</w:t>
+            </w:r>
+          </w:p>
+        </w:tc>
+      </w:tr>
+      <w:tr>
+        <w:trPr/>
+        <w:tc>
+          <w:tcPr>
+            <w:tcW w:w="1285" w:type="dxa"/>
+            <w:tcBorders/>
+            <w:vAlign w:val="center"/>
+          </w:tcPr>
+          <w:p>
+            <w:pPr>
+              <w:pStyle w:val="BodyText"/>
+              <w:widowControl/>
+              <w:suppressAutoHyphens w:val="true"/>
+              <w:spacing w:before="0" w:after="159"/>
+              <w:ind w:hanging="0"/>
+              <w:jc w:val="center"/>
+              <w:rPr>
+                <w:rFonts w:eastAsia="Calibri"/>
+              </w:rPr>
+            </w:pPr>
+            <w:r>
+              <w:rPr>
+                <w:rFonts w:eastAsia="Calibri" w:cs=""/>
+                <w:kern w:val="0"/>
+                <w:szCs w:val="22"/>
+                <w:lang w:val="ru-RU" w:eastAsia="en-US" w:bidi="ar-SA"/>
+              </w:rPr>
+              <w:t>10000</w:t>
+            </w:r>
+          </w:p>
+        </w:tc>
+        <w:tc>
+          <w:tcPr>
+            <w:tcW w:w="2700" w:type="dxa"/>
+            <w:tcBorders/>
+            <w:vAlign w:val="center"/>
+          </w:tcPr>
+          <w:p>
+            <w:pPr>
+              <w:pStyle w:val="BodyText"/>
+              <w:widowControl/>
+              <w:suppressAutoHyphens w:val="true"/>
+              <w:spacing w:before="0" w:after="159"/>
+              <w:ind w:hanging="0"/>
+              <w:jc w:val="center"/>
+              <w:rPr>
+                <w:rFonts w:eastAsia="Calibri"/>
+              </w:rPr>
+            </w:pPr>
+            <w:r>
+              <w:rPr>
+                <w:rFonts w:eastAsia="Calibri" w:cs=""/>
+                <w:kern w:val="0"/>
+                <w:szCs w:val="22"/>
+                <w:lang w:val="ru-RU" w:eastAsia="en-US" w:bidi="ar-SA"/>
+              </w:rPr>
+              <w:t>Русская рулетка (0.75)</w:t>
+            </w:r>
+          </w:p>
+        </w:tc>
+        <w:tc>
+          <w:tcPr>
+            <w:tcW w:w="1851" w:type="dxa"/>
+            <w:tcBorders/>
+            <w:vAlign w:val="center"/>
+          </w:tcPr>
+          <w:p>
+            <w:pPr>
+              <w:pStyle w:val="BodyText"/>
+              <w:widowControl/>
+              <w:suppressAutoHyphens w:val="true"/>
+              <w:spacing w:before="0" w:after="159"/>
+              <w:ind w:hanging="0"/>
+              <w:jc w:val="center"/>
+              <w:rPr>
+                <w:rFonts w:eastAsia="Calibri"/>
+              </w:rPr>
+            </w:pPr>
+            <w:r>
+              <w:rPr>
+                <w:rFonts w:eastAsia="Calibri" w:cs=""/>
+                <w:kern w:val="0"/>
+                <w:szCs w:val="22"/>
+                <w:lang w:val="ru-RU" w:eastAsia="en-US" w:bidi="ar-SA"/>
+              </w:rPr>
+              <w:t>40.1551</w:t>
+            </w:r>
+          </w:p>
+        </w:tc>
+        <w:tc>
+          <w:tcPr>
+            <w:tcW w:w="1834" w:type="dxa"/>
+            <w:tcBorders/>
+            <w:vAlign w:val="center"/>
+          </w:tcPr>
+          <w:p>
+            <w:pPr>
+              <w:pStyle w:val="BodyText"/>
+              <w:widowControl/>
+              <w:suppressAutoHyphens w:val="true"/>
+              <w:spacing w:before="0" w:after="159"/>
+              <w:ind w:hanging="0"/>
+              <w:jc w:val="center"/>
+              <w:rPr>
+                <w:rFonts w:eastAsia="Calibri"/>
+              </w:rPr>
+            </w:pPr>
+            <w:r>
+              <w:rPr>
+                <w:rFonts w:eastAsia="Calibri" w:cs=""/>
+                <w:kern w:val="0"/>
+                <w:szCs w:val="22"/>
+                <w:lang w:val="ru-RU" w:eastAsia="en-US" w:bidi="ar-SA"/>
+              </w:rPr>
+              <w:t>1.1551</w:t>
+            </w:r>
+          </w:p>
+        </w:tc>
+        <w:tc>
+          <w:tcPr>
+            <w:tcW w:w="1896" w:type="dxa"/>
+            <w:tcBorders/>
+            <w:vAlign w:val="center"/>
+          </w:tcPr>
+          <w:p>
+            <w:pPr>
+              <w:pStyle w:val="BodyText"/>
+              <w:widowControl/>
+              <w:suppressAutoHyphens w:val="true"/>
+              <w:spacing w:before="0" w:after="159"/>
+              <w:ind w:hanging="0"/>
+              <w:jc w:val="center"/>
+              <w:rPr>
+                <w:rFonts w:eastAsia="Calibri"/>
+              </w:rPr>
+            </w:pPr>
+            <w:r>
+              <w:rPr>
+                <w:rFonts w:eastAsia="Calibri" w:cs=""/>
+                <w:kern w:val="0"/>
+                <w:szCs w:val="22"/>
+                <w:lang w:val="ru-RU" w:eastAsia="en-US" w:bidi="ar-SA"/>
+              </w:rPr>
+              <w:t>0.39000</w:t>
+            </w:r>
+          </w:p>
+        </w:tc>
+      </w:tr>
+      <w:tr>
+        <w:trPr/>
+        <w:tc>
+          <w:tcPr>
+            <w:tcW w:w="1285" w:type="dxa"/>
+            <w:tcBorders/>
+            <w:vAlign w:val="center"/>
+          </w:tcPr>
+          <w:p>
+            <w:pPr>
+              <w:pStyle w:val="BodyText"/>
+              <w:widowControl/>
+              <w:suppressAutoHyphens w:val="true"/>
+              <w:spacing w:before="0" w:after="159"/>
+              <w:ind w:hanging="0"/>
+              <w:jc w:val="center"/>
+              <w:rPr>
+                <w:rFonts w:eastAsia="Calibri"/>
+              </w:rPr>
+            </w:pPr>
+            <w:r>
+              <w:rPr>
+                <w:rFonts w:eastAsia="Calibri" w:cs=""/>
+                <w:kern w:val="0"/>
+                <w:szCs w:val="22"/>
+                <w:lang w:val="ru-RU" w:eastAsia="en-US" w:bidi="ar-SA"/>
+              </w:rPr>
+              <w:t>10000</w:t>
+            </w:r>
+          </w:p>
+        </w:tc>
+        <w:tc>
+          <w:tcPr>
+            <w:tcW w:w="2700" w:type="dxa"/>
+            <w:tcBorders/>
+            <w:vAlign w:val="center"/>
+          </w:tcPr>
+          <w:p>
+            <w:pPr>
+              <w:pStyle w:val="BodyText"/>
+              <w:widowControl/>
+              <w:suppressAutoHyphens w:val="true"/>
+              <w:spacing w:before="0" w:after="159"/>
+              <w:ind w:hanging="0"/>
+              <w:jc w:val="center"/>
+              <w:rPr>
+                <w:rFonts w:eastAsia="Calibri"/>
+              </w:rPr>
+            </w:pPr>
+            <w:r>
+              <w:rPr>
+                <w:rFonts w:eastAsia="Calibri" w:cs=""/>
+                <w:kern w:val="0"/>
+                <w:szCs w:val="22"/>
+                <w:lang w:val="ru-RU" w:eastAsia="en-US" w:bidi="ar-SA"/>
+              </w:rPr>
+              <w:t>Русская рулетка (0.9)</w:t>
+            </w:r>
+          </w:p>
+        </w:tc>
+        <w:tc>
+          <w:tcPr>
+            <w:tcW w:w="1851" w:type="dxa"/>
+            <w:tcBorders/>
+            <w:vAlign w:val="center"/>
+          </w:tcPr>
+          <w:p>
+            <w:pPr>
+              <w:pStyle w:val="BodyText"/>
+              <w:widowControl/>
+              <w:suppressAutoHyphens w:val="true"/>
+              <w:spacing w:before="0" w:after="159"/>
+              <w:ind w:hanging="0"/>
+              <w:jc w:val="center"/>
+              <w:rPr>
+                <w:rFonts w:eastAsia="Calibri"/>
+              </w:rPr>
+            </w:pPr>
+            <w:r>
+              <w:rPr>
+                <w:rFonts w:eastAsia="Calibri" w:cs=""/>
+                <w:kern w:val="0"/>
+                <w:szCs w:val="22"/>
+                <w:lang w:val="ru-RU" w:eastAsia="en-US" w:bidi="ar-SA"/>
+              </w:rPr>
+              <w:t>39.6087</w:t>
+            </w:r>
+          </w:p>
+        </w:tc>
+        <w:tc>
+          <w:tcPr>
+            <w:tcW w:w="1834" w:type="dxa"/>
+            <w:tcBorders/>
+            <w:vAlign w:val="center"/>
+          </w:tcPr>
+          <w:p>
+            <w:pPr>
+              <w:pStyle w:val="BodyText"/>
+              <w:widowControl/>
+              <w:suppressAutoHyphens w:val="true"/>
+              <w:spacing w:before="0" w:after="159"/>
+              <w:ind w:hanging="0"/>
+              <w:jc w:val="center"/>
+              <w:rPr>
+                <w:rFonts w:eastAsia="Calibri"/>
+              </w:rPr>
+            </w:pPr>
+            <w:r>
+              <w:rPr>
+                <w:rFonts w:eastAsia="Calibri" w:cs=""/>
+                <w:kern w:val="0"/>
+                <w:szCs w:val="22"/>
+                <w:lang w:val="ru-RU" w:eastAsia="en-US" w:bidi="ar-SA"/>
+              </w:rPr>
+              <w:t>0.6087</w:t>
+            </w:r>
+          </w:p>
+        </w:tc>
+        <w:tc>
+          <w:tcPr>
+            <w:tcW w:w="1896" w:type="dxa"/>
+            <w:tcBorders/>
+            <w:vAlign w:val="center"/>
+          </w:tcPr>
+          <w:p>
+            <w:pPr>
+              <w:pStyle w:val="BodyText"/>
+              <w:widowControl/>
+              <w:suppressAutoHyphens w:val="true"/>
+              <w:spacing w:before="0" w:after="159"/>
+              <w:ind w:hanging="0"/>
+              <w:jc w:val="center"/>
+              <w:rPr>
+                <w:rFonts w:eastAsia="Calibri"/>
+              </w:rPr>
+            </w:pPr>
+            <w:r>
+              <w:rPr>
+                <w:rFonts w:eastAsia="Calibri" w:cs=""/>
+                <w:kern w:val="0"/>
+                <w:szCs w:val="22"/>
+                <w:lang w:val="ru-RU" w:eastAsia="en-US" w:bidi="ar-SA"/>
+              </w:rPr>
+              <w:t>0.39000</w:t>
+            </w:r>
+          </w:p>
+        </w:tc>
+      </w:tr>
+      <w:tr>
+        <w:trPr/>
+        <w:tc>
+          <w:tcPr>
+            <w:tcW w:w="1285" w:type="dxa"/>
+            <w:tcBorders/>
+            <w:vAlign w:val="center"/>
+          </w:tcPr>
+          <w:p>
+            <w:pPr>
+              <w:pStyle w:val="BodyText"/>
+              <w:widowControl/>
+              <w:suppressAutoHyphens w:val="true"/>
+              <w:spacing w:before="0" w:after="159"/>
+              <w:ind w:hanging="0"/>
+              <w:jc w:val="center"/>
+              <w:rPr>
+                <w:rFonts w:eastAsia="Calibri"/>
+              </w:rPr>
+            </w:pPr>
+            <w:r>
+              <w:rPr>
+                <w:rFonts w:eastAsia="Calibri" w:cs=""/>
+                <w:kern w:val="0"/>
+                <w:szCs w:val="22"/>
+                <w:lang w:val="ru-RU" w:eastAsia="en-US" w:bidi="ar-SA"/>
+              </w:rPr>
+              <w:t>100000</w:t>
+            </w:r>
+          </w:p>
+        </w:tc>
+        <w:tc>
+          <w:tcPr>
+            <w:tcW w:w="2700" w:type="dxa"/>
+            <w:tcBorders/>
+            <w:vAlign w:val="center"/>
+          </w:tcPr>
+          <w:p>
+            <w:pPr>
+              <w:pStyle w:val="BodyText"/>
+              <w:widowControl/>
+              <w:suppressAutoHyphens w:val="true"/>
+              <w:spacing w:before="0" w:after="159"/>
+              <w:ind w:hanging="0"/>
+              <w:jc w:val="center"/>
+              <w:rPr>
+                <w:rFonts w:eastAsia="Calibri"/>
+              </w:rPr>
+            </w:pPr>
+            <w:r>
+              <w:rPr>
+                <w:rFonts w:eastAsia="Calibri" w:cs=""/>
+                <w:kern w:val="0"/>
+                <w:szCs w:val="22"/>
+                <w:lang w:val="ru-RU" w:eastAsia="en-US" w:bidi="ar-SA"/>
+              </w:rPr>
+              <w:t>Простой Монте-Карло</w:t>
+            </w:r>
+          </w:p>
+        </w:tc>
+        <w:tc>
+          <w:tcPr>
+            <w:tcW w:w="1851" w:type="dxa"/>
+            <w:tcBorders/>
+            <w:vAlign w:val="center"/>
+          </w:tcPr>
+          <w:p>
+            <w:pPr>
+              <w:pStyle w:val="BodyText"/>
+              <w:widowControl/>
+              <w:suppressAutoHyphens w:val="true"/>
+              <w:spacing w:before="0" w:after="159"/>
+              <w:ind w:hanging="0"/>
+              <w:jc w:val="center"/>
+              <w:rPr>
+                <w:rFonts w:eastAsia="Calibri"/>
+              </w:rPr>
+            </w:pPr>
+            <w:r>
+              <w:rPr>
+                <w:rFonts w:eastAsia="Calibri" w:cs=""/>
+                <w:kern w:val="0"/>
+                <w:szCs w:val="22"/>
+                <w:lang w:val="ru-RU" w:eastAsia="en-US" w:bidi="ar-SA"/>
+              </w:rPr>
+              <w:t>39.0930</w:t>
+            </w:r>
+          </w:p>
+        </w:tc>
+        <w:tc>
+          <w:tcPr>
+            <w:tcW w:w="1834" w:type="dxa"/>
+            <w:tcBorders/>
+            <w:vAlign w:val="center"/>
+          </w:tcPr>
+          <w:p>
+            <w:pPr>
+              <w:pStyle w:val="BodyText"/>
+              <w:widowControl/>
+              <w:suppressAutoHyphens w:val="true"/>
+              <w:spacing w:before="0" w:after="159"/>
+              <w:ind w:hanging="0"/>
+              <w:jc w:val="center"/>
+              <w:rPr>
+                <w:rFonts w:eastAsia="Calibri"/>
+              </w:rPr>
+            </w:pPr>
+            <w:r>
+              <w:rPr>
+                <w:rFonts w:eastAsia="Calibri" w:cs=""/>
+                <w:kern w:val="0"/>
+                <w:szCs w:val="22"/>
+                <w:lang w:val="ru-RU" w:eastAsia="en-US" w:bidi="ar-SA"/>
+              </w:rPr>
+              <w:t>0.0930</w:t>
+            </w:r>
+          </w:p>
+        </w:tc>
+        <w:tc>
+          <w:tcPr>
+            <w:tcW w:w="1896" w:type="dxa"/>
+            <w:tcBorders/>
+            <w:vAlign w:val="center"/>
+          </w:tcPr>
+          <w:p>
+            <w:pPr>
+              <w:pStyle w:val="BodyText"/>
+              <w:widowControl/>
+              <w:suppressAutoHyphens w:val="true"/>
+              <w:spacing w:before="0" w:after="159"/>
+              <w:ind w:hanging="0"/>
+              <w:jc w:val="center"/>
+              <w:rPr>
+                <w:rFonts w:eastAsia="Calibri"/>
+              </w:rPr>
+            </w:pPr>
+            <w:r>
+              <w:rPr>
+                <w:rFonts w:eastAsia="Calibri" w:cs=""/>
+                <w:kern w:val="0"/>
+                <w:szCs w:val="22"/>
+                <w:lang w:val="ru-RU" w:eastAsia="en-US" w:bidi="ar-SA"/>
+              </w:rPr>
+              <w:t>0.12333</w:t>
+            </w:r>
+          </w:p>
+        </w:tc>
+      </w:tr>
+      <w:tr>
+        <w:trPr/>
+        <w:tc>
+          <w:tcPr>
+            <w:tcW w:w="1285" w:type="dxa"/>
+            <w:tcBorders/>
+            <w:vAlign w:val="center"/>
+          </w:tcPr>
+          <w:p>
+            <w:pPr>
+              <w:pStyle w:val="BodyText"/>
+              <w:widowControl/>
+              <w:suppressAutoHyphens w:val="true"/>
+              <w:spacing w:before="0" w:after="159"/>
+              <w:ind w:hanging="0"/>
+              <w:jc w:val="center"/>
+              <w:rPr>
+                <w:rFonts w:eastAsia="Calibri"/>
+              </w:rPr>
+            </w:pPr>
+            <w:r>
+              <w:rPr>
+                <w:rFonts w:eastAsia="Calibri" w:cs=""/>
+                <w:kern w:val="0"/>
+                <w:szCs w:val="22"/>
+                <w:lang w:val="ru-RU" w:eastAsia="en-US" w:bidi="ar-SA"/>
+              </w:rPr>
+              <w:t>100000</w:t>
+            </w:r>
+          </w:p>
+        </w:tc>
+        <w:tc>
+          <w:tcPr>
+            <w:tcW w:w="2700" w:type="dxa"/>
+            <w:tcBorders/>
+            <w:vAlign w:val="center"/>
+          </w:tcPr>
+          <w:p>
+            <w:pPr>
+              <w:pStyle w:val="BodyText"/>
+              <w:widowControl/>
+              <w:suppressAutoHyphens w:val="true"/>
+              <w:spacing w:before="0" w:after="159"/>
+              <w:ind w:hanging="0"/>
+              <w:jc w:val="center"/>
+              <w:rPr>
+                <w:rFonts w:eastAsia="Calibri"/>
+              </w:rPr>
+            </w:pPr>
+            <w:r>
+              <w:rPr>
+                <w:rFonts w:eastAsia="Calibri" w:cs=""/>
+                <w:kern w:val="0"/>
+                <w:szCs w:val="22"/>
+                <w:lang w:val="ru-RU" w:eastAsia="en-US" w:bidi="ar-SA"/>
+              </w:rPr>
+              <w:t>Монте-Карло со стратификацией</w:t>
+            </w:r>
+          </w:p>
+        </w:tc>
+        <w:tc>
+          <w:tcPr>
+            <w:tcW w:w="1851" w:type="dxa"/>
+            <w:tcBorders/>
+            <w:vAlign w:val="center"/>
+          </w:tcPr>
+          <w:p>
+            <w:pPr>
+              <w:pStyle w:val="BodyText"/>
+              <w:widowControl/>
+              <w:suppressAutoHyphens w:val="true"/>
+              <w:spacing w:before="0" w:after="159"/>
+              <w:ind w:hanging="0"/>
+              <w:jc w:val="center"/>
+              <w:rPr>
+                <w:rFonts w:eastAsia="Calibri"/>
+              </w:rPr>
+            </w:pPr>
+            <w:r>
+              <w:rPr>
+                <w:rFonts w:eastAsia="Calibri" w:cs=""/>
+                <w:kern w:val="0"/>
+                <w:szCs w:val="22"/>
+                <w:lang w:val="ru-RU" w:eastAsia="en-US" w:bidi="ar-SA"/>
+              </w:rPr>
+              <w:t>38.9977</w:t>
+            </w:r>
+          </w:p>
+        </w:tc>
+        <w:tc>
+          <w:tcPr>
+            <w:tcW w:w="1834" w:type="dxa"/>
+            <w:tcBorders/>
+            <w:vAlign w:val="center"/>
+          </w:tcPr>
+          <w:p>
+            <w:pPr>
+              <w:pStyle w:val="BodyText"/>
+              <w:widowControl/>
+              <w:suppressAutoHyphens w:val="true"/>
+              <w:spacing w:before="0" w:after="159"/>
+              <w:ind w:hanging="0"/>
+              <w:jc w:val="center"/>
+              <w:rPr>
+                <w:rFonts w:eastAsia="Calibri"/>
+              </w:rPr>
+            </w:pPr>
+            <w:r>
+              <w:rPr>
+                <w:rFonts w:eastAsia="Calibri" w:cs=""/>
+                <w:kern w:val="0"/>
+                <w:szCs w:val="22"/>
+                <w:lang w:val="ru-RU" w:eastAsia="en-US" w:bidi="ar-SA"/>
+              </w:rPr>
+              <w:t>0.0023</w:t>
+            </w:r>
+          </w:p>
+        </w:tc>
+        <w:tc>
+          <w:tcPr>
+            <w:tcW w:w="1896" w:type="dxa"/>
+            <w:tcBorders/>
+            <w:vAlign w:val="center"/>
+          </w:tcPr>
+          <w:p>
+            <w:pPr>
+              <w:pStyle w:val="BodyText"/>
+              <w:widowControl/>
+              <w:suppressAutoHyphens w:val="true"/>
+              <w:spacing w:before="0" w:after="159"/>
+              <w:ind w:hanging="0"/>
+              <w:jc w:val="center"/>
+              <w:rPr>
+                <w:rFonts w:eastAsia="Calibri"/>
+              </w:rPr>
+            </w:pPr>
+            <w:r>
+              <w:rPr>
+                <w:rFonts w:eastAsia="Calibri" w:cs=""/>
+                <w:kern w:val="0"/>
+                <w:szCs w:val="22"/>
+                <w:lang w:val="ru-RU" w:eastAsia="en-US" w:bidi="ar-SA"/>
+              </w:rPr>
+              <w:t>0.12333</w:t>
+            </w:r>
+          </w:p>
+        </w:tc>
+      </w:tr>
+      <w:tr>
+        <w:trPr/>
+        <w:tc>
+          <w:tcPr>
+            <w:tcW w:w="1285" w:type="dxa"/>
+            <w:tcBorders/>
+            <w:vAlign w:val="center"/>
+          </w:tcPr>
+          <w:p>
+            <w:pPr>
+              <w:pStyle w:val="BodyText"/>
+              <w:widowControl/>
+              <w:suppressAutoHyphens w:val="true"/>
+              <w:spacing w:before="0" w:after="159"/>
+              <w:ind w:hanging="0"/>
+              <w:jc w:val="center"/>
+              <w:rPr>
+                <w:rFonts w:eastAsia="Calibri"/>
+              </w:rPr>
+            </w:pPr>
+            <w:r>
+              <w:rPr>
+                <w:rFonts w:eastAsia="Calibri" w:cs=""/>
+                <w:kern w:val="0"/>
+                <w:szCs w:val="22"/>
+                <w:lang w:val="ru-RU" w:eastAsia="en-US" w:bidi="ar-SA"/>
+              </w:rPr>
+              <w:t>100000</w:t>
+            </w:r>
+          </w:p>
+        </w:tc>
+        <w:tc>
+          <w:tcPr>
+            <w:tcW w:w="2700" w:type="dxa"/>
+            <w:tcBorders/>
+            <w:vAlign w:val="center"/>
+          </w:tcPr>
+          <w:p>
+            <w:pPr>
+              <w:pStyle w:val="BodyText"/>
+              <w:widowControl/>
+              <w:suppressAutoHyphens w:val="true"/>
+              <w:spacing w:before="0" w:after="159"/>
+              <w:ind w:hanging="0"/>
+              <w:jc w:val="center"/>
+              <w:rPr>
+                <w:rFonts w:eastAsia="Calibri"/>
+              </w:rPr>
+            </w:pPr>
+            <w:r>
+              <w:rPr>
+                <w:rFonts w:eastAsia="Calibri" w:cs=""/>
+                <w:kern w:val="0"/>
+                <w:szCs w:val="22"/>
+                <w:lang w:val="ru-RU" w:eastAsia="en-US" w:bidi="ar-SA"/>
+              </w:rPr>
+              <w:t>Выборка по значимости (x)</w:t>
+            </w:r>
+          </w:p>
+        </w:tc>
+        <w:tc>
+          <w:tcPr>
+            <w:tcW w:w="1851" w:type="dxa"/>
+            <w:tcBorders/>
+            <w:vAlign w:val="center"/>
+          </w:tcPr>
+          <w:p>
+            <w:pPr>
+              <w:pStyle w:val="BodyText"/>
+              <w:widowControl/>
+              <w:suppressAutoHyphens w:val="true"/>
+              <w:spacing w:before="0" w:after="159"/>
+              <w:ind w:hanging="0"/>
+              <w:jc w:val="center"/>
+              <w:rPr>
+                <w:rFonts w:eastAsia="Calibri"/>
+              </w:rPr>
+            </w:pPr>
+            <w:r>
+              <w:rPr>
+                <w:rFonts w:eastAsia="Calibri" w:cs=""/>
+                <w:kern w:val="0"/>
+                <w:szCs w:val="22"/>
+                <w:lang w:val="ru-RU" w:eastAsia="en-US" w:bidi="ar-SA"/>
+              </w:rPr>
+              <w:t>38.9708</w:t>
+            </w:r>
+          </w:p>
+        </w:tc>
+        <w:tc>
+          <w:tcPr>
+            <w:tcW w:w="1834" w:type="dxa"/>
+            <w:tcBorders/>
+            <w:vAlign w:val="center"/>
+          </w:tcPr>
+          <w:p>
+            <w:pPr>
+              <w:pStyle w:val="BodyText"/>
+              <w:widowControl/>
+              <w:suppressAutoHyphens w:val="true"/>
+              <w:spacing w:before="0" w:after="159"/>
+              <w:ind w:hanging="0"/>
+              <w:jc w:val="center"/>
+              <w:rPr>
+                <w:rFonts w:eastAsia="Calibri"/>
+              </w:rPr>
+            </w:pPr>
+            <w:r>
+              <w:rPr>
+                <w:rFonts w:eastAsia="Calibri" w:cs=""/>
+                <w:kern w:val="0"/>
+                <w:szCs w:val="22"/>
+                <w:lang w:val="ru-RU" w:eastAsia="en-US" w:bidi="ar-SA"/>
+              </w:rPr>
+              <w:t>0.0292</w:t>
+            </w:r>
+          </w:p>
+        </w:tc>
+        <w:tc>
+          <w:tcPr>
+            <w:tcW w:w="1896" w:type="dxa"/>
+            <w:tcBorders/>
+            <w:vAlign w:val="center"/>
+          </w:tcPr>
+          <w:p>
+            <w:pPr>
+              <w:pStyle w:val="BodyText"/>
+              <w:widowControl/>
+              <w:suppressAutoHyphens w:val="true"/>
+              <w:spacing w:before="0" w:after="159"/>
+              <w:ind w:hanging="0"/>
+              <w:jc w:val="center"/>
+              <w:rPr>
+                <w:rFonts w:eastAsia="Calibri"/>
+              </w:rPr>
+            </w:pPr>
+            <w:r>
+              <w:rPr>
+                <w:rFonts w:eastAsia="Calibri" w:cs=""/>
+                <w:kern w:val="0"/>
+                <w:szCs w:val="22"/>
+                <w:lang w:val="ru-RU" w:eastAsia="en-US" w:bidi="ar-SA"/>
+              </w:rPr>
+              <w:t>0.12333</w:t>
+            </w:r>
+          </w:p>
+        </w:tc>
+      </w:tr>
+      <w:tr>
+        <w:trPr/>
+        <w:tc>
+          <w:tcPr>
+            <w:tcW w:w="1285" w:type="dxa"/>
+            <w:tcBorders/>
+            <w:vAlign w:val="center"/>
+          </w:tcPr>
+          <w:p>
+            <w:pPr>
+              <w:pStyle w:val="BodyText"/>
+              <w:widowControl/>
+              <w:suppressAutoHyphens w:val="true"/>
+              <w:spacing w:before="0" w:after="159"/>
+              <w:ind w:hanging="0"/>
+              <w:jc w:val="center"/>
+              <w:rPr>
+                <w:rFonts w:eastAsia="Calibri"/>
+              </w:rPr>
+            </w:pPr>
+            <w:r>
+              <w:rPr>
+                <w:rFonts w:eastAsia="Calibri" w:cs=""/>
+                <w:kern w:val="0"/>
+                <w:szCs w:val="22"/>
+                <w:lang w:val="ru-RU" w:eastAsia="en-US" w:bidi="ar-SA"/>
+              </w:rPr>
+              <w:t>100000</w:t>
+            </w:r>
+          </w:p>
+        </w:tc>
+        <w:tc>
+          <w:tcPr>
+            <w:tcW w:w="2700" w:type="dxa"/>
+            <w:tcBorders/>
+            <w:vAlign w:val="center"/>
+          </w:tcPr>
+          <w:p>
+            <w:pPr>
+              <w:pStyle w:val="BodyText"/>
+              <w:widowControl/>
+              <w:suppressAutoHyphens w:val="true"/>
+              <w:spacing w:before="0" w:after="159"/>
+              <w:ind w:hanging="0"/>
+              <w:jc w:val="center"/>
+              <w:rPr>
+                <w:rFonts w:eastAsia="Calibri"/>
+              </w:rPr>
+            </w:pPr>
+            <w:r>
+              <w:rPr>
+                <w:rFonts w:eastAsia="Calibri" w:cs=""/>
+                <w:kern w:val="0"/>
+                <w:szCs w:val="22"/>
+                <w:lang w:val="ru-RU" w:eastAsia="en-US" w:bidi="ar-SA"/>
+              </w:rPr>
+              <w:t>Выборка по значимости (x^2)</w:t>
+            </w:r>
+          </w:p>
+        </w:tc>
+        <w:tc>
+          <w:tcPr>
+            <w:tcW w:w="1851" w:type="dxa"/>
+            <w:tcBorders/>
+            <w:vAlign w:val="center"/>
+          </w:tcPr>
+          <w:p>
+            <w:pPr>
+              <w:pStyle w:val="BodyText"/>
+              <w:widowControl/>
+              <w:suppressAutoHyphens w:val="true"/>
+              <w:spacing w:before="0" w:after="159"/>
+              <w:ind w:hanging="0"/>
+              <w:jc w:val="center"/>
+              <w:rPr>
+                <w:rFonts w:eastAsia="Calibri"/>
+              </w:rPr>
+            </w:pPr>
+            <w:r>
+              <w:rPr>
+                <w:rFonts w:eastAsia="Calibri" w:cs=""/>
+                <w:kern w:val="0"/>
+                <w:szCs w:val="22"/>
+                <w:lang w:val="ru-RU" w:eastAsia="en-US" w:bidi="ar-SA"/>
+              </w:rPr>
+              <w:t>39.0000</w:t>
+            </w:r>
+          </w:p>
+        </w:tc>
+        <w:tc>
+          <w:tcPr>
+            <w:tcW w:w="1834" w:type="dxa"/>
+            <w:tcBorders/>
+            <w:vAlign w:val="center"/>
+          </w:tcPr>
+          <w:p>
+            <w:pPr>
+              <w:pStyle w:val="BodyText"/>
+              <w:widowControl/>
+              <w:suppressAutoHyphens w:val="true"/>
+              <w:spacing w:before="0" w:after="159"/>
+              <w:ind w:hanging="0"/>
+              <w:jc w:val="center"/>
+              <w:rPr>
+                <w:rFonts w:eastAsia="Calibri"/>
+              </w:rPr>
+            </w:pPr>
+            <w:r>
+              <w:rPr>
+                <w:rFonts w:eastAsia="Calibri" w:cs=""/>
+                <w:kern w:val="0"/>
+                <w:szCs w:val="22"/>
+                <w:lang w:val="ru-RU" w:eastAsia="en-US" w:bidi="ar-SA"/>
+              </w:rPr>
+              <w:t>0.0000</w:t>
+            </w:r>
+          </w:p>
+        </w:tc>
+        <w:tc>
+          <w:tcPr>
+            <w:tcW w:w="1896" w:type="dxa"/>
+            <w:tcBorders/>
+            <w:vAlign w:val="center"/>
+          </w:tcPr>
+          <w:p>
+            <w:pPr>
+              <w:pStyle w:val="BodyText"/>
+              <w:widowControl/>
+              <w:suppressAutoHyphens w:val="true"/>
+              <w:spacing w:before="0" w:after="159"/>
+              <w:ind w:hanging="0"/>
+              <w:jc w:val="center"/>
+              <w:rPr>
+                <w:rFonts w:eastAsia="Calibri"/>
+              </w:rPr>
+            </w:pPr>
+            <w:r>
+              <w:rPr>
+                <w:rFonts w:eastAsia="Calibri" w:cs=""/>
+                <w:kern w:val="0"/>
+                <w:szCs w:val="22"/>
+                <w:lang w:val="ru-RU" w:eastAsia="en-US" w:bidi="ar-SA"/>
+              </w:rPr>
+              <w:t>0.12333</w:t>
+            </w:r>
+          </w:p>
+        </w:tc>
+      </w:tr>
+      <w:tr>
+        <w:trPr/>
+        <w:tc>
+          <w:tcPr>
+            <w:tcW w:w="1285" w:type="dxa"/>
+            <w:tcBorders/>
+            <w:vAlign w:val="center"/>
+          </w:tcPr>
+          <w:p>
+            <w:pPr>
+              <w:pStyle w:val="BodyText"/>
+              <w:widowControl/>
+              <w:suppressAutoHyphens w:val="true"/>
+              <w:spacing w:before="0" w:after="159"/>
+              <w:ind w:hanging="0"/>
+              <w:jc w:val="center"/>
+              <w:rPr>
+                <w:rFonts w:eastAsia="Calibri"/>
+              </w:rPr>
+            </w:pPr>
+            <w:r>
+              <w:rPr>
+                <w:rFonts w:eastAsia="Calibri" w:cs=""/>
+                <w:kern w:val="0"/>
+                <w:szCs w:val="22"/>
+                <w:lang w:val="ru-RU" w:eastAsia="en-US" w:bidi="ar-SA"/>
+              </w:rPr>
+              <w:t>100000</w:t>
+            </w:r>
+          </w:p>
+        </w:tc>
+        <w:tc>
+          <w:tcPr>
+            <w:tcW w:w="2700" w:type="dxa"/>
+            <w:tcBorders/>
+            <w:vAlign w:val="center"/>
+          </w:tcPr>
+          <w:p>
+            <w:pPr>
+              <w:pStyle w:val="BodyText"/>
+              <w:widowControl/>
+              <w:suppressAutoHyphens w:val="true"/>
+              <w:spacing w:before="0" w:after="159"/>
+              <w:ind w:hanging="0"/>
+              <w:jc w:val="center"/>
+              <w:rPr>
+                <w:rFonts w:eastAsia="Calibri"/>
+              </w:rPr>
+            </w:pPr>
+            <w:r>
+              <w:rPr>
+                <w:rFonts w:eastAsia="Calibri" w:cs=""/>
+                <w:kern w:val="0"/>
+                <w:szCs w:val="22"/>
+                <w:lang w:val="ru-RU" w:eastAsia="en-US" w:bidi="ar-SA"/>
+              </w:rPr>
+              <w:t>Выборка по значимости (x^3)</w:t>
+            </w:r>
+          </w:p>
+        </w:tc>
+        <w:tc>
+          <w:tcPr>
+            <w:tcW w:w="1851" w:type="dxa"/>
+            <w:tcBorders/>
+            <w:vAlign w:val="center"/>
+          </w:tcPr>
+          <w:p>
+            <w:pPr>
+              <w:pStyle w:val="BodyText"/>
+              <w:widowControl/>
+              <w:suppressAutoHyphens w:val="true"/>
+              <w:spacing w:before="0" w:after="159"/>
+              <w:ind w:hanging="0"/>
+              <w:jc w:val="center"/>
+              <w:rPr>
+                <w:rFonts w:eastAsia="Calibri"/>
+              </w:rPr>
+            </w:pPr>
+            <w:r>
+              <w:rPr>
+                <w:rFonts w:eastAsia="Calibri" w:cs=""/>
+                <w:kern w:val="0"/>
+                <w:szCs w:val="22"/>
+                <w:lang w:val="ru-RU" w:eastAsia="en-US" w:bidi="ar-SA"/>
+              </w:rPr>
+              <w:t>39.0052</w:t>
+            </w:r>
+          </w:p>
+        </w:tc>
+        <w:tc>
+          <w:tcPr>
+            <w:tcW w:w="1834" w:type="dxa"/>
+            <w:tcBorders/>
+            <w:vAlign w:val="center"/>
+          </w:tcPr>
+          <w:p>
+            <w:pPr>
+              <w:pStyle w:val="BodyText"/>
+              <w:widowControl/>
+              <w:suppressAutoHyphens w:val="true"/>
+              <w:spacing w:before="0" w:after="159"/>
+              <w:ind w:hanging="0"/>
+              <w:jc w:val="center"/>
+              <w:rPr>
+                <w:rFonts w:eastAsia="Calibri"/>
+              </w:rPr>
+            </w:pPr>
+            <w:r>
+              <w:rPr>
+                <w:rFonts w:eastAsia="Calibri" w:cs=""/>
+                <w:kern w:val="0"/>
+                <w:szCs w:val="22"/>
+                <w:lang w:val="ru-RU" w:eastAsia="en-US" w:bidi="ar-SA"/>
+              </w:rPr>
+              <w:t>0.0052</w:t>
+            </w:r>
+          </w:p>
+        </w:tc>
+        <w:tc>
+          <w:tcPr>
+            <w:tcW w:w="1896" w:type="dxa"/>
+            <w:tcBorders/>
+            <w:vAlign w:val="center"/>
+          </w:tcPr>
+          <w:p>
+            <w:pPr>
+              <w:pStyle w:val="BodyText"/>
+              <w:widowControl/>
+              <w:suppressAutoHyphens w:val="true"/>
+              <w:spacing w:before="0" w:after="159"/>
+              <w:ind w:hanging="0"/>
+              <w:jc w:val="center"/>
+              <w:rPr>
+                <w:rFonts w:eastAsia="Calibri"/>
+              </w:rPr>
+            </w:pPr>
+            <w:r>
+              <w:rPr>
+                <w:rFonts w:eastAsia="Calibri" w:cs=""/>
+                <w:kern w:val="0"/>
+                <w:szCs w:val="22"/>
+                <w:lang w:val="ru-RU" w:eastAsia="en-US" w:bidi="ar-SA"/>
+              </w:rPr>
+              <w:t>0.12333</w:t>
+            </w:r>
+          </w:p>
+        </w:tc>
+      </w:tr>
+      <w:tr>
+        <w:trPr/>
+        <w:tc>
+          <w:tcPr>
+            <w:tcW w:w="1285" w:type="dxa"/>
+            <w:tcBorders/>
+            <w:vAlign w:val="center"/>
+          </w:tcPr>
+          <w:p>
+            <w:pPr>
+              <w:pStyle w:val="BodyText"/>
+              <w:widowControl/>
+              <w:suppressAutoHyphens w:val="true"/>
+              <w:spacing w:before="0" w:after="159"/>
+              <w:ind w:hanging="0"/>
+              <w:jc w:val="center"/>
+              <w:rPr>
+                <w:rFonts w:eastAsia="Calibri"/>
+              </w:rPr>
+            </w:pPr>
+            <w:r>
+              <w:rPr>
+                <w:rFonts w:eastAsia="Calibri" w:cs=""/>
+                <w:kern w:val="0"/>
+                <w:szCs w:val="22"/>
+                <w:lang w:val="ru-RU" w:eastAsia="en-US" w:bidi="ar-SA"/>
+              </w:rPr>
+              <w:t>100000</w:t>
+            </w:r>
+          </w:p>
+        </w:tc>
+        <w:tc>
+          <w:tcPr>
+            <w:tcW w:w="2700" w:type="dxa"/>
+            <w:tcBorders/>
+            <w:vAlign w:val="center"/>
+          </w:tcPr>
+          <w:p>
+            <w:pPr>
+              <w:pStyle w:val="BodyText"/>
+              <w:widowControl/>
+              <w:suppressAutoHyphens w:val="true"/>
+              <w:spacing w:before="0" w:after="159"/>
+              <w:ind w:hanging="0"/>
+              <w:jc w:val="center"/>
+              <w:rPr>
+                <w:rFonts w:eastAsia="Calibri"/>
+              </w:rPr>
+            </w:pPr>
+            <w:r>
+              <w:rPr>
+                <w:rFonts w:eastAsia="Calibri" w:cs=""/>
+                <w:kern w:val="0"/>
+                <w:szCs w:val="22"/>
+                <w:lang w:val="ru-RU" w:eastAsia="en-US" w:bidi="ar-SA"/>
+              </w:rPr>
+              <w:t>Многократная выборка (среднее)</w:t>
+            </w:r>
+          </w:p>
+        </w:tc>
+        <w:tc>
+          <w:tcPr>
+            <w:tcW w:w="1851" w:type="dxa"/>
+            <w:tcBorders/>
+            <w:vAlign w:val="center"/>
+          </w:tcPr>
+          <w:p>
+            <w:pPr>
+              <w:pStyle w:val="BodyText"/>
+              <w:widowControl/>
+              <w:suppressAutoHyphens w:val="true"/>
+              <w:spacing w:before="0" w:after="159"/>
+              <w:ind w:hanging="0"/>
+              <w:jc w:val="center"/>
+              <w:rPr>
+                <w:rFonts w:eastAsia="Calibri"/>
+              </w:rPr>
+            </w:pPr>
+            <w:r>
+              <w:rPr>
+                <w:rFonts w:eastAsia="Calibri" w:cs=""/>
+                <w:kern w:val="0"/>
+                <w:szCs w:val="22"/>
+                <w:lang w:val="ru-RU" w:eastAsia="en-US" w:bidi="ar-SA"/>
+              </w:rPr>
+              <w:t>38.9981</w:t>
+            </w:r>
+          </w:p>
+        </w:tc>
+        <w:tc>
+          <w:tcPr>
+            <w:tcW w:w="1834" w:type="dxa"/>
+            <w:tcBorders/>
+            <w:vAlign w:val="center"/>
+          </w:tcPr>
+          <w:p>
+            <w:pPr>
+              <w:pStyle w:val="BodyText"/>
+              <w:widowControl/>
+              <w:suppressAutoHyphens w:val="true"/>
+              <w:spacing w:before="0" w:after="159"/>
+              <w:ind w:hanging="0"/>
+              <w:jc w:val="center"/>
+              <w:rPr>
+                <w:rFonts w:eastAsia="Calibri"/>
+              </w:rPr>
+            </w:pPr>
+            <w:r>
+              <w:rPr>
+                <w:rFonts w:eastAsia="Calibri" w:cs=""/>
+                <w:kern w:val="0"/>
+                <w:szCs w:val="22"/>
+                <w:lang w:val="ru-RU" w:eastAsia="en-US" w:bidi="ar-SA"/>
+              </w:rPr>
+              <w:t>0.0019</w:t>
+            </w:r>
+          </w:p>
+        </w:tc>
+        <w:tc>
+          <w:tcPr>
+            <w:tcW w:w="1896" w:type="dxa"/>
+            <w:tcBorders/>
+            <w:vAlign w:val="center"/>
+          </w:tcPr>
+          <w:p>
+            <w:pPr>
+              <w:pStyle w:val="BodyText"/>
+              <w:widowControl/>
+              <w:suppressAutoHyphens w:val="true"/>
+              <w:spacing w:before="0" w:after="159"/>
+              <w:ind w:hanging="0"/>
+              <w:jc w:val="center"/>
+              <w:rPr>
+                <w:rFonts w:eastAsia="Calibri"/>
+              </w:rPr>
+            </w:pPr>
+            <w:r>
+              <w:rPr>
+                <w:rFonts w:eastAsia="Calibri" w:cs=""/>
+                <w:kern w:val="0"/>
+                <w:szCs w:val="22"/>
+                <w:lang w:val="ru-RU" w:eastAsia="en-US" w:bidi="ar-SA"/>
+              </w:rPr>
+              <w:t>0.12333</w:t>
+            </w:r>
+          </w:p>
+        </w:tc>
+      </w:tr>
+      <w:tr>
+        <w:trPr/>
+        <w:tc>
+          <w:tcPr>
+            <w:tcW w:w="1285" w:type="dxa"/>
+            <w:tcBorders/>
+            <w:vAlign w:val="center"/>
+          </w:tcPr>
+          <w:p>
+            <w:pPr>
+              <w:pStyle w:val="BodyText"/>
+              <w:widowControl/>
+              <w:suppressAutoHyphens w:val="true"/>
+              <w:spacing w:before="0" w:after="159"/>
+              <w:ind w:hanging="0"/>
+              <w:jc w:val="center"/>
+              <w:rPr>
+                <w:rFonts w:eastAsia="Calibri"/>
+              </w:rPr>
+            </w:pPr>
+            <w:r>
+              <w:rPr>
+                <w:rFonts w:eastAsia="Calibri" w:cs=""/>
+                <w:kern w:val="0"/>
+                <w:szCs w:val="22"/>
+                <w:lang w:val="ru-RU" w:eastAsia="en-US" w:bidi="ar-SA"/>
+              </w:rPr>
+              <w:t>100000</w:t>
+            </w:r>
+          </w:p>
+        </w:tc>
+        <w:tc>
+          <w:tcPr>
+            <w:tcW w:w="2700" w:type="dxa"/>
+            <w:tcBorders/>
+            <w:vAlign w:val="center"/>
+          </w:tcPr>
+          <w:p>
+            <w:pPr>
+              <w:pStyle w:val="BodyText"/>
+              <w:widowControl/>
+              <w:suppressAutoHyphens w:val="true"/>
+              <w:spacing w:before="0" w:after="159"/>
+              <w:ind w:hanging="0"/>
+              <w:jc w:val="center"/>
+              <w:rPr>
+                <w:rFonts w:eastAsia="Calibri"/>
+              </w:rPr>
+            </w:pPr>
+            <w:r>
+              <w:rPr>
+                <w:rFonts w:eastAsia="Calibri" w:cs=""/>
+                <w:kern w:val="0"/>
+                <w:szCs w:val="22"/>
+                <w:lang w:val="ru-RU" w:eastAsia="en-US" w:bidi="ar-SA"/>
+              </w:rPr>
+              <w:t>Многократная выборка (квадрат)</w:t>
+            </w:r>
+          </w:p>
+        </w:tc>
+        <w:tc>
+          <w:tcPr>
+            <w:tcW w:w="1851" w:type="dxa"/>
+            <w:tcBorders/>
+            <w:vAlign w:val="center"/>
+          </w:tcPr>
+          <w:p>
+            <w:pPr>
+              <w:pStyle w:val="BodyText"/>
+              <w:widowControl/>
+              <w:suppressAutoHyphens w:val="true"/>
+              <w:spacing w:before="0" w:after="159"/>
+              <w:ind w:hanging="0"/>
+              <w:jc w:val="center"/>
+              <w:rPr>
+                <w:rFonts w:eastAsia="Calibri"/>
+              </w:rPr>
+            </w:pPr>
+            <w:r>
+              <w:rPr>
+                <w:rFonts w:eastAsia="Calibri" w:cs=""/>
+                <w:kern w:val="0"/>
+                <w:szCs w:val="22"/>
+                <w:lang w:val="ru-RU" w:eastAsia="en-US" w:bidi="ar-SA"/>
+              </w:rPr>
+              <w:t>38.9981</w:t>
+            </w:r>
+          </w:p>
+        </w:tc>
+        <w:tc>
+          <w:tcPr>
+            <w:tcW w:w="1834" w:type="dxa"/>
+            <w:tcBorders/>
+            <w:vAlign w:val="center"/>
+          </w:tcPr>
+          <w:p>
+            <w:pPr>
+              <w:pStyle w:val="BodyText"/>
+              <w:widowControl/>
+              <w:suppressAutoHyphens w:val="true"/>
+              <w:spacing w:before="0" w:after="159"/>
+              <w:ind w:hanging="0"/>
+              <w:jc w:val="center"/>
+              <w:rPr>
+                <w:rFonts w:eastAsia="Calibri"/>
+              </w:rPr>
+            </w:pPr>
+            <w:r>
+              <w:rPr>
+                <w:rFonts w:eastAsia="Calibri" w:cs=""/>
+                <w:kern w:val="0"/>
+                <w:szCs w:val="22"/>
+                <w:lang w:val="ru-RU" w:eastAsia="en-US" w:bidi="ar-SA"/>
+              </w:rPr>
+              <w:t>0.0019</w:t>
+            </w:r>
+          </w:p>
+        </w:tc>
+        <w:tc>
+          <w:tcPr>
+            <w:tcW w:w="1896" w:type="dxa"/>
+            <w:tcBorders/>
+            <w:vAlign w:val="center"/>
+          </w:tcPr>
+          <w:p>
+            <w:pPr>
+              <w:pStyle w:val="BodyText"/>
+              <w:widowControl/>
+              <w:suppressAutoHyphens w:val="true"/>
+              <w:spacing w:before="0" w:after="159"/>
+              <w:ind w:hanging="0"/>
+              <w:jc w:val="center"/>
+              <w:rPr>
+                <w:rFonts w:eastAsia="Calibri"/>
+              </w:rPr>
+            </w:pPr>
+            <w:r>
+              <w:rPr>
+                <w:rFonts w:eastAsia="Calibri" w:cs=""/>
+                <w:kern w:val="0"/>
+                <w:szCs w:val="22"/>
+                <w:lang w:val="ru-RU" w:eastAsia="en-US" w:bidi="ar-SA"/>
+              </w:rPr>
+              <w:t>0.12333</w:t>
+            </w:r>
+          </w:p>
+        </w:tc>
+      </w:tr>
+      <w:tr>
+        <w:trPr/>
+        <w:tc>
+          <w:tcPr>
+            <w:tcW w:w="1285" w:type="dxa"/>
+            <w:tcBorders/>
+            <w:vAlign w:val="center"/>
+          </w:tcPr>
+          <w:p>
+            <w:pPr>
+              <w:pStyle w:val="BodyText"/>
+              <w:widowControl/>
+              <w:suppressAutoHyphens w:val="true"/>
+              <w:spacing w:before="0" w:after="159"/>
+              <w:ind w:hanging="0"/>
+              <w:jc w:val="center"/>
+              <w:rPr>
+                <w:rFonts w:eastAsia="Calibri"/>
+              </w:rPr>
+            </w:pPr>
+            <w:r>
+              <w:rPr>
+                <w:rFonts w:eastAsia="Calibri" w:cs=""/>
+                <w:kern w:val="0"/>
+                <w:szCs w:val="22"/>
+                <w:lang w:val="ru-RU" w:eastAsia="en-US" w:bidi="ar-SA"/>
+              </w:rPr>
+              <w:t>100000</w:t>
+            </w:r>
+          </w:p>
+        </w:tc>
+        <w:tc>
+          <w:tcPr>
+            <w:tcW w:w="2700" w:type="dxa"/>
+            <w:tcBorders/>
+            <w:vAlign w:val="center"/>
+          </w:tcPr>
+          <w:p>
+            <w:pPr>
+              <w:pStyle w:val="BodyText"/>
+              <w:widowControl/>
+              <w:suppressAutoHyphens w:val="true"/>
+              <w:spacing w:before="0" w:after="159"/>
+              <w:ind w:hanging="0"/>
+              <w:jc w:val="center"/>
+              <w:rPr>
+                <w:rFonts w:eastAsia="Calibri"/>
+              </w:rPr>
+            </w:pPr>
+            <w:r>
+              <w:rPr>
+                <w:rFonts w:eastAsia="Calibri" w:cs=""/>
+                <w:kern w:val="0"/>
+                <w:szCs w:val="22"/>
+                <w:lang w:val="ru-RU" w:eastAsia="en-US" w:bidi="ar-SA"/>
+              </w:rPr>
+              <w:t>Русская рулетка (0.5)</w:t>
+            </w:r>
+          </w:p>
+        </w:tc>
+        <w:tc>
+          <w:tcPr>
+            <w:tcW w:w="1851" w:type="dxa"/>
+            <w:tcBorders/>
+            <w:vAlign w:val="center"/>
+          </w:tcPr>
+          <w:p>
+            <w:pPr>
+              <w:pStyle w:val="BodyText"/>
+              <w:widowControl/>
+              <w:suppressAutoHyphens w:val="true"/>
+              <w:spacing w:before="0" w:after="159"/>
+              <w:ind w:hanging="0"/>
+              <w:jc w:val="center"/>
+              <w:rPr>
+                <w:rFonts w:eastAsia="Calibri"/>
+              </w:rPr>
+            </w:pPr>
+            <w:r>
+              <w:rPr>
+                <w:rFonts w:eastAsia="Calibri" w:cs=""/>
+                <w:kern w:val="0"/>
+                <w:szCs w:val="22"/>
+                <w:lang w:val="ru-RU" w:eastAsia="en-US" w:bidi="ar-SA"/>
+              </w:rPr>
+              <w:t>46.5107</w:t>
+            </w:r>
+          </w:p>
+        </w:tc>
+        <w:tc>
+          <w:tcPr>
+            <w:tcW w:w="1834" w:type="dxa"/>
+            <w:tcBorders/>
+            <w:vAlign w:val="center"/>
+          </w:tcPr>
+          <w:p>
+            <w:pPr>
+              <w:pStyle w:val="BodyText"/>
+              <w:widowControl/>
+              <w:suppressAutoHyphens w:val="true"/>
+              <w:spacing w:before="0" w:after="159"/>
+              <w:ind w:hanging="0"/>
+              <w:jc w:val="center"/>
+              <w:rPr>
+                <w:rFonts w:eastAsia="Calibri"/>
+              </w:rPr>
+            </w:pPr>
+            <w:r>
+              <w:rPr>
+                <w:rFonts w:eastAsia="Calibri" w:cs=""/>
+                <w:kern w:val="0"/>
+                <w:szCs w:val="22"/>
+                <w:lang w:val="ru-RU" w:eastAsia="en-US" w:bidi="ar-SA"/>
+              </w:rPr>
+              <w:t>7.5107</w:t>
+            </w:r>
+          </w:p>
+        </w:tc>
+        <w:tc>
+          <w:tcPr>
+            <w:tcW w:w="1896" w:type="dxa"/>
+            <w:tcBorders/>
+            <w:vAlign w:val="center"/>
+          </w:tcPr>
+          <w:p>
+            <w:pPr>
+              <w:pStyle w:val="BodyText"/>
+              <w:widowControl/>
+              <w:suppressAutoHyphens w:val="true"/>
+              <w:spacing w:before="0" w:after="159"/>
+              <w:ind w:hanging="0"/>
+              <w:jc w:val="center"/>
+              <w:rPr>
+                <w:rFonts w:eastAsia="Calibri"/>
+              </w:rPr>
+            </w:pPr>
+            <w:r>
+              <w:rPr>
+                <w:rFonts w:eastAsia="Calibri" w:cs=""/>
+                <w:kern w:val="0"/>
+                <w:szCs w:val="22"/>
+                <w:lang w:val="ru-RU" w:eastAsia="en-US" w:bidi="ar-SA"/>
+              </w:rPr>
+              <w:t>0.12333</w:t>
+            </w:r>
+          </w:p>
+        </w:tc>
+      </w:tr>
+      <w:tr>
+        <w:trPr/>
+        <w:tc>
+          <w:tcPr>
+            <w:tcW w:w="1285" w:type="dxa"/>
+            <w:tcBorders/>
+            <w:vAlign w:val="center"/>
+          </w:tcPr>
+          <w:p>
+            <w:pPr>
+              <w:pStyle w:val="BodyText"/>
+              <w:widowControl/>
+              <w:suppressAutoHyphens w:val="true"/>
+              <w:spacing w:before="0" w:after="159"/>
+              <w:ind w:hanging="0"/>
+              <w:jc w:val="center"/>
+              <w:rPr>
+                <w:rFonts w:eastAsia="Calibri"/>
+              </w:rPr>
+            </w:pPr>
+            <w:r>
+              <w:rPr>
+                <w:rFonts w:eastAsia="Calibri" w:cs=""/>
+                <w:kern w:val="0"/>
+                <w:szCs w:val="22"/>
+                <w:lang w:val="ru-RU" w:eastAsia="en-US" w:bidi="ar-SA"/>
+              </w:rPr>
+              <w:t>100000</w:t>
+            </w:r>
+          </w:p>
+        </w:tc>
+        <w:tc>
+          <w:tcPr>
+            <w:tcW w:w="2700" w:type="dxa"/>
+            <w:tcBorders/>
+            <w:vAlign w:val="center"/>
+          </w:tcPr>
+          <w:p>
+            <w:pPr>
+              <w:pStyle w:val="BodyText"/>
+              <w:widowControl/>
+              <w:suppressAutoHyphens w:val="true"/>
+              <w:spacing w:before="0" w:after="159"/>
+              <w:ind w:hanging="0"/>
+              <w:jc w:val="center"/>
+              <w:rPr>
+                <w:rFonts w:eastAsia="Calibri"/>
+              </w:rPr>
+            </w:pPr>
+            <w:r>
+              <w:rPr>
+                <w:rFonts w:eastAsia="Calibri" w:cs=""/>
+                <w:kern w:val="0"/>
+                <w:szCs w:val="22"/>
+                <w:lang w:val="ru-RU" w:eastAsia="en-US" w:bidi="ar-SA"/>
+              </w:rPr>
+              <w:t>Русская рулетка (0.75)</w:t>
+            </w:r>
+          </w:p>
+        </w:tc>
+        <w:tc>
+          <w:tcPr>
+            <w:tcW w:w="1851" w:type="dxa"/>
+            <w:tcBorders/>
+            <w:vAlign w:val="center"/>
+          </w:tcPr>
+          <w:p>
+            <w:pPr>
+              <w:pStyle w:val="BodyText"/>
+              <w:widowControl/>
+              <w:suppressAutoHyphens w:val="true"/>
+              <w:spacing w:before="0" w:after="159"/>
+              <w:ind w:hanging="0"/>
+              <w:jc w:val="center"/>
+              <w:rPr>
+                <w:rFonts w:eastAsia="Calibri"/>
+              </w:rPr>
+            </w:pPr>
+            <w:r>
+              <w:rPr>
+                <w:rFonts w:eastAsia="Calibri" w:cs=""/>
+                <w:kern w:val="0"/>
+                <w:szCs w:val="22"/>
+                <w:lang w:val="ru-RU" w:eastAsia="en-US" w:bidi="ar-SA"/>
+              </w:rPr>
+              <w:t>40.6068</w:t>
+            </w:r>
+          </w:p>
+        </w:tc>
+        <w:tc>
+          <w:tcPr>
+            <w:tcW w:w="1834" w:type="dxa"/>
+            <w:tcBorders/>
+            <w:vAlign w:val="center"/>
+          </w:tcPr>
+          <w:p>
+            <w:pPr>
+              <w:pStyle w:val="BodyText"/>
+              <w:widowControl/>
+              <w:suppressAutoHyphens w:val="true"/>
+              <w:spacing w:before="0" w:after="159"/>
+              <w:ind w:hanging="0"/>
+              <w:jc w:val="center"/>
+              <w:rPr>
+                <w:rFonts w:eastAsia="Calibri"/>
+              </w:rPr>
+            </w:pPr>
+            <w:r>
+              <w:rPr>
+                <w:rFonts w:eastAsia="Calibri" w:cs=""/>
+                <w:kern w:val="0"/>
+                <w:szCs w:val="22"/>
+                <w:lang w:val="ru-RU" w:eastAsia="en-US" w:bidi="ar-SA"/>
+              </w:rPr>
+              <w:t>1.6068</w:t>
+            </w:r>
+          </w:p>
+        </w:tc>
+        <w:tc>
+          <w:tcPr>
+            <w:tcW w:w="1896" w:type="dxa"/>
+            <w:tcBorders/>
+            <w:vAlign w:val="center"/>
+          </w:tcPr>
+          <w:p>
+            <w:pPr>
+              <w:pStyle w:val="BodyText"/>
+              <w:widowControl/>
+              <w:suppressAutoHyphens w:val="true"/>
+              <w:spacing w:before="0" w:after="159"/>
+              <w:ind w:hanging="0"/>
+              <w:jc w:val="center"/>
+              <w:rPr>
+                <w:rFonts w:eastAsia="Calibri"/>
+              </w:rPr>
+            </w:pPr>
+            <w:r>
+              <w:rPr>
+                <w:rFonts w:eastAsia="Calibri" w:cs=""/>
+                <w:kern w:val="0"/>
+                <w:szCs w:val="22"/>
+                <w:lang w:val="ru-RU" w:eastAsia="en-US" w:bidi="ar-SA"/>
+              </w:rPr>
+              <w:t>0.12333</w:t>
+            </w:r>
+          </w:p>
+        </w:tc>
+      </w:tr>
+      <w:tr>
+        <w:trPr/>
+        <w:tc>
+          <w:tcPr>
+            <w:tcW w:w="1285" w:type="dxa"/>
+            <w:tcBorders/>
+            <w:vAlign w:val="center"/>
+          </w:tcPr>
+          <w:p>
+            <w:pPr>
+              <w:pStyle w:val="BodyText"/>
+              <w:widowControl/>
+              <w:suppressAutoHyphens w:val="true"/>
+              <w:spacing w:before="0" w:after="159"/>
+              <w:ind w:hanging="0"/>
+              <w:jc w:val="center"/>
+              <w:rPr>
+                <w:rFonts w:eastAsia="Calibri"/>
+              </w:rPr>
+            </w:pPr>
+            <w:r>
+              <w:rPr>
+                <w:rFonts w:eastAsia="Calibri" w:cs=""/>
+                <w:kern w:val="0"/>
+                <w:szCs w:val="22"/>
+                <w:lang w:val="ru-RU" w:eastAsia="en-US" w:bidi="ar-SA"/>
+              </w:rPr>
+              <w:t>100000</w:t>
+            </w:r>
+          </w:p>
+        </w:tc>
+        <w:tc>
+          <w:tcPr>
+            <w:tcW w:w="2700" w:type="dxa"/>
+            <w:tcBorders/>
+            <w:vAlign w:val="center"/>
+          </w:tcPr>
+          <w:p>
+            <w:pPr>
+              <w:pStyle w:val="BodyText"/>
+              <w:widowControl/>
+              <w:suppressAutoHyphens w:val="true"/>
+              <w:spacing w:before="0" w:after="159"/>
+              <w:ind w:hanging="0"/>
+              <w:jc w:val="center"/>
+              <w:rPr>
+                <w:rFonts w:eastAsia="Calibri"/>
+              </w:rPr>
+            </w:pPr>
+            <w:r>
+              <w:rPr>
+                <w:rFonts w:eastAsia="Calibri" w:cs=""/>
+                <w:kern w:val="0"/>
+                <w:szCs w:val="22"/>
+                <w:lang w:val="ru-RU" w:eastAsia="en-US" w:bidi="ar-SA"/>
+              </w:rPr>
+              <w:t>Русская рулетка (0.9)</w:t>
+            </w:r>
+          </w:p>
+        </w:tc>
+        <w:tc>
+          <w:tcPr>
+            <w:tcW w:w="1851" w:type="dxa"/>
+            <w:tcBorders/>
+            <w:vAlign w:val="center"/>
+          </w:tcPr>
+          <w:p>
+            <w:pPr>
+              <w:pStyle w:val="BodyText"/>
+              <w:widowControl/>
+              <w:suppressAutoHyphens w:val="true"/>
+              <w:spacing w:before="0" w:after="159"/>
+              <w:ind w:hanging="0"/>
+              <w:jc w:val="center"/>
+              <w:rPr>
+                <w:rFonts w:eastAsia="Calibri"/>
+              </w:rPr>
+            </w:pPr>
+            <w:r>
+              <w:rPr>
+                <w:rFonts w:eastAsia="Calibri" w:cs=""/>
+                <w:kern w:val="0"/>
+                <w:szCs w:val="22"/>
+                <w:lang w:val="ru-RU" w:eastAsia="en-US" w:bidi="ar-SA"/>
+              </w:rPr>
+              <w:t>39.4354</w:t>
+            </w:r>
+          </w:p>
+        </w:tc>
+        <w:tc>
+          <w:tcPr>
+            <w:tcW w:w="1834" w:type="dxa"/>
+            <w:tcBorders/>
+            <w:vAlign w:val="center"/>
+          </w:tcPr>
+          <w:p>
+            <w:pPr>
+              <w:pStyle w:val="BodyText"/>
+              <w:widowControl/>
+              <w:suppressAutoHyphens w:val="true"/>
+              <w:spacing w:before="0" w:after="159"/>
+              <w:ind w:hanging="0"/>
+              <w:jc w:val="center"/>
+              <w:rPr>
+                <w:rFonts w:eastAsia="Calibri"/>
+              </w:rPr>
+            </w:pPr>
+            <w:r>
+              <w:rPr>
+                <w:rFonts w:eastAsia="Calibri" w:cs=""/>
+                <w:kern w:val="0"/>
+                <w:szCs w:val="22"/>
+                <w:lang w:val="ru-RU" w:eastAsia="en-US" w:bidi="ar-SA"/>
+              </w:rPr>
+              <w:t>0.4354</w:t>
+            </w:r>
+          </w:p>
+        </w:tc>
+        <w:tc>
+          <w:tcPr>
+            <w:tcW w:w="1896" w:type="dxa"/>
+            <w:tcBorders/>
+            <w:vAlign w:val="center"/>
+          </w:tcPr>
+          <w:p>
+            <w:pPr>
+              <w:pStyle w:val="BodyText"/>
+              <w:widowControl/>
+              <w:suppressAutoHyphens w:val="true"/>
+              <w:spacing w:before="0" w:after="159"/>
+              <w:ind w:hanging="0"/>
+              <w:jc w:val="center"/>
+              <w:rPr>
+                <w:rFonts w:eastAsia="Calibri"/>
+              </w:rPr>
+            </w:pPr>
+            <w:r>
+              <w:rPr>
+                <w:rFonts w:eastAsia="Calibri" w:cs=""/>
+                <w:kern w:val="0"/>
+                <w:szCs w:val="22"/>
+                <w:lang w:val="ru-RU" w:eastAsia="en-US" w:bidi="ar-SA"/>
+              </w:rPr>
+              <w:t>0.12333</w:t>
+            </w:r>
+          </w:p>
+        </w:tc>
+      </w:tr>
+    </w:tbl>
+    <w:p>
+      <w:pPr>
+        <w:pStyle w:val="Heading1"/>
+        <w:spacing w:lineRule="auto" w:line="360" w:before="0" w:after="0"/>
+        <w:ind w:left="709"/>
+        <w:jc w:val="center"/>
+        <w:rPr>
+          <w:rFonts w:eastAsia="Times New Roman" w:cs="Times New Roman"/>
+          <w:bCs/>
+          <w:color w:val="auto"/>
+        </w:rPr>
+      </w:pPr>
+      <w:r>
+        <w:rPr>
+          <w:rFonts w:eastAsia="Times New Roman" w:cs="Times New Roman"/>
+          <w:bCs/>
+          <w:color w:val="auto"/>
+        </w:rPr>
+      </w:r>
+      <w:r>
+        <w:br w:type="page"/>
+      </w:r>
+    </w:p>
+    <w:p>
+      <w:pPr>
+        <w:pStyle w:val="Heading1"/>
+        <w:spacing w:lineRule="auto" w:line="360" w:before="0" w:after="0"/>
+        <w:ind w:left="709"/>
+        <w:jc w:val="center"/>
+        <w:rPr/>
+      </w:pPr>
+      <w:bookmarkStart w:id="8" w:name="__RefHeading___Toc644_3412834385"/>
+      <w:bookmarkStart w:id="9" w:name="_Toc213488761"/>
+      <w:bookmarkStart w:id="10" w:name="_Toc146616696"/>
+      <w:bookmarkEnd w:id="8"/>
       <w:r>
         <w:rPr>
           <w:rFonts w:eastAsia="Times New Roman" w:cs="Times New Roman"/>
@@ -2413,7 +8970,7 @@
         </w:rPr>
         <w:t>В</w:t>
       </w:r>
-      <w:bookmarkEnd w:id="9"/>
+      <w:bookmarkEnd w:id="10"/>
       <w:r>
         <w:rPr>
           <w:rFonts w:eastAsia="Times New Roman" w:cs="Times New Roman"/>
@@ -2422,7 +8979,7 @@
         </w:rPr>
         <w:t>ыводы</w:t>
       </w:r>
-      <w:bookmarkEnd w:id="8"/>
+      <w:bookmarkEnd w:id="9"/>
     </w:p>
     <w:p>
       <w:pPr>
@@ -2440,7 +8997,35 @@
           <w:rFonts w:eastAsia="Times New Roman" w:cs="Times New Roman"/>
           <w:szCs w:val="28"/>
         </w:rPr>
-        <w:t>В ходе работы.</w:t>
+        <w:t xml:space="preserve">В ходе работы я познакомился с различными методами интегрирования методом Монте-Карло и реализовал их на практике. Я вычислил интеграл функции разными способами, используя простой метод, метод со стратификацией, выборку по значимости, многократную выборку с разными весами и метод с русской рулеткой. Для каждого метода были измерены </w:t>
+      </w:r>
+      <w:r>
+        <w:rPr>
+          <w:rFonts w:eastAsia="Times New Roman" w:cs="Times New Roman"/>
+          <w:szCs w:val="28"/>
+        </w:rPr>
+        <w:t xml:space="preserve">абсолютные </w:t>
+      </w:r>
+      <w:r>
+        <w:rPr>
+          <w:rFonts w:eastAsia="Times New Roman" w:cs="Times New Roman"/>
+          <w:szCs w:val="28"/>
+        </w:rPr>
+        <w:t xml:space="preserve">погрешности и оценка </w:t>
+      </w:r>
+      <w:r>
+        <w:rPr>
+          <w:rFonts w:eastAsia="Times New Roman" w:cs="Times New Roman"/>
+          <w:szCs w:val="28"/>
+        </w:rPr>
+        <w:t>погрешности</w:t>
+      </w:r>
+      <w:r>
+        <w:rPr>
+          <w:rFonts w:eastAsia="Times New Roman" w:cs="Times New Roman"/>
+          <w:szCs w:val="28"/>
+        </w:rPr>
+        <w:t>.</w:t>
       </w:r>
       <w:r>
         <w:br w:type="page"/>
@@ -2454,9 +9039,9 @@
         <w:jc w:val="center"/>
         <w:rPr/>
       </w:pPr>
-      <w:bookmarkStart w:id="10" w:name="__RefHeading___Toc644_3412834385_Копия_1"/>
-      <w:bookmarkStart w:id="11" w:name="_Toc213488761_Копия_1"/>
-      <w:bookmarkEnd w:id="10"/>
+      <w:bookmarkStart w:id="11" w:name="__RefHeading___Toc644_3412834385_Копия_1"/>
+      <w:bookmarkStart w:id="12" w:name="_Toc213488761_Копия_1"/>
+      <w:bookmarkEnd w:id="11"/>
       <w:r>
         <w:rPr>
           <w:rFonts w:eastAsia="Times New Roman" w:cs="Times New Roman"/>
@@ -2465,7 +9050,7 @@
         </w:rPr>
         <w:t>И</w:t>
       </w:r>
-      <w:bookmarkEnd w:id="11"/>
+      <w:bookmarkEnd w:id="12"/>
       <w:r>
         <w:rPr>
           <w:rFonts w:eastAsia="Times New Roman" w:cs="Times New Roman"/>
@@ -2537,7 +9122,7 @@
 </file>
 
 <file path=word/footer1.xml><?xml version="1.0" encoding="utf-8"?>
-<w:ftr xmlns:o="urn:schemas-microsoft-com:office:office" xmlns:r="http://schemas.openxmlformats.org/officeDocument/2006/relationships" xmlns:v="urn:schemas-microsoft-com:vml" xmlns:w="http://schemas.openxmlformats.org/wordprocessingml/2006/main" xmlns:w10="urn:schemas-microsoft-com:office:word" xmlns:wp="http://schemas.openxmlformats.org/drawingml/2006/wordprocessingDrawing" xmlns:pic="http://schemas.openxmlformats.org/drawingml/2006/picture" xmlns:wps="http://schemas.microsoft.com/office/word/2010/wordprocessingShape" xmlns:wpg="http://schemas.microsoft.com/office/word/2010/wordprocessingGroup" xmlns:mc="http://schemas.openxmlformats.org/markup-compatibility/2006" xmlns:wp14="http://schemas.microsoft.com/office/word/2010/wordprocessingDrawing" xmlns:w14="http://schemas.microsoft.com/office/word/2010/wordml" xmlns:w15="http://schemas.microsoft.com/office/word/2012/wordml" mc:Ignorable="w14 wp14 w15">
+<w:ftr xmlns:o="urn:schemas-microsoft-com:office:office" xmlns:r="http://schemas.openxmlformats.org/officeDocument/2006/relationships" xmlns:v="urn:schemas-microsoft-com:vml" xmlns:w="http://schemas.openxmlformats.org/wordprocessingml/2006/main" xmlns:w10="urn:schemas-microsoft-com:office:word" xmlns:wp="http://schemas.openxmlformats.org/drawingml/2006/wordprocessingDrawing" xmlns:wps="http://schemas.microsoft.com/office/word/2010/wordprocessingShape" xmlns:wpg="http://schemas.microsoft.com/office/word/2010/wordprocessingGroup" xmlns:mc="http://schemas.openxmlformats.org/markup-compatibility/2006" xmlns:wp14="http://schemas.microsoft.com/office/word/2010/wordprocessingDrawing" xmlns:w14="http://schemas.microsoft.com/office/word/2010/wordml" xmlns:w15="http://schemas.microsoft.com/office/word/2012/wordml" mc:Ignorable="w14 wp14 w15">
   <w:p>
     <w:pPr>
       <w:pStyle w:val="Footer"/>
@@ -2551,7 +9136,7 @@
 </file>
 
 <file path=word/footer2.xml><?xml version="1.0" encoding="utf-8"?>
-<w:ftr xmlns:o="urn:schemas-microsoft-com:office:office" xmlns:r="http://schemas.openxmlformats.org/officeDocument/2006/relationships" xmlns:v="urn:schemas-microsoft-com:vml" xmlns:w="http://schemas.openxmlformats.org/wordprocessingml/2006/main" xmlns:w10="urn:schemas-microsoft-com:office:word" xmlns:wp="http://schemas.openxmlformats.org/drawingml/2006/wordprocessingDrawing" xmlns:pic="http://schemas.openxmlformats.org/drawingml/2006/picture" xmlns:wps="http://schemas.microsoft.com/office/word/2010/wordprocessingShape" xmlns:wpg="http://schemas.microsoft.com/office/word/2010/wordprocessingGroup" xmlns:mc="http://schemas.openxmlformats.org/markup-compatibility/2006" xmlns:wp14="http://schemas.microsoft.com/office/word/2010/wordprocessingDrawing" xmlns:w14="http://schemas.microsoft.com/office/word/2010/wordml" xmlns:w15="http://schemas.microsoft.com/office/word/2012/wordml" mc:Ignorable="w14 wp14 w15">
+<w:ftr xmlns:o="urn:schemas-microsoft-com:office:office" xmlns:r="http://schemas.openxmlformats.org/officeDocument/2006/relationships" xmlns:v="urn:schemas-microsoft-com:vml" xmlns:w="http://schemas.openxmlformats.org/wordprocessingml/2006/main" xmlns:w10="urn:schemas-microsoft-com:office:word" xmlns:wp="http://schemas.openxmlformats.org/drawingml/2006/wordprocessingDrawing" xmlns:wps="http://schemas.microsoft.com/office/word/2010/wordprocessingShape" xmlns:wpg="http://schemas.microsoft.com/office/word/2010/wordprocessingGroup" xmlns:mc="http://schemas.openxmlformats.org/markup-compatibility/2006" xmlns:wp14="http://schemas.microsoft.com/office/word/2010/wordprocessingDrawing" xmlns:w14="http://schemas.microsoft.com/office/word/2010/wordml" xmlns:w15="http://schemas.microsoft.com/office/word/2012/wordml" mc:Ignorable="w14 wp14 w15">
   <w:tbl>
     <w:tblPr>
       <w:tblW w:w="9345" w:type="dxa"/>
@@ -2616,7 +9201,7 @@
           </w:r>
           <w:r>
             <w:rPr/>
-            <w:t>8</w:t>
+            <w:t>13</w:t>
           </w:r>
           <w:r>
             <w:rPr/>
@@ -2666,7 +9251,7 @@
 </file>
 
 <file path=word/footer3.xml><?xml version="1.0" encoding="utf-8"?>
-<w:ftr xmlns:o="urn:schemas-microsoft-com:office:office" xmlns:r="http://schemas.openxmlformats.org/officeDocument/2006/relationships" xmlns:v="urn:schemas-microsoft-com:vml" xmlns:w="http://schemas.openxmlformats.org/wordprocessingml/2006/main" xmlns:w10="urn:schemas-microsoft-com:office:word" xmlns:wp="http://schemas.openxmlformats.org/drawingml/2006/wordprocessingDrawing" xmlns:pic="http://schemas.openxmlformats.org/drawingml/2006/picture" xmlns:wps="http://schemas.microsoft.com/office/word/2010/wordprocessingShape" xmlns:wpg="http://schemas.microsoft.com/office/word/2010/wordprocessingGroup" xmlns:mc="http://schemas.openxmlformats.org/markup-compatibility/2006" xmlns:wp14="http://schemas.microsoft.com/office/word/2010/wordprocessingDrawing" xmlns:w14="http://schemas.microsoft.com/office/word/2010/wordml" xmlns:w15="http://schemas.microsoft.com/office/word/2012/wordml" mc:Ignorable="w14 wp14 w15">
+<w:ftr xmlns:o="urn:schemas-microsoft-com:office:office" xmlns:r="http://schemas.openxmlformats.org/officeDocument/2006/relationships" xmlns:v="urn:schemas-microsoft-com:vml" xmlns:w="http://schemas.openxmlformats.org/wordprocessingml/2006/main" xmlns:w10="urn:schemas-microsoft-com:office:word" xmlns:wp="http://schemas.openxmlformats.org/drawingml/2006/wordprocessingDrawing" xmlns:wps="http://schemas.microsoft.com/office/word/2010/wordprocessingShape" xmlns:wpg="http://schemas.microsoft.com/office/word/2010/wordprocessingGroup" xmlns:mc="http://schemas.openxmlformats.org/markup-compatibility/2006" xmlns:wp14="http://schemas.microsoft.com/office/word/2010/wordprocessingDrawing" xmlns:w14="http://schemas.microsoft.com/office/word/2010/wordml" xmlns:w15="http://schemas.microsoft.com/office/word/2012/wordml" mc:Ignorable="w14 wp14 w15">
   <w:tbl>
     <w:tblPr>
       <w:tblW w:w="9345" w:type="dxa"/>
@@ -2763,7 +9348,7 @@
 </file>
 
 <file path=word/header1.xml><?xml version="1.0" encoding="utf-8"?>
-<w:hdr xmlns:o="urn:schemas-microsoft-com:office:office" xmlns:r="http://schemas.openxmlformats.org/officeDocument/2006/relationships" xmlns:v="urn:schemas-microsoft-com:vml" xmlns:w="http://schemas.openxmlformats.org/wordprocessingml/2006/main" xmlns:w10="urn:schemas-microsoft-com:office:word" xmlns:wp="http://schemas.openxmlformats.org/drawingml/2006/wordprocessingDrawing" xmlns:pic="http://schemas.openxmlformats.org/drawingml/2006/picture" xmlns:wps="http://schemas.microsoft.com/office/word/2010/wordprocessingShape" xmlns:wpg="http://schemas.microsoft.com/office/word/2010/wordprocessingGroup" xmlns:mc="http://schemas.openxmlformats.org/markup-compatibility/2006" xmlns:wp14="http://schemas.microsoft.com/office/word/2010/wordprocessingDrawing" xmlns:w14="http://schemas.microsoft.com/office/word/2010/wordml" xmlns:w15="http://schemas.microsoft.com/office/word/2012/wordml" mc:Ignorable="w14 wp14 w15">
+<w:hdr xmlns:o="urn:schemas-microsoft-com:office:office" xmlns:r="http://schemas.openxmlformats.org/officeDocument/2006/relationships" xmlns:v="urn:schemas-microsoft-com:vml" xmlns:w="http://schemas.openxmlformats.org/wordprocessingml/2006/main" xmlns:w10="urn:schemas-microsoft-com:office:word" xmlns:wp="http://schemas.openxmlformats.org/drawingml/2006/wordprocessingDrawing" xmlns:wps="http://schemas.microsoft.com/office/word/2010/wordprocessingShape" xmlns:wpg="http://schemas.microsoft.com/office/word/2010/wordprocessingGroup" xmlns:mc="http://schemas.openxmlformats.org/markup-compatibility/2006" xmlns:wp14="http://schemas.microsoft.com/office/word/2010/wordprocessingDrawing" xmlns:w14="http://schemas.microsoft.com/office/word/2010/wordml" xmlns:w15="http://schemas.microsoft.com/office/word/2012/wordml" mc:Ignorable="w14 wp14 w15">
   <w:p>
     <w:pPr>
       <w:pStyle w:val="Header"/>
@@ -2777,7 +9362,7 @@
 </file>
 
 <file path=word/header2.xml><?xml version="1.0" encoding="utf-8"?>
-<w:hdr xmlns:o="urn:schemas-microsoft-com:office:office" xmlns:r="http://schemas.openxmlformats.org/officeDocument/2006/relationships" xmlns:v="urn:schemas-microsoft-com:vml" xmlns:w="http://schemas.openxmlformats.org/wordprocessingml/2006/main" xmlns:w10="urn:schemas-microsoft-com:office:word" xmlns:wp="http://schemas.openxmlformats.org/drawingml/2006/wordprocessingDrawing" xmlns:pic="http://schemas.openxmlformats.org/drawingml/2006/picture" xmlns:wps="http://schemas.microsoft.com/office/word/2010/wordprocessingShape" xmlns:wpg="http://schemas.microsoft.com/office/word/2010/wordprocessingGroup" xmlns:mc="http://schemas.openxmlformats.org/markup-compatibility/2006" xmlns:wp14="http://schemas.microsoft.com/office/word/2010/wordprocessingDrawing" xmlns:w14="http://schemas.microsoft.com/office/word/2010/wordml" xmlns:w15="http://schemas.microsoft.com/office/word/2012/wordml" mc:Ignorable="w14 wp14 w15">
+<w:hdr xmlns:o="urn:schemas-microsoft-com:office:office" xmlns:r="http://schemas.openxmlformats.org/officeDocument/2006/relationships" xmlns:v="urn:schemas-microsoft-com:vml" xmlns:w="http://schemas.openxmlformats.org/wordprocessingml/2006/main" xmlns:w10="urn:schemas-microsoft-com:office:word" xmlns:wp="http://schemas.openxmlformats.org/drawingml/2006/wordprocessingDrawing" xmlns:wps="http://schemas.microsoft.com/office/word/2010/wordprocessingShape" xmlns:wpg="http://schemas.microsoft.com/office/word/2010/wordprocessingGroup" xmlns:mc="http://schemas.openxmlformats.org/markup-compatibility/2006" xmlns:wp14="http://schemas.microsoft.com/office/word/2010/wordprocessingDrawing" xmlns:w14="http://schemas.microsoft.com/office/word/2010/wordml" xmlns:w15="http://schemas.microsoft.com/office/word/2012/wordml" mc:Ignorable="w14 wp14 w15">
   <w:tbl>
     <w:tblPr>
       <w:tblW w:w="9345" w:type="dxa"/>
@@ -2865,7 +9450,7 @@
 </file>
 
 <file path=word/header3.xml><?xml version="1.0" encoding="utf-8"?>
-<w:hdr xmlns:o="urn:schemas-microsoft-com:office:office" xmlns:r="http://schemas.openxmlformats.org/officeDocument/2006/relationships" xmlns:v="urn:schemas-microsoft-com:vml" xmlns:w="http://schemas.openxmlformats.org/wordprocessingml/2006/main" xmlns:w10="urn:schemas-microsoft-com:office:word" xmlns:wp="http://schemas.openxmlformats.org/drawingml/2006/wordprocessingDrawing" xmlns:pic="http://schemas.openxmlformats.org/drawingml/2006/picture" xmlns:wps="http://schemas.microsoft.com/office/word/2010/wordprocessingShape" xmlns:wpg="http://schemas.microsoft.com/office/word/2010/wordprocessingGroup" xmlns:mc="http://schemas.openxmlformats.org/markup-compatibility/2006" xmlns:wp14="http://schemas.microsoft.com/office/word/2010/wordprocessingDrawing" xmlns:w14="http://schemas.microsoft.com/office/word/2010/wordml" xmlns:w15="http://schemas.microsoft.com/office/word/2012/wordml" mc:Ignorable="w14 wp14 w15">
+<w:hdr xmlns:o="urn:schemas-microsoft-com:office:office" xmlns:r="http://schemas.openxmlformats.org/officeDocument/2006/relationships" xmlns:v="urn:schemas-microsoft-com:vml" xmlns:w="http://schemas.openxmlformats.org/wordprocessingml/2006/main" xmlns:w10="urn:schemas-microsoft-com:office:word" xmlns:wp="http://schemas.openxmlformats.org/drawingml/2006/wordprocessingDrawing" xmlns:wps="http://schemas.microsoft.com/office/word/2010/wordprocessingShape" xmlns:wpg="http://schemas.microsoft.com/office/word/2010/wordprocessingGroup" xmlns:mc="http://schemas.openxmlformats.org/markup-compatibility/2006" xmlns:wp14="http://schemas.microsoft.com/office/word/2010/wordprocessingDrawing" xmlns:w14="http://schemas.microsoft.com/office/word/2010/wordml" xmlns:w15="http://schemas.microsoft.com/office/word/2012/wordml" mc:Ignorable="w14 wp14 w15">
   <w:tbl>
     <w:tblPr>
       <w:tblW w:w="9345" w:type="dxa"/>
@@ -3323,6 +9908,125 @@
   <w:abstractNum w:abstractNumId="4">
     <w:lvl w:ilvl="0">
       <w:start w:val="1"/>
+      <w:numFmt w:val="decimal"/>
+      <w:lvlText w:val="%1."/>
+      <w:lvlJc w:val="left"/>
+      <w:pPr>
+        <w:tabs>
+          <w:tab w:val="num" w:pos="720"/>
+        </w:tabs>
+        <w:ind w:left="720" w:hanging="360"/>
+      </w:pPr>
+      <w:rPr/>
+    </w:lvl>
+    <w:lvl w:ilvl="1">
+      <w:start w:val="1"/>
+      <w:numFmt w:val="decimal"/>
+      <w:lvlText w:val="%2."/>
+      <w:lvlJc w:val="left"/>
+      <w:pPr>
+        <w:tabs>
+          <w:tab w:val="num" w:pos="1080"/>
+        </w:tabs>
+        <w:ind w:left="1080" w:hanging="360"/>
+      </w:pPr>
+      <w:rPr/>
+    </w:lvl>
+    <w:lvl w:ilvl="2">
+      <w:start w:val="1"/>
+      <w:numFmt w:val="decimal"/>
+      <w:lvlText w:val="%3."/>
+      <w:lvlJc w:val="left"/>
+      <w:pPr>
+        <w:tabs>
+          <w:tab w:val="num" w:pos="1440"/>
+        </w:tabs>
+        <w:ind w:left="1440" w:hanging="360"/>
+      </w:pPr>
+      <w:rPr/>
+    </w:lvl>
+    <w:lvl w:ilvl="3">
+      <w:start w:val="1"/>
+      <w:numFmt w:val="decimal"/>
+      <w:lvlText w:val="%4."/>
+      <w:lvlJc w:val="left"/>
+      <w:pPr>
+        <w:tabs>
+          <w:tab w:val="num" w:pos="1800"/>
+        </w:tabs>
+        <w:ind w:left="1800" w:hanging="360"/>
+      </w:pPr>
+      <w:rPr/>
+    </w:lvl>
+    <w:lvl w:ilvl="4">
+      <w:start w:val="1"/>
+      <w:numFmt w:val="decimal"/>
+      <w:lvlText w:val="%5."/>
+      <w:lvlJc w:val="left"/>
+      <w:pPr>
+        <w:tabs>
+          <w:tab w:val="num" w:pos="2160"/>
+        </w:tabs>
+        <w:ind w:left="2160" w:hanging="360"/>
+      </w:pPr>
+      <w:rPr/>
+    </w:lvl>
+    <w:lvl w:ilvl="5">
+      <w:start w:val="1"/>
+      <w:numFmt w:val="decimal"/>
+      <w:lvlText w:val="%6."/>
+      <w:lvlJc w:val="left"/>
+      <w:pPr>
+        <w:tabs>
+          <w:tab w:val="num" w:pos="2520"/>
+        </w:tabs>
+        <w:ind w:left="2520" w:hanging="360"/>
+      </w:pPr>
+      <w:rPr/>
+    </w:lvl>
+    <w:lvl w:ilvl="6">
+      <w:start w:val="1"/>
+      <w:numFmt w:val="decimal"/>
+      <w:lvlText w:val="%7."/>
+      <w:lvlJc w:val="left"/>
+      <w:pPr>
+        <w:tabs>
+          <w:tab w:val="num" w:pos="2880"/>
+        </w:tabs>
+        <w:ind w:left="2880" w:hanging="360"/>
+      </w:pPr>
+      <w:rPr/>
+    </w:lvl>
+    <w:lvl w:ilvl="7">
+      <w:start w:val="1"/>
+      <w:numFmt w:val="decimal"/>
+      <w:lvlText w:val="%8."/>
+      <w:lvlJc w:val="left"/>
+      <w:pPr>
+        <w:tabs>
+          <w:tab w:val="num" w:pos="3240"/>
+        </w:tabs>
+        <w:ind w:left="3240" w:hanging="360"/>
+      </w:pPr>
+      <w:rPr/>
+    </w:lvl>
+    <w:lvl w:ilvl="8">
+      <w:start w:val="1"/>
+      <w:numFmt w:val="decimal"/>
+      <w:lvlText w:val="%9."/>
+      <w:lvlJc w:val="left"/>
+      <w:pPr>
+        <w:tabs>
+          <w:tab w:val="num" w:pos="3600"/>
+        </w:tabs>
+        <w:ind w:left="3600" w:hanging="360"/>
+      </w:pPr>
+      <w:rPr/>
+    </w:lvl>
+  </w:abstractNum>
+  <w:abstractNum w:abstractNumId="5">
+    <w:lvl w:ilvl="0">
+      <w:start w:val="1"/>
       <w:numFmt w:val="none"/>
       <w:suff w:val="nothing"/>
       <w:lvlText w:val=""/>
@@ -3450,6 +10154,9 @@
   </w:num>
   <w:num w:numId="4">
     <w:abstractNumId w:val="4"/>
+  </w:num>
+  <w:num w:numId="5">
+    <w:abstractNumId w:val="5"/>
   </w:num>
 </w:numbering>
 </file>
@@ -3869,7 +10576,7 @@
     </w:rPr>
   </w:style>
   <w:style w:type="paragraph" w:styleId="Heading1">
-    <w:name w:val="heading 1"/>
+    <w:name w:val="Heading 1"/>
     <w:basedOn w:val="Normal"/>
     <w:next w:val="Normal"/>
     <w:link w:val="1"/>
@@ -3890,7 +10597,7 @@
     </w:rPr>
   </w:style>
   <w:style w:type="paragraph" w:styleId="Heading2">
-    <w:name w:val="heading 2"/>
+    <w:name w:val="Heading 2"/>
     <w:basedOn w:val="Normal"/>
     <w:next w:val="BodyText"/>
     <w:qFormat/>
@@ -3906,7 +10613,7 @@
     </w:rPr>
   </w:style>
   <w:style w:type="paragraph" w:styleId="Heading3">
-    <w:name w:val="heading 3"/>
+    <w:name w:val="Heading 3"/>
     <w:basedOn w:val="Normal"/>
     <w:next w:val="BodyText"/>
     <w:qFormat/>
@@ -3968,29 +10675,22 @@
     <w:qFormat/>
     <w:rPr/>
   </w:style>
-  <w:style w:type="character" w:styleId="user" w:customStyle="1">
-    <w:name w:val="Ссылка указателя (user)"/>
+  <w:style w:type="character" w:styleId="Style13" w:customStyle="1">
+    <w:name w:val="Ссылка указателя"/>
     <w:qFormat/>
     <w:rPr/>
   </w:style>
-  <w:style w:type="character" w:styleId="user1" w:customStyle="1">
-    <w:name w:val="Маркеры (user)"/>
+  <w:style w:type="character" w:styleId="Style14" w:customStyle="1">
+    <w:name w:val="Маркеры"/>
     <w:qFormat/>
     <w:rPr>
       <w:rFonts w:ascii="OpenSymbol" w:hAnsi="OpenSymbol" w:eastAsia="OpenSymbol" w:cs="OpenSymbol"/>
     </w:rPr>
   </w:style>
-  <w:style w:type="character" w:styleId="user2" w:customStyle="1">
-    <w:name w:val="Символ нумерации (user)"/>
+  <w:style w:type="character" w:styleId="Style15" w:customStyle="1">
+    <w:name w:val="Символ нумерации"/>
     <w:qFormat/>
-    <w:rPr>
-      <w:rFonts w:ascii="Times New Roman" w:hAnsi="Times New Roman"/>
-      <w:position w:val="0"/>
-      <w:sz w:val="28"/>
-      <w:sz w:val="28"/>
-      <w:szCs w:val="28"/>
-      <w:vertAlign w:val="baseline"/>
-    </w:rPr>
+    <w:rPr/>
   </w:style>
   <w:style w:type="character" w:styleId="Strong">
     <w:name w:val="Strong"/>
@@ -4007,19 +10707,14 @@
       <w:u w:val="single"/>
     </w:rPr>
   </w:style>
-  <w:style w:type="character" w:styleId="user3" w:customStyle="1">
-    <w:name w:val="Исходный текст (user)"/>
+  <w:style w:type="character" w:styleId="Style16" w:customStyle="1">
+    <w:name w:val="Исходный текст"/>
     <w:qFormat/>
     <w:rPr>
       <w:rFonts w:ascii="Liberation Mono" w:hAnsi="Liberation Mono" w:eastAsia="Liberation Mono" w:cs="Liberation Mono"/>
     </w:rPr>
   </w:style>
-  <w:style w:type="character" w:styleId="Style13">
-    <w:name w:val="Символ нумерации"/>
-    <w:qFormat/>
-    <w:rPr/>
-  </w:style>
-  <w:style w:type="paragraph" w:styleId="Style14">
+  <w:style w:type="paragraph" w:styleId="Style17">
     <w:name w:val="Заголовок"/>
     <w:basedOn w:val="Normal"/>
     <w:next w:val="BodyText"/>
@@ -4029,7 +10724,7 @@
       <w:spacing w:before="240" w:after="120"/>
     </w:pPr>
     <w:rPr>
-      <w:rFonts w:ascii="Liberation Sans" w:hAnsi="Liberation Sans" w:eastAsia="Microsoft YaHei" w:cs="Arial"/>
+      <w:rFonts w:ascii="Liberation Sans" w:hAnsi="Liberation Sans" w:eastAsia="Microsoft YaHei" w:cs="Lucida Sans"/>
       <w:sz w:val="28"/>
       <w:szCs w:val="28"/>
     </w:rPr>
@@ -4053,7 +10748,7 @@
     </w:rPr>
   </w:style>
   <w:style w:type="paragraph" w:styleId="Caption">
-    <w:name w:val="caption"/>
+    <w:name w:val="Caption"/>
     <w:basedOn w:val="Normal"/>
     <w:qFormat/>
     <w:pPr>
@@ -4068,34 +10763,8 @@
       <w:szCs w:val="24"/>
     </w:rPr>
   </w:style>
-  <w:style w:type="paragraph" w:styleId="Style15">
+  <w:style w:type="paragraph" w:styleId="Style18">
     <w:name w:val="Указатель"/>
-    <w:basedOn w:val="Normal"/>
-    <w:qFormat/>
-    <w:pPr>
-      <w:suppressLineNumbers/>
-    </w:pPr>
-    <w:rPr>
-      <w:rFonts w:cs="Arial"/>
-    </w:rPr>
-  </w:style>
-  <w:style w:type="paragraph" w:styleId="user4">
-    <w:name w:val="Заголовок (user)"/>
-    <w:basedOn w:val="Normal"/>
-    <w:next w:val="BodyText"/>
-    <w:qFormat/>
-    <w:pPr>
-      <w:keepNext w:val="true"/>
-      <w:spacing w:before="240" w:after="120"/>
-    </w:pPr>
-    <w:rPr>
-      <w:rFonts w:ascii="Liberation Sans" w:hAnsi="Liberation Sans" w:eastAsia="Microsoft YaHei" w:cs="Lucida Sans"/>
-      <w:sz w:val="28"/>
-      <w:szCs w:val="28"/>
-    </w:rPr>
-  </w:style>
-  <w:style w:type="paragraph" w:styleId="user5">
-    <w:name w:val="Указатель (user)"/>
     <w:basedOn w:val="Normal"/>
     <w:qFormat/>
     <w:pPr>
@@ -4120,7 +10789,7 @@
       <w:szCs w:val="56"/>
     </w:rPr>
   </w:style>
-  <w:style w:type="paragraph" w:styleId="caption1">
+  <w:style w:type="paragraph" w:styleId="Caption1">
     <w:name w:val="caption1"/>
     <w:basedOn w:val="Normal"/>
     <w:qFormat/>
@@ -4136,14 +10805,14 @@
       <w:szCs w:val="24"/>
     </w:rPr>
   </w:style>
-  <w:style w:type="paragraph" w:styleId="indexheading1">
+  <w:style w:type="paragraph" w:styleId="Indexheading1">
     <w:name w:val="index heading1"/>
     <w:basedOn w:val="Title"/>
     <w:qFormat/>
     <w:pPr/>
     <w:rPr/>
   </w:style>
-  <w:style w:type="paragraph" w:styleId="caption11" w:customStyle="1">
+  <w:style w:type="paragraph" w:styleId="Caption11" w:customStyle="1">
     <w:name w:val="caption11"/>
     <w:basedOn w:val="Normal"/>
     <w:qFormat/>
@@ -4159,7 +10828,14 @@
       <w:szCs w:val="24"/>
     </w:rPr>
   </w:style>
-  <w:style w:type="paragraph" w:styleId="caption111" w:customStyle="1">
+  <w:style w:type="paragraph" w:styleId="Indexheading11" w:customStyle="1">
+    <w:name w:val="index heading11"/>
+    <w:basedOn w:val="Title"/>
+    <w:qFormat/>
+    <w:pPr/>
+    <w:rPr/>
+  </w:style>
+  <w:style w:type="paragraph" w:styleId="Caption111" w:customStyle="1">
     <w:name w:val="caption111"/>
     <w:basedOn w:val="Normal"/>
     <w:qFormat/>
@@ -4175,15 +10851,70 @@
       <w:szCs w:val="24"/>
     </w:rPr>
   </w:style>
-  <w:style w:type="paragraph" w:styleId="indexheading11" w:customStyle="1">
-    <w:name w:val="index heading11"/>
+  <w:style w:type="paragraph" w:styleId="Caption1111" w:customStyle="1">
+    <w:name w:val="caption1111"/>
+    <w:basedOn w:val="Normal"/>
+    <w:qFormat/>
+    <w:pPr>
+      <w:suppressLineNumbers/>
+      <w:spacing w:before="120" w:after="120"/>
+    </w:pPr>
+    <w:rPr>
+      <w:rFonts w:cs="Lucida Sans"/>
+      <w:i/>
+      <w:iCs/>
+      <w:sz w:val="24"/>
+      <w:szCs w:val="24"/>
+    </w:rPr>
+  </w:style>
+  <w:style w:type="paragraph" w:styleId="Indexheading111" w:customStyle="1">
+    <w:name w:val="index heading111"/>
     <w:basedOn w:val="Title"/>
     <w:qFormat/>
     <w:pPr/>
     <w:rPr/>
   </w:style>
-  <w:style w:type="paragraph" w:styleId="caption1111" w:customStyle="1">
-    <w:name w:val="caption1111"/>
+  <w:style w:type="paragraph" w:styleId="Caption11111" w:customStyle="1">
+    <w:name w:val="caption11111"/>
+    <w:basedOn w:val="Normal"/>
+    <w:qFormat/>
+    <w:pPr>
+      <w:suppressLineNumbers/>
+      <w:spacing w:before="120" w:after="120"/>
+    </w:pPr>
+    <w:rPr>
+      <w:rFonts w:cs="Lucida Sans"/>
+      <w:i/>
+      <w:iCs/>
+      <w:sz w:val="24"/>
+      <w:szCs w:val="24"/>
+    </w:rPr>
+  </w:style>
+  <w:style w:type="paragraph" w:styleId="Caption111111" w:customStyle="1">
+    <w:name w:val="caption111111"/>
+    <w:basedOn w:val="Normal"/>
+    <w:qFormat/>
+    <w:pPr>
+      <w:suppressLineNumbers/>
+      <w:spacing w:before="120" w:after="120"/>
+    </w:pPr>
+    <w:rPr>
+      <w:rFonts w:cs="Lucida Sans"/>
+      <w:i/>
+      <w:iCs/>
+      <w:sz w:val="24"/>
+      <w:szCs w:val="24"/>
+    </w:rPr>
+  </w:style>
+  <w:style w:type="paragraph" w:styleId="Indexheading1111" w:customStyle="1">
+    <w:name w:val="index heading1111"/>
+    <w:basedOn w:val="Title"/>
+    <w:qFormat/>
+    <w:pPr/>
+    <w:rPr/>
+  </w:style>
+  <w:style w:type="paragraph" w:styleId="Caption1111111" w:customStyle="1">
+    <w:name w:val="caption1111111"/>
     <w:basedOn w:val="Normal"/>
     <w:qFormat/>
     <w:pPr>
@@ -4198,15 +10929,15 @@
       <w:szCs w:val="24"/>
     </w:rPr>
   </w:style>
-  <w:style w:type="paragraph" w:styleId="indexheading111" w:customStyle="1">
-    <w:name w:val="index heading111"/>
+  <w:style w:type="paragraph" w:styleId="Indexheading11111" w:customStyle="1">
+    <w:name w:val="index heading11111"/>
     <w:basedOn w:val="Normal"/>
     <w:qFormat/>
     <w:pPr/>
     <w:rPr/>
   </w:style>
   <w:style w:type="paragraph" w:styleId="TOC1">
-    <w:name w:val="toc 1"/>
+    <w:name w:val="TOC 1"/>
     <w:basedOn w:val="Normal"/>
     <w:next w:val="Normal"/>
     <w:autoRedefine/>
@@ -4217,21 +10948,14 @@
     </w:pPr>
     <w:rPr/>
   </w:style>
-  <w:style w:type="paragraph" w:styleId="Style16" w:customStyle="1">
+  <w:style w:type="paragraph" w:styleId="Style19" w:customStyle="1">
     <w:name w:val="Колонтитул"/>
     <w:basedOn w:val="Normal"/>
     <w:qFormat/>
     <w:pPr/>
     <w:rPr/>
   </w:style>
-  <w:style w:type="paragraph" w:styleId="user6" w:customStyle="1">
-    <w:name w:val="Колонтитулы (user)"/>
-    <w:basedOn w:val="Normal"/>
-    <w:qFormat/>
-    <w:pPr/>
-    <w:rPr/>
-  </w:style>
-  <w:style w:type="paragraph" w:styleId="Style17">
+  <w:style w:type="paragraph" w:styleId="Style20" w:customStyle="1">
     <w:name w:val="Колонтитулы"/>
     <w:basedOn w:val="Normal"/>
     <w:qFormat/>
@@ -4239,7 +10963,7 @@
     <w:rPr/>
   </w:style>
   <w:style w:type="paragraph" w:styleId="Header">
-    <w:name w:val="header"/>
+    <w:name w:val="Header"/>
     <w:basedOn w:val="Normal"/>
     <w:link w:val="Style11"/>
     <w:uiPriority w:val="99"/>
@@ -4255,7 +10979,7 @@
     <w:rPr/>
   </w:style>
   <w:style w:type="paragraph" w:styleId="Footer">
-    <w:name w:val="footer"/>
+    <w:name w:val="Footer"/>
     <w:basedOn w:val="Normal"/>
     <w:link w:val="Style12"/>
     <w:uiPriority w:val="99"/>
@@ -4282,16 +11006,23 @@
     </w:pPr>
     <w:rPr/>
   </w:style>
-  <w:style w:type="paragraph" w:styleId="indexheading2" w:customStyle="1">
+  <w:style w:type="paragraph" w:styleId="Indexheading2" w:customStyle="1">
     <w:name w:val="index heading2"/>
     <w:basedOn w:val="Title"/>
     <w:qFormat/>
     <w:pPr/>
     <w:rPr/>
   </w:style>
+  <w:style w:type="paragraph" w:styleId="Indexheading3" w:customStyle="1">
+    <w:name w:val="index heading3"/>
+    <w:basedOn w:val="Title"/>
+    <w:qFormat/>
+    <w:pPr/>
+    <w:rPr/>
+  </w:style>
   <w:style w:type="paragraph" w:styleId="IndexHeading">
-    <w:name w:val="index heading"/>
-    <w:basedOn w:val="user4"/>
+    <w:name w:val="Index Heading"/>
+    <w:basedOn w:val="Style17"/>
     <w:pPr/>
     <w:rPr/>
   </w:style>
@@ -4311,9 +11042,9 @@
       <w:lang w:val="en-US"/>
     </w:rPr>
   </w:style>
-  <w:style w:type="paragraph" w:styleId="user7" w:customStyle="1">
-    <w:name w:val="Рисунок (user)"/>
-    <w:basedOn w:val="caption1111"/>
+  <w:style w:type="paragraph" w:styleId="Style21" w:customStyle="1">
+    <w:name w:val="Рисунок"/>
+    <w:basedOn w:val="Caption1111111"/>
     <w:qFormat/>
     <w:pPr/>
     <w:rPr>
@@ -4323,15 +11054,15 @@
       <w:szCs w:val="28"/>
     </w:rPr>
   </w:style>
-  <w:style w:type="paragraph" w:styleId="user8" w:customStyle="1">
-    <w:name w:val="Содержимое врезки (user)"/>
+  <w:style w:type="paragraph" w:styleId="Style22" w:customStyle="1">
+    <w:name w:val="Содержимое врезки"/>
     <w:basedOn w:val="Normal"/>
     <w:qFormat/>
     <w:pPr/>
     <w:rPr/>
   </w:style>
-  <w:style w:type="paragraph" w:styleId="user9" w:customStyle="1">
-    <w:name w:val="Содержимое таблицы (user)"/>
+  <w:style w:type="paragraph" w:styleId="Style23" w:customStyle="1">
+    <w:name w:val="Содержимое таблицы"/>
     <w:basedOn w:val="Normal"/>
     <w:qFormat/>
     <w:pPr>
@@ -4340,9 +11071,9 @@
     </w:pPr>
     <w:rPr/>
   </w:style>
-  <w:style w:type="paragraph" w:styleId="user10" w:customStyle="1">
-    <w:name w:val="Заголовок таблицы (user)"/>
-    <w:basedOn w:val="user9"/>
+  <w:style w:type="paragraph" w:styleId="Style24" w:customStyle="1">
+    <w:name w:val="Заголовок таблицы"/>
+    <w:basedOn w:val="Style23"/>
     <w:qFormat/>
     <w:pPr>
       <w:jc w:val="center"/>
@@ -4352,22 +11083,22 @@
       <w:bCs/>
     </w:rPr>
   </w:style>
-  <w:style w:type="paragraph" w:styleId="user11" w:customStyle="1">
-    <w:name w:val="Фигура (user)"/>
-    <w:basedOn w:val="caption1111"/>
+  <w:style w:type="paragraph" w:styleId="Style25" w:customStyle="1">
+    <w:name w:val="Фигура"/>
+    <w:basedOn w:val="Caption1111111"/>
     <w:qFormat/>
     <w:pPr/>
     <w:rPr/>
   </w:style>
-  <w:style w:type="paragraph" w:styleId="Style18" w:customStyle="1">
+  <w:style w:type="paragraph" w:styleId="Style26" w:customStyle="1">
     <w:name w:val="График"/>
-    <w:basedOn w:val="caption1111"/>
+    <w:basedOn w:val="Caption1111111"/>
     <w:qFormat/>
     <w:pPr/>
     <w:rPr/>
   </w:style>
   <w:style w:type="paragraph" w:styleId="TOC2">
-    <w:name w:val="toc 2"/>
+    <w:name w:val="TOC 2"/>
     <w:basedOn w:val="Normal"/>
     <w:uiPriority w:val="39"/>
     <w:pPr>
@@ -4380,7 +11111,7 @@
     <w:rPr/>
   </w:style>
   <w:style w:type="paragraph" w:styleId="TOC3">
-    <w:name w:val="toc 3"/>
+    <w:name w:val="TOC 3"/>
     <w:basedOn w:val="Normal"/>
     <w:pPr>
       <w:tabs>
@@ -4391,22 +11122,15 @@
     </w:pPr>
     <w:rPr/>
   </w:style>
-  <w:style w:type="paragraph" w:styleId="Style19">
-    <w:name w:val="Содержимое врезки"/>
-    <w:basedOn w:val="Normal"/>
-    <w:qFormat/>
-    <w:pPr/>
-    <w:rPr/>
-  </w:style>
-  <w:style w:type="numbering" w:styleId="Style20" w:default="1">
-    <w:name w:val="Без списка"/>
+  <w:style w:type="numbering" w:styleId="NoList" w:default="1">
+    <w:name w:val="No List"/>
     <w:uiPriority w:val="99"/>
     <w:semiHidden/>
     <w:unhideWhenUsed/>
     <w:qFormat/>
   </w:style>
-  <w:style w:type="numbering" w:styleId="user12" w:customStyle="1">
-    <w:name w:val="Без списка (user)"/>
+  <w:style w:type="numbering" w:styleId="Style27" w:customStyle="1">
+    <w:name w:val="Без списка"/>
     <w:uiPriority w:val="99"/>
     <w:semiHidden/>
     <w:unhideWhenUsed/>
